--- a/electron/database/generate-document/templates/party-invoice-sq-mt.docx
+++ b/electron/database/generate-document/templates/party-invoice-sq-mt.docx
@@ -103,25 +103,7 @@
                 <w:sz w:val="20"/>
                 <w:szCs w:val="20"/>
               </w:rPr>
-              <w:t>{#</w:t>
-            </w:r>
-            <w:proofErr w:type="gramStart"/>
-            <w:r>
-              <w:rPr>
-                <w:rFonts w:cstheme="minorHAnsi"/>
-                <w:sz w:val="20"/>
-                <w:szCs w:val="20"/>
-              </w:rPr>
-              <w:t>companyData}{</w:t>
-            </w:r>
-            <w:proofErr w:type="gramEnd"/>
-            <w:r>
-              <w:rPr>
-                <w:rFonts w:cstheme="minorHAnsi"/>
-                <w:sz w:val="20"/>
-                <w:szCs w:val="20"/>
-              </w:rPr>
-              <w:t>companyName}</w:t>
+              <w:t>{#companyData}{companyName}</w:t>
             </w:r>
           </w:p>
           <w:p>
@@ -139,160 +121,7 @@
                 <w:sz w:val="20"/>
                 <w:szCs w:val="20"/>
               </w:rPr>
-              <w:t xml:space="preserve">{companyAddressLine1} </w:t>
-            </w:r>
-            <w:proofErr w:type="gramStart"/>
-            <w:r>
-              <w:rPr>
-                <w:rFonts w:cstheme="minorHAnsi"/>
-                <w:bCs/>
-                <w:sz w:val="20"/>
-                <w:szCs w:val="20"/>
-              </w:rPr>
-              <w:t xml:space="preserve">   {</w:t>
-            </w:r>
-            <w:proofErr w:type="gramEnd"/>
-            <w:r>
-              <w:rPr>
-                <w:rFonts w:cstheme="minorHAnsi"/>
-                <w:bCs/>
-                <w:sz w:val="20"/>
-                <w:szCs w:val="20"/>
-              </w:rPr>
-              <w:t>companyAddressLine2</w:t>
-            </w:r>
-            <w:proofErr w:type="gramStart"/>
-            <w:r>
-              <w:rPr>
-                <w:rFonts w:cstheme="minorHAnsi"/>
-                <w:bCs/>
-                <w:sz w:val="20"/>
-                <w:szCs w:val="20"/>
-              </w:rPr>
-              <w:t>},      {</w:t>
-            </w:r>
-            <w:proofErr w:type="spellStart"/>
-            <w:r>
-              <w:rPr>
-                <w:rFonts w:cstheme="minorHAnsi"/>
-                <w:bCs/>
-                <w:sz w:val="20"/>
-                <w:szCs w:val="20"/>
-              </w:rPr>
-              <w:t>companyCity</w:t>
-            </w:r>
-            <w:proofErr w:type="spellEnd"/>
-            <w:r>
-              <w:rPr>
-                <w:rFonts w:cstheme="minorHAnsi"/>
-                <w:bCs/>
-                <w:sz w:val="20"/>
-                <w:szCs w:val="20"/>
-              </w:rPr>
-              <w:t xml:space="preserve">}   </w:t>
-            </w:r>
-            <w:proofErr w:type="gramEnd"/>
-            <w:r>
-              <w:rPr>
-                <w:rFonts w:cstheme="minorHAnsi"/>
-                <w:bCs/>
-                <w:sz w:val="20"/>
-                <w:szCs w:val="20"/>
-              </w:rPr>
-              <w:t xml:space="preserve"> {</w:t>
-            </w:r>
-            <w:proofErr w:type="spellStart"/>
-            <w:proofErr w:type="gramStart"/>
-            <w:r>
-              <w:rPr>
-                <w:rFonts w:cstheme="minorHAnsi"/>
-                <w:bCs/>
-                <w:sz w:val="20"/>
-                <w:szCs w:val="20"/>
-              </w:rPr>
-              <w:t>companyPostalCode</w:t>
-            </w:r>
-            <w:proofErr w:type="spellEnd"/>
-            <w:r>
-              <w:rPr>
-                <w:rFonts w:cstheme="minorHAnsi"/>
-                <w:bCs/>
-                <w:sz w:val="20"/>
-                <w:szCs w:val="20"/>
-              </w:rPr>
-              <w:t xml:space="preserve">}   </w:t>
-            </w:r>
-            <w:proofErr w:type="gramEnd"/>
-            <w:r>
-              <w:rPr>
-                <w:rFonts w:cstheme="minorHAnsi"/>
-                <w:bCs/>
-                <w:sz w:val="20"/>
-                <w:szCs w:val="20"/>
-              </w:rPr>
-              <w:t>{</w:t>
-            </w:r>
-            <w:proofErr w:type="spellStart"/>
-            <w:proofErr w:type="gramStart"/>
-            <w:r>
-              <w:rPr>
-                <w:rFonts w:cstheme="minorHAnsi"/>
-                <w:bCs/>
-                <w:sz w:val="20"/>
-                <w:szCs w:val="20"/>
-              </w:rPr>
-              <w:t>companyState</w:t>
-            </w:r>
-            <w:proofErr w:type="spellEnd"/>
-            <w:r>
-              <w:rPr>
-                <w:rFonts w:cstheme="minorHAnsi"/>
-                <w:bCs/>
-                <w:sz w:val="20"/>
-                <w:szCs w:val="20"/>
-              </w:rPr>
-              <w:t xml:space="preserve">}   </w:t>
-            </w:r>
-            <w:proofErr w:type="gramEnd"/>
-            <w:r>
-              <w:rPr>
-                <w:rFonts w:cstheme="minorHAnsi"/>
-                <w:bCs/>
-                <w:sz w:val="20"/>
-                <w:szCs w:val="20"/>
-              </w:rPr>
-              <w:t xml:space="preserve"> {</w:t>
-            </w:r>
-            <w:proofErr w:type="spellStart"/>
-            <w:r>
-              <w:rPr>
-                <w:rFonts w:cstheme="minorHAnsi"/>
-                <w:bCs/>
-                <w:sz w:val="20"/>
-                <w:szCs w:val="20"/>
-              </w:rPr>
-              <w:t>companyCountry</w:t>
-            </w:r>
-            <w:proofErr w:type="spellEnd"/>
-            <w:proofErr w:type="gramStart"/>
-            <w:r>
-              <w:rPr>
-                <w:rFonts w:cstheme="minorHAnsi"/>
-                <w:bCs/>
-                <w:sz w:val="20"/>
-                <w:szCs w:val="20"/>
-              </w:rPr>
-              <w:t>}{</w:t>
-            </w:r>
-            <w:proofErr w:type="gramEnd"/>
-            <w:r>
-              <w:rPr>
-                <w:rFonts w:cstheme="minorHAnsi"/>
-                <w:bCs/>
-                <w:sz w:val="20"/>
-                <w:szCs w:val="20"/>
-              </w:rPr>
-              <w:t>/}</w:t>
+              <w:t>{companyAddressLine1}    {companyAddressLine2},      {companyCity}    {companyPostalCode}   {companyState}    {companyCountry}{/}</w:t>
             </w:r>
           </w:p>
         </w:tc>
@@ -325,14 +154,12 @@
               </w:rPr>
               <w:t>{</w:t>
             </w:r>
-            <w:proofErr w:type="spellStart"/>
             <w:r>
               <w:rPr>
                 <w:rFonts w:cstheme="minorHAnsi"/>
               </w:rPr>
               <w:t>modifyInvNo</w:t>
             </w:r>
-            <w:proofErr w:type="spellEnd"/>
             <w:r>
               <w:rPr>
                 <w:rFonts w:cstheme="minorHAnsi"/>
@@ -374,14 +201,12 @@
               </w:rPr>
               <w:t>{</w:t>
             </w:r>
-            <w:proofErr w:type="spellStart"/>
             <w:r>
               <w:rPr>
                 <w:rFonts w:cstheme="minorHAnsi"/>
               </w:rPr>
               <w:t>invoiceDate</w:t>
             </w:r>
-            <w:proofErr w:type="spellEnd"/>
             <w:r>
               <w:rPr>
                 <w:rFonts w:cstheme="minorHAnsi"/>
@@ -461,14 +286,12 @@
               </w:rPr>
               <w:t>{</w:t>
             </w:r>
-            <w:proofErr w:type="spellStart"/>
             <w:r>
               <w:rPr>
                 <w:rFonts w:cstheme="minorHAnsi"/>
               </w:rPr>
               <w:t>buyersOrderNo</w:t>
             </w:r>
-            <w:proofErr w:type="spellEnd"/>
             <w:r>
               <w:rPr>
                 <w:rFonts w:cstheme="minorHAnsi"/>
@@ -511,14 +334,12 @@
               </w:rPr>
               <w:t>{</w:t>
             </w:r>
-            <w:proofErr w:type="spellStart"/>
             <w:r>
               <w:rPr>
                 <w:rFonts w:cstheme="minorHAnsi"/>
               </w:rPr>
               <w:t>orderDate</w:t>
             </w:r>
-            <w:proofErr w:type="spellEnd"/>
             <w:r>
               <w:rPr>
                 <w:rFonts w:cstheme="minorHAnsi"/>
@@ -583,7 +404,6 @@
               </w:rPr>
               <w:t>{</w:t>
             </w:r>
-            <w:proofErr w:type="spellStart"/>
             <w:r>
               <w:rPr>
                 <w:rFonts w:cstheme="minorHAnsi"/>
@@ -592,7 +412,6 @@
               </w:rPr>
               <w:t>consigneeName</w:t>
             </w:r>
-            <w:proofErr w:type="spellEnd"/>
             <w:r>
               <w:rPr>
                 <w:rFonts w:cstheme="minorHAnsi"/>
@@ -618,7 +437,6 @@
               </w:rPr>
               <w:t>{</w:t>
             </w:r>
-            <w:proofErr w:type="spellStart"/>
             <w:r>
               <w:rPr>
                 <w:rFonts w:cstheme="minorHAnsi"/>
@@ -627,7 +445,6 @@
               </w:rPr>
               <w:t>consigneeAddress</w:t>
             </w:r>
-            <w:proofErr w:type="spellEnd"/>
             <w:r>
               <w:rPr>
                 <w:rFonts w:cstheme="minorHAnsi"/>
@@ -636,7 +453,6 @@
               </w:rPr>
               <w:t>} {</w:t>
             </w:r>
-            <w:proofErr w:type="spellStart"/>
             <w:r>
               <w:rPr>
                 <w:rFonts w:cstheme="minorHAnsi"/>
@@ -645,7 +461,6 @@
               </w:rPr>
               <w:t>consigneeCity</w:t>
             </w:r>
-            <w:proofErr w:type="spellEnd"/>
             <w:r>
               <w:rPr>
                 <w:rFonts w:cstheme="minorHAnsi"/>
@@ -654,7 +469,6 @@
               </w:rPr>
               <w:t>} {</w:t>
             </w:r>
-            <w:proofErr w:type="spellStart"/>
             <w:r>
               <w:rPr>
                 <w:rFonts w:cstheme="minorHAnsi"/>
@@ -663,7 +477,6 @@
               </w:rPr>
               <w:t>consigneeState</w:t>
             </w:r>
-            <w:proofErr w:type="spellEnd"/>
             <w:r>
               <w:rPr>
                 <w:rFonts w:cstheme="minorHAnsi"/>
@@ -689,7 +502,6 @@
               </w:rPr>
               <w:t>{</w:t>
             </w:r>
-            <w:proofErr w:type="spellStart"/>
             <w:r>
               <w:rPr>
                 <w:rFonts w:cstheme="minorHAnsi"/>
@@ -698,7 +510,6 @@
               </w:rPr>
               <w:t>consigneeCountry</w:t>
             </w:r>
-            <w:proofErr w:type="spellEnd"/>
             <w:r>
               <w:rPr>
                 <w:rFonts w:cstheme="minorHAnsi"/>
@@ -707,7 +518,6 @@
               </w:rPr>
               <w:t>} {</w:t>
             </w:r>
-            <w:proofErr w:type="spellStart"/>
             <w:r>
               <w:rPr>
                 <w:rFonts w:cstheme="minorHAnsi"/>
@@ -716,7 +526,6 @@
               </w:rPr>
               <w:t>consigneeZip</w:t>
             </w:r>
-            <w:proofErr w:type="spellEnd"/>
             <w:r>
               <w:rPr>
                 <w:rFonts w:cstheme="minorHAnsi"/>
@@ -724,6 +533,146 @@
                 <w:szCs w:val="20"/>
               </w:rPr>
               <w:t>}</w:t>
+            </w:r>
+          </w:p>
+          <w:p>
+            <w:pPr>
+              <w:rPr>
+                <w:rFonts w:cstheme="minorHAnsi"/>
+                <w:sz w:val="20"/>
+                <w:szCs w:val="20"/>
+              </w:rPr>
+            </w:pPr>
+            <w:r>
+              <w:rPr>
+                <w:rFonts w:cstheme="minorHAnsi"/>
+                <w:sz w:val="20"/>
+                <w:szCs w:val="20"/>
+              </w:rPr>
+              <w:t>{#</w:t>
+            </w:r>
+            <w:r>
+              <w:rPr>
+                <w:rFonts w:cstheme="minorHAnsi"/>
+                <w:sz w:val="20"/>
+                <w:szCs w:val="20"/>
+              </w:rPr>
+              <w:t>notifyName</w:t>
+            </w:r>
+            <w:r>
+              <w:rPr>
+                <w:rFonts w:cstheme="minorHAnsi"/>
+                <w:sz w:val="20"/>
+                <w:szCs w:val="20"/>
+              </w:rPr>
+              <w:t>}{#</w:t>
+            </w:r>
+            <w:r>
+              <w:rPr>
+                <w:rFonts w:cstheme="minorHAnsi"/>
+                <w:sz w:val="20"/>
+                <w:szCs w:val="20"/>
+              </w:rPr>
+              <w:t>notifyAddress</w:t>
+            </w:r>
+            <w:r>
+              <w:rPr>
+                <w:rFonts w:cstheme="minorHAnsi"/>
+                <w:sz w:val="20"/>
+                <w:szCs w:val="20"/>
+              </w:rPr>
+              <w:t>}</w:t>
+            </w:r>
+          </w:p>
+          <w:p>
+            <w:pPr>
+              <w:rPr>
+                <w:rFonts w:cstheme="minorHAnsi"/>
+                <w:sz w:val="20"/>
+                <w:szCs w:val="20"/>
+              </w:rPr>
+            </w:pPr>
+            <w:r>
+              <w:rPr>
+                <w:rFonts w:cstheme="minorHAnsi"/>
+                <w:sz w:val="20"/>
+                <w:szCs w:val="20"/>
+              </w:rPr>
+              <w:t>NOTIFY</w:t>
+            </w:r>
+            <w:r>
+              <w:rPr>
+                <w:rFonts w:cstheme="minorHAnsi"/>
+                <w:sz w:val="20"/>
+                <w:szCs w:val="20"/>
+              </w:rPr>
+              <w:t xml:space="preserve"> – </w:t>
+            </w:r>
+          </w:p>
+          <w:p>
+            <w:pPr>
+              <w:rPr>
+                <w:rFonts w:cstheme="minorHAnsi"/>
+                <w:sz w:val="20"/>
+                <w:szCs w:val="20"/>
+              </w:rPr>
+            </w:pPr>
+            <w:r>
+              <w:rPr>
+                <w:rFonts w:cstheme="minorHAnsi"/>
+                <w:sz w:val="20"/>
+                <w:szCs w:val="20"/>
+              </w:rPr>
+              <w:t>{</w:t>
+            </w:r>
+            <w:r>
+              <w:rPr>
+                <w:rFonts w:cstheme="minorHAnsi"/>
+                <w:sz w:val="20"/>
+                <w:szCs w:val="20"/>
+              </w:rPr>
+              <w:t>notifyName</w:t>
+            </w:r>
+            <w:r>
+              <w:rPr>
+                <w:rFonts w:cstheme="minorHAnsi"/>
+                <w:sz w:val="20"/>
+                <w:szCs w:val="20"/>
+              </w:rPr>
+              <w:t xml:space="preserve">} </w:t>
+            </w:r>
+          </w:p>
+          <w:p>
+            <w:pPr>
+              <w:rPr>
+                <w:rFonts w:cstheme="minorHAnsi"/>
+                <w:sz w:val="20"/>
+                <w:szCs w:val="20"/>
+              </w:rPr>
+            </w:pPr>
+            <w:r>
+              <w:rPr>
+                <w:rFonts w:cstheme="minorHAnsi"/>
+                <w:sz w:val="20"/>
+                <w:szCs w:val="20"/>
+              </w:rPr>
+              <w:t>{</w:t>
+            </w:r>
+            <w:r>
+              <w:rPr>
+                <w:rFonts w:cstheme="minorHAnsi"/>
+                <w:sz w:val="20"/>
+                <w:szCs w:val="20"/>
+              </w:rPr>
+              <w:t>notifyAddress</w:t>
+            </w:r>
+            <w:r>
+              <w:rPr>
+                <w:rFonts w:cstheme="minorHAnsi"/>
+                <w:sz w:val="20"/>
+                <w:szCs w:val="20"/>
+              </w:rPr>
+              <w:t>}{/}{/}</w:t>
             </w:r>
           </w:p>
         </w:tc>
@@ -769,7 +718,6 @@
               </w:rPr>
               <w:t>{</w:t>
             </w:r>
-            <w:proofErr w:type="spellStart"/>
             <w:r>
               <w:rPr>
                 <w:rFonts w:cstheme="minorHAnsi"/>
@@ -778,7 +726,6 @@
               </w:rPr>
               <w:t>buyerName</w:t>
             </w:r>
-            <w:proofErr w:type="spellEnd"/>
             <w:r>
               <w:rPr>
                 <w:rFonts w:cstheme="minorHAnsi"/>
@@ -804,7 +751,6 @@
               </w:rPr>
               <w:t>{</w:t>
             </w:r>
-            <w:proofErr w:type="spellStart"/>
             <w:r>
               <w:rPr>
                 <w:rFonts w:cstheme="minorHAnsi"/>
@@ -813,7 +759,6 @@
               </w:rPr>
               <w:t>buyerAddress</w:t>
             </w:r>
-            <w:proofErr w:type="spellEnd"/>
             <w:r>
               <w:rPr>
                 <w:rFonts w:cstheme="minorHAnsi"/>
@@ -822,7 +767,6 @@
               </w:rPr>
               <w:t>} {</w:t>
             </w:r>
-            <w:proofErr w:type="spellStart"/>
             <w:r>
               <w:rPr>
                 <w:rFonts w:cstheme="minorHAnsi"/>
@@ -831,7 +775,6 @@
               </w:rPr>
               <w:t>buyerCity</w:t>
             </w:r>
-            <w:proofErr w:type="spellEnd"/>
             <w:r>
               <w:rPr>
                 <w:rFonts w:cstheme="minorHAnsi"/>
@@ -840,7 +783,6 @@
               </w:rPr>
               <w:t>} {</w:t>
             </w:r>
-            <w:proofErr w:type="spellStart"/>
             <w:r>
               <w:rPr>
                 <w:rFonts w:cstheme="minorHAnsi"/>
@@ -849,7 +791,6 @@
               </w:rPr>
               <w:t>buyerState</w:t>
             </w:r>
-            <w:proofErr w:type="spellEnd"/>
             <w:r>
               <w:rPr>
                 <w:rFonts w:cstheme="minorHAnsi"/>
@@ -875,7 +816,6 @@
               </w:rPr>
               <w:t>{</w:t>
             </w:r>
-            <w:proofErr w:type="spellStart"/>
             <w:r>
               <w:rPr>
                 <w:rFonts w:cstheme="minorHAnsi"/>
@@ -884,7 +824,6 @@
               </w:rPr>
               <w:t>buyerCountry</w:t>
             </w:r>
-            <w:proofErr w:type="spellEnd"/>
             <w:r>
               <w:rPr>
                 <w:rFonts w:cstheme="minorHAnsi"/>
@@ -893,7 +832,6 @@
               </w:rPr>
               <w:t>} {</w:t>
             </w:r>
-            <w:proofErr w:type="spellStart"/>
             <w:r>
               <w:rPr>
                 <w:rFonts w:cstheme="minorHAnsi"/>
@@ -902,7 +840,6 @@
               </w:rPr>
               <w:t>buyerZip</w:t>
             </w:r>
-            <w:proofErr w:type="spellEnd"/>
             <w:r>
               <w:rPr>
                 <w:rFonts w:cstheme="minorHAnsi"/>
@@ -974,7 +911,6 @@
               </w:rPr>
               <w:t>{</w:t>
             </w:r>
-            <w:proofErr w:type="spellStart"/>
             <w:r>
               <w:rPr>
                 <w:rFonts w:cstheme="minorHAnsi"/>
@@ -983,7 +919,6 @@
               </w:rPr>
               <w:t>originOfGoods</w:t>
             </w:r>
-            <w:proofErr w:type="spellEnd"/>
             <w:r>
               <w:rPr>
                 <w:rFonts w:cstheme="minorHAnsi"/>
@@ -1035,7 +970,6 @@
               </w:rPr>
               <w:t>{</w:t>
             </w:r>
-            <w:proofErr w:type="spellStart"/>
             <w:r>
               <w:rPr>
                 <w:rFonts w:cstheme="minorHAnsi"/>
@@ -1044,7 +978,6 @@
               </w:rPr>
               <w:t>finalDestination</w:t>
             </w:r>
-            <w:proofErr w:type="spellEnd"/>
             <w:r>
               <w:rPr>
                 <w:rFonts w:cstheme="minorHAnsi"/>
@@ -1121,7 +1054,6 @@
               </w:rPr>
               <w:t>{</w:t>
             </w:r>
-            <w:proofErr w:type="spellStart"/>
             <w:r>
               <w:rPr>
                 <w:rFonts w:cstheme="minorHAnsi"/>
@@ -1130,7 +1062,6 @@
               </w:rPr>
               <w:t>termOfDeliveryAndPayment</w:t>
             </w:r>
-            <w:proofErr w:type="spellEnd"/>
             <w:r>
               <w:rPr>
                 <w:rFonts w:cstheme="minorHAnsi"/>
@@ -1167,7 +1098,6 @@
                 <w:szCs w:val="20"/>
               </w:rPr>
             </w:pPr>
-            <w:proofErr w:type="spellStart"/>
             <w:r>
               <w:rPr>
                 <w:rFonts w:ascii="SansSerif" w:hAnsi="SansSerif" w:cs="SansSerif"/>
@@ -1175,17 +1105,7 @@
                 <w:sz w:val="20"/>
                 <w:szCs w:val="20"/>
               </w:rPr>
-              <w:t>Precarriage</w:t>
-            </w:r>
-            <w:proofErr w:type="spellEnd"/>
-            <w:r>
-              <w:rPr>
-                <w:rFonts w:ascii="SansSerif" w:hAnsi="SansSerif" w:cs="SansSerif"/>
-                <w:color w:val="000000"/>
-                <w:sz w:val="20"/>
-                <w:szCs w:val="20"/>
-              </w:rPr>
-              <w:t xml:space="preserve"> by:</w:t>
+              <w:t>Precarriage by:</w:t>
             </w:r>
           </w:p>
           <w:p>
@@ -1205,7 +1125,6 @@
               </w:rPr>
               <w:t>{</w:t>
             </w:r>
-            <w:proofErr w:type="spellStart"/>
             <w:r>
               <w:rPr>
                 <w:rFonts w:cstheme="minorHAnsi"/>
@@ -1214,7 +1133,6 @@
               </w:rPr>
               <w:t>precarriageBy</w:t>
             </w:r>
-            <w:proofErr w:type="spellEnd"/>
             <w:r>
               <w:rPr>
                 <w:rFonts w:cstheme="minorHAnsi"/>
@@ -1276,7 +1194,6 @@
               </w:rPr>
               <w:t>{</w:t>
             </w:r>
-            <w:proofErr w:type="spellStart"/>
             <w:r>
               <w:rPr>
                 <w:rFonts w:ascii="SansSerif" w:hAnsi="SansSerif" w:cs="SansSerif"/>
@@ -1286,7 +1203,6 @@
               </w:rPr>
               <w:t>placeOfReceipt</w:t>
             </w:r>
-            <w:proofErr w:type="spellEnd"/>
             <w:r>
               <w:rPr>
                 <w:rFonts w:ascii="SansSerif" w:hAnsi="SansSerif" w:cs="SansSerif"/>
@@ -1377,7 +1293,6 @@
               </w:rPr>
               <w:t>{</w:t>
             </w:r>
-            <w:proofErr w:type="spellStart"/>
             <w:r>
               <w:rPr>
                 <w:rFonts w:ascii="SansSerif" w:hAnsi="SansSerif" w:cs="SansSerif"/>
@@ -1387,7 +1302,6 @@
               </w:rPr>
               <w:t>vesselNo</w:t>
             </w:r>
-            <w:proofErr w:type="spellEnd"/>
             <w:r>
               <w:rPr>
                 <w:rFonts w:ascii="SansSerif" w:hAnsi="SansSerif" w:cs="SansSerif"/>
@@ -1450,7 +1364,6 @@
               </w:rPr>
               <w:t>{</w:t>
             </w:r>
-            <w:proofErr w:type="spellStart"/>
             <w:r>
               <w:rPr>
                 <w:rFonts w:ascii="SansSerif" w:hAnsi="SansSerif" w:cs="SansSerif"/>
@@ -1460,7 +1373,6 @@
               </w:rPr>
               <w:t>portOfLoading</w:t>
             </w:r>
-            <w:proofErr w:type="spellEnd"/>
             <w:r>
               <w:rPr>
                 <w:rFonts w:ascii="SansSerif" w:hAnsi="SansSerif" w:cs="SansSerif"/>
@@ -1546,7 +1458,6 @@
               </w:rPr>
               <w:t>{</w:t>
             </w:r>
-            <w:proofErr w:type="spellStart"/>
             <w:r>
               <w:rPr>
                 <w:rFonts w:ascii="SansSerif" w:hAnsi="SansSerif" w:cs="SansSerif"/>
@@ -1556,7 +1467,6 @@
               </w:rPr>
               <w:t>portOfDischarge</w:t>
             </w:r>
-            <w:proofErr w:type="spellEnd"/>
             <w:r>
               <w:rPr>
                 <w:rFonts w:ascii="SansSerif" w:hAnsi="SansSerif" w:cs="SansSerif"/>
@@ -1615,7 +1525,6 @@
               </w:rPr>
               <w:t>{</w:t>
             </w:r>
-            <w:proofErr w:type="spellStart"/>
             <w:r>
               <w:rPr>
                 <w:rFonts w:ascii="SansSerif" w:hAnsi="SansSerif" w:cs="SansSerif"/>
@@ -1625,7 +1534,6 @@
               </w:rPr>
               <w:t>finalDestination</w:t>
             </w:r>
-            <w:proofErr w:type="spellEnd"/>
             <w:r>
               <w:rPr>
                 <w:rFonts w:ascii="SansSerif" w:hAnsi="SansSerif" w:cs="SansSerif"/>
@@ -1696,7 +1604,6 @@
               </w:rPr>
               <w:t>{</w:t>
             </w:r>
-            <w:proofErr w:type="spellStart"/>
             <w:r>
               <w:rPr>
                 <w:rFonts w:cstheme="minorHAnsi"/>
@@ -1705,7 +1612,6 @@
               </w:rPr>
               <w:t>privateRemark</w:t>
             </w:r>
-            <w:proofErr w:type="spellEnd"/>
             <w:r>
               <w:rPr>
                 <w:rFonts w:cstheme="minorHAnsi"/>
@@ -2012,29 +1918,7 @@
                       <w:sz w:val="19"/>
                       <w:szCs w:val="19"/>
                     </w:rPr>
-                    <w:t>{</w:t>
-                  </w:r>
-                  <w:proofErr w:type="spellStart"/>
-                  <w:r>
-                    <w:rPr>
-                      <w:rFonts w:cstheme="minorHAnsi"/>
-                      <w:b/>
-                      <w:bCs/>
-                      <w:sz w:val="19"/>
-                      <w:szCs w:val="19"/>
-                    </w:rPr>
-                    <w:t>currencyChar</w:t>
-                  </w:r>
-                  <w:proofErr w:type="spellEnd"/>
-                  <w:r>
-                    <w:rPr>
-                      <w:rFonts w:cstheme="minorHAnsi"/>
-                      <w:b/>
-                      <w:bCs/>
-                      <w:sz w:val="19"/>
-                      <w:szCs w:val="19"/>
-                    </w:rPr>
-                    <w:t>}</w:t>
+                    <w:t>{currencyChar}</w:t>
                   </w:r>
                 </w:p>
               </w:tc>
@@ -2089,29 +1973,7 @@
                       <w:sz w:val="19"/>
                       <w:szCs w:val="19"/>
                     </w:rPr>
-                    <w:t>{</w:t>
-                  </w:r>
-                  <w:proofErr w:type="spellStart"/>
-                  <w:r>
-                    <w:rPr>
-                      <w:rFonts w:cstheme="minorHAnsi"/>
-                      <w:b/>
-                      <w:bCs/>
-                      <w:sz w:val="19"/>
-                      <w:szCs w:val="19"/>
-                    </w:rPr>
-                    <w:t>currencyChar</w:t>
-                  </w:r>
-                  <w:proofErr w:type="spellEnd"/>
-                  <w:r>
-                    <w:rPr>
-                      <w:rFonts w:cstheme="minorHAnsi"/>
-                      <w:b/>
-                      <w:bCs/>
-                      <w:sz w:val="19"/>
-                      <w:szCs w:val="19"/>
-                    </w:rPr>
-                    <w:t>}</w:t>
+                    <w:t>{currencyChar}</w:t>
                   </w:r>
                 </w:p>
               </w:tc>
@@ -2142,34 +2004,7 @@
                       <w:sz w:val="20"/>
                       <w:szCs w:val="20"/>
                     </w:rPr>
-                    <w:t>{#</w:t>
-                  </w:r>
-                  <w:proofErr w:type="gramStart"/>
-                  <w:r>
-                    <w:rPr>
-                      <w:rFonts w:cstheme="minorHAnsi"/>
-                      <w:sz w:val="20"/>
-                      <w:szCs w:val="20"/>
-                    </w:rPr>
-                    <w:t>IPItems}{</w:t>
-                  </w:r>
-                  <w:proofErr w:type="gramEnd"/>
-                  <w:r>
-                    <w:rPr>
-                      <w:rFonts w:cstheme="minorHAnsi"/>
-                      <w:sz w:val="20"/>
-                      <w:szCs w:val="20"/>
-                    </w:rPr>
-                    <w:t>#</w:t>
-                  </w:r>
-                  <w:proofErr w:type="gramStart"/>
-                  <w:r>
-                    <w:rPr>
-                      <w:rFonts w:cstheme="minorHAnsi"/>
-                      <w:sz w:val="20"/>
-                      <w:szCs w:val="20"/>
-                    </w:rPr>
-                    <w:t>showThickness}</w:t>
+                    <w:t>{#IPItems}{#showThickness}</w:t>
                   </w:r>
                   <w:r>
                     <w:rPr>
@@ -2179,18 +2014,7 @@
                       <w:sz w:val="20"/>
                       <w:szCs w:val="20"/>
                     </w:rPr>
-                    <w:t>{</w:t>
-                  </w:r>
-                  <w:proofErr w:type="gramEnd"/>
-                  <w:r>
-                    <w:rPr>
-                      <w:rFonts w:cstheme="minorHAnsi"/>
-                      <w:b/>
-                      <w:bCs/>
-                      <w:sz w:val="20"/>
-                      <w:szCs w:val="20"/>
-                    </w:rPr>
-                    <w:t>thicknessDetail</w:t>
+                    <w:t>{thicknessDetail</w:t>
                   </w:r>
                   <w:r>
                     <w:rPr>
@@ -2282,7 +2106,6 @@
                     </w:rPr>
                     <w:t>{</w:t>
                   </w:r>
-                  <w:proofErr w:type="spellStart"/>
                   <w:r>
                     <w:rPr>
                       <w:rFonts w:cstheme="minorHAnsi"/>
@@ -2293,8 +2116,6 @@
                     </w:rPr>
                     <w:t>extNotes</w:t>
                   </w:r>
-                  <w:proofErr w:type="spellEnd"/>
-                  <w:proofErr w:type="gramStart"/>
                   <w:r>
                     <w:rPr>
                       <w:rFonts w:cstheme="minorHAnsi"/>
@@ -2325,7 +2146,6 @@
                     </w:rPr>
                     <w:t>{</w:t>
                   </w:r>
-                  <w:proofErr w:type="gramEnd"/>
                   <w:r>
                     <w:rPr>
                       <w:rFonts w:cstheme="minorHAnsi"/>
@@ -2336,8 +2156,6 @@
                     </w:rPr>
                     <w:t>/</w:t>
                   </w:r>
-                  <w:proofErr w:type="spellStart"/>
-                  <w:proofErr w:type="gramStart"/>
                   <w:r>
                     <w:rPr>
                       <w:rFonts w:cstheme="minorHAnsi"/>
@@ -2348,7 +2166,6 @@
                     </w:rPr>
                     <w:t>extNotes</w:t>
                   </w:r>
-                  <w:proofErr w:type="spellEnd"/>
                   <w:r>
                     <w:rPr>
                       <w:rFonts w:cstheme="minorHAnsi"/>
@@ -2367,62 +2184,7 @@
                       <w:sz w:val="20"/>
                       <w:szCs w:val="20"/>
                     </w:rPr>
-                    <w:t xml:space="preserve">  {</w:t>
-                  </w:r>
-                  <w:proofErr w:type="gramEnd"/>
-                  <w:r>
-                    <w:rPr>
-                      <w:rFonts w:cstheme="minorHAnsi"/>
-                      <w:b/>
-                      <w:bCs/>
-                      <w:sz w:val="20"/>
-                      <w:szCs w:val="20"/>
-                    </w:rPr>
-                    <w:t>#fsc} – {</w:t>
-                  </w:r>
-                  <w:proofErr w:type="spellStart"/>
-                  <w:r>
-                    <w:rPr>
-                      <w:rFonts w:cstheme="minorHAnsi"/>
-                      <w:b/>
-                      <w:bCs/>
-                      <w:sz w:val="20"/>
-                      <w:szCs w:val="20"/>
-                    </w:rPr>
-                    <w:t>fsc</w:t>
-                  </w:r>
-                  <w:proofErr w:type="spellEnd"/>
-                  <w:r>
-                    <w:rPr>
-                      <w:rFonts w:cstheme="minorHAnsi"/>
-                      <w:b/>
-                      <w:bCs/>
-                      <w:sz w:val="20"/>
-                      <w:szCs w:val="20"/>
-                    </w:rPr>
-                    <w:t>}{/</w:t>
-                  </w:r>
-                  <w:proofErr w:type="spellStart"/>
-                  <w:r>
-                    <w:rPr>
-                      <w:rFonts w:cstheme="minorHAnsi"/>
-                      <w:b/>
-                      <w:bCs/>
-                      <w:sz w:val="20"/>
-                      <w:szCs w:val="20"/>
-                    </w:rPr>
-                    <w:t>fsc</w:t>
-                  </w:r>
-                  <w:proofErr w:type="spellEnd"/>
-                  <w:r>
-                    <w:rPr>
-                      <w:rFonts w:cstheme="minorHAnsi"/>
-                      <w:b/>
-                      <w:bCs/>
-                      <w:sz w:val="20"/>
-                      <w:szCs w:val="20"/>
-                    </w:rPr>
-                    <w:t>}</w:t>
+                    <w:t xml:space="preserve">  {#fsc} – {fsc}{/fsc}</w:t>
                   </w:r>
                 </w:p>
               </w:tc>
@@ -2523,61 +2285,7 @@
                       <w:sz w:val="18"/>
                       <w:szCs w:val="18"/>
                     </w:rPr>
-                    <w:t>{#</w:t>
-                  </w:r>
-                  <w:proofErr w:type="gramStart"/>
-                  <w:r>
-                    <w:rPr>
-                      <w:rFonts w:ascii="Arial" w:hAnsi="Arial" w:cs="Arial"/>
-                      <w:sz w:val="18"/>
-                      <w:szCs w:val="18"/>
-                    </w:rPr>
-                    <w:t>invoices}{</w:t>
-                  </w:r>
-                  <w:proofErr w:type="gramEnd"/>
-                  <w:r>
-                    <w:rPr>
-                      <w:rFonts w:ascii="Arial" w:hAnsi="Arial" w:cs="Arial"/>
-                      <w:sz w:val="18"/>
-                      <w:szCs w:val="18"/>
-                    </w:rPr>
-                    <w:t>containerFrom}{#containerTo} to {</w:t>
-                  </w:r>
-                  <w:proofErr w:type="spellStart"/>
-                  <w:r>
-                    <w:rPr>
-                      <w:rFonts w:ascii="Arial" w:hAnsi="Arial" w:cs="Arial"/>
-                      <w:sz w:val="18"/>
-                      <w:szCs w:val="18"/>
-                    </w:rPr>
-                    <w:t>containerTo</w:t>
-                  </w:r>
-                  <w:proofErr w:type="spellEnd"/>
-                  <w:r>
-                    <w:rPr>
-                      <w:rFonts w:ascii="Arial" w:hAnsi="Arial" w:cs="Arial"/>
-                      <w:sz w:val="18"/>
-                      <w:szCs w:val="18"/>
-                    </w:rPr>
-                    <w:t>}{/</w:t>
-                  </w:r>
-                  <w:proofErr w:type="spellStart"/>
-                  <w:r>
-                    <w:rPr>
-                      <w:rFonts w:ascii="Arial" w:hAnsi="Arial" w:cs="Arial"/>
-                      <w:sz w:val="18"/>
-                      <w:szCs w:val="18"/>
-                    </w:rPr>
-                    <w:t>containerTo</w:t>
-                  </w:r>
-                  <w:proofErr w:type="spellEnd"/>
-                  <w:r>
-                    <w:rPr>
-                      <w:rFonts w:ascii="Arial" w:hAnsi="Arial" w:cs="Arial"/>
-                      <w:sz w:val="18"/>
-                      <w:szCs w:val="18"/>
-                    </w:rPr>
-                    <w:t>}</w:t>
+                    <w:t>{#invoices}{containerFrom}{#containerTo} to {containerTo}{/containerTo}</w:t>
                   </w:r>
                 </w:p>
               </w:tc>
@@ -2606,45 +2314,7 @@
                       <w:sz w:val="18"/>
                       <w:szCs w:val="18"/>
                     </w:rPr>
-                    <w:t>{</w:t>
-                  </w:r>
-                  <w:proofErr w:type="spellStart"/>
-                  <w:proofErr w:type="gramStart"/>
-                  <w:r>
-                    <w:rPr>
-                      <w:rFonts w:ascii="Arial" w:hAnsi="Arial" w:cs="Arial"/>
-                      <w:sz w:val="18"/>
-                      <w:szCs w:val="18"/>
-                    </w:rPr>
-                    <w:t>materialGrade</w:t>
-                  </w:r>
-                  <w:proofErr w:type="spellEnd"/>
-                  <w:r>
-                    <w:rPr>
-                      <w:rFonts w:ascii="Arial" w:hAnsi="Arial" w:cs="Arial"/>
-                      <w:sz w:val="18"/>
-                      <w:szCs w:val="18"/>
-                    </w:rPr>
-                    <w:t>}  {</w:t>
-                  </w:r>
-                  <w:proofErr w:type="spellStart"/>
-                  <w:proofErr w:type="gramEnd"/>
-                  <w:r>
-                    <w:rPr>
-                      <w:rFonts w:ascii="Arial" w:hAnsi="Arial" w:cs="Arial"/>
-                      <w:sz w:val="18"/>
-                      <w:szCs w:val="18"/>
-                    </w:rPr>
-                    <w:t>brandName</w:t>
-                  </w:r>
-                  <w:proofErr w:type="spellEnd"/>
-                  <w:r>
-                    <w:rPr>
-                      <w:rFonts w:ascii="Arial" w:hAnsi="Arial" w:cs="Arial"/>
-                      <w:sz w:val="18"/>
-                      <w:szCs w:val="18"/>
-                    </w:rPr>
-                    <w:t>}</w:t>
+                    <w:t>{materialGrade}  {brandName}</w:t>
                   </w:r>
                 </w:p>
               </w:tc>
@@ -2673,25 +2343,7 @@
                       <w:sz w:val="18"/>
                       <w:szCs w:val="18"/>
                     </w:rPr>
-                    <w:t>{</w:t>
-                  </w:r>
-                  <w:proofErr w:type="spellStart"/>
-                  <w:r>
-                    <w:rPr>
-                      <w:rFonts w:ascii="Arial" w:hAnsi="Arial" w:cs="Arial"/>
-                      <w:sz w:val="18"/>
-                      <w:szCs w:val="18"/>
-                    </w:rPr>
-                    <w:t>designType</w:t>
-                  </w:r>
-                  <w:proofErr w:type="spellEnd"/>
-                  <w:r>
-                    <w:rPr>
-                      <w:rFonts w:ascii="Arial" w:hAnsi="Arial" w:cs="Arial"/>
-                      <w:sz w:val="18"/>
-                      <w:szCs w:val="18"/>
-                    </w:rPr>
-                    <w:t>}</w:t>
+                    <w:t>{designType}</w:t>
                   </w:r>
                 </w:p>
               </w:tc>
@@ -2719,25 +2371,7 @@
                       <w:sz w:val="18"/>
                       <w:szCs w:val="18"/>
                     </w:rPr>
-                    <w:t>{</w:t>
-                  </w:r>
-                  <w:proofErr w:type="spellStart"/>
-                  <w:r>
-                    <w:rPr>
-                      <w:rFonts w:ascii="Arial" w:hAnsi="Arial" w:cs="Arial"/>
-                      <w:sz w:val="18"/>
-                      <w:szCs w:val="18"/>
-                    </w:rPr>
-                    <w:t>finishType</w:t>
-                  </w:r>
-                  <w:proofErr w:type="spellEnd"/>
-                  <w:r>
-                    <w:rPr>
-                      <w:rFonts w:ascii="Arial" w:hAnsi="Arial" w:cs="Arial"/>
-                      <w:sz w:val="18"/>
-                      <w:szCs w:val="18"/>
-                    </w:rPr>
-                    <w:t>}</w:t>
+                    <w:t>{finishType}</w:t>
                   </w:r>
                 </w:p>
               </w:tc>
@@ -2791,7 +2425,6 @@
                     </w:rPr>
                     <w:t>{</w:t>
                   </w:r>
-                  <w:proofErr w:type="spellStart"/>
                   <w:r>
                     <w:rPr>
                       <w:rFonts w:ascii="Arial" w:hAnsi="Arial" w:cs="Arial"/>
@@ -2800,7 +2433,6 @@
                     </w:rPr>
                     <w:t>squareMeter</w:t>
                   </w:r>
-                  <w:proofErr w:type="spellEnd"/>
                   <w:r>
                     <w:rPr>
                       <w:rFonts w:ascii="Arial" w:hAnsi="Arial" w:cs="Arial"/>
@@ -2858,25 +2490,7 @@
                       <w:sz w:val="18"/>
                       <w:szCs w:val="18"/>
                     </w:rPr>
-                    <w:t>{value} {/invoices} {/</w:t>
-                  </w:r>
-                  <w:proofErr w:type="spellStart"/>
-                  <w:r>
-                    <w:rPr>
-                      <w:rFonts w:ascii="Arial" w:hAnsi="Arial" w:cs="Arial"/>
-                      <w:sz w:val="18"/>
-                      <w:szCs w:val="18"/>
-                    </w:rPr>
-                    <w:t>IPItems</w:t>
-                  </w:r>
-                  <w:proofErr w:type="spellEnd"/>
-                  <w:r>
-                    <w:rPr>
-                      <w:rFonts w:ascii="Arial" w:hAnsi="Arial" w:cs="Arial"/>
-                      <w:sz w:val="18"/>
-                      <w:szCs w:val="18"/>
-                    </w:rPr>
-                    <w:t>}</w:t>
+                    <w:t>{value} {/invoices} {/IPItems}</w:t>
                   </w:r>
                 </w:p>
               </w:tc>
@@ -2925,25 +2539,7 @@
                       <w:sz w:val="18"/>
                       <w:szCs w:val="18"/>
                     </w:rPr>
-                    <w:t>{/</w:t>
-                  </w:r>
-                  <w:proofErr w:type="spellStart"/>
-                  <w:r>
-                    <w:rPr>
-                      <w:rFonts w:ascii="Arial" w:hAnsi="Arial" w:cs="Arial"/>
-                      <w:sz w:val="18"/>
-                      <w:szCs w:val="18"/>
-                    </w:rPr>
-                    <w:t>isSampleBox</w:t>
-                  </w:r>
-                  <w:proofErr w:type="spellEnd"/>
-                  <w:r>
-                    <w:rPr>
-                      <w:rFonts w:ascii="Arial" w:hAnsi="Arial" w:cs="Arial"/>
-                      <w:sz w:val="18"/>
-                      <w:szCs w:val="18"/>
-                    </w:rPr>
-                    <w:t>}</w:t>
+                    <w:t>{/isSampleBox}</w:t>
                   </w:r>
                 </w:p>
               </w:tc>
@@ -3047,61 +2643,7 @@
                       <w:sz w:val="18"/>
                       <w:szCs w:val="18"/>
                     </w:rPr>
-                    <w:t>{#</w:t>
-                  </w:r>
-                  <w:proofErr w:type="gramStart"/>
-                  <w:r>
-                    <w:rPr>
-                      <w:rFonts w:ascii="Arial" w:hAnsi="Arial" w:cs="Arial"/>
-                      <w:sz w:val="18"/>
-                      <w:szCs w:val="18"/>
-                    </w:rPr>
-                    <w:t>sampleBox}{</w:t>
-                  </w:r>
-                  <w:proofErr w:type="gramEnd"/>
-                  <w:r>
-                    <w:rPr>
-                      <w:rFonts w:ascii="Arial" w:hAnsi="Arial" w:cs="Arial"/>
-                      <w:sz w:val="18"/>
-                      <w:szCs w:val="18"/>
-                    </w:rPr>
-                    <w:t>containerFrom}{#containerTo} to {</w:t>
-                  </w:r>
-                  <w:proofErr w:type="spellStart"/>
-                  <w:r>
-                    <w:rPr>
-                      <w:rFonts w:ascii="Arial" w:hAnsi="Arial" w:cs="Arial"/>
-                      <w:sz w:val="18"/>
-                      <w:szCs w:val="18"/>
-                    </w:rPr>
-                    <w:t>containerTo</w:t>
-                  </w:r>
-                  <w:proofErr w:type="spellEnd"/>
-                  <w:r>
-                    <w:rPr>
-                      <w:rFonts w:ascii="Arial" w:hAnsi="Arial" w:cs="Arial"/>
-                      <w:sz w:val="18"/>
-                      <w:szCs w:val="18"/>
-                    </w:rPr>
-                    <w:t>} {/</w:t>
-                  </w:r>
-                  <w:proofErr w:type="spellStart"/>
-                  <w:r>
-                    <w:rPr>
-                      <w:rFonts w:ascii="Arial" w:hAnsi="Arial" w:cs="Arial"/>
-                      <w:sz w:val="18"/>
-                      <w:szCs w:val="18"/>
-                    </w:rPr>
-                    <w:t>containerTo</w:t>
-                  </w:r>
-                  <w:proofErr w:type="spellEnd"/>
-                  <w:r>
-                    <w:rPr>
-                      <w:rFonts w:ascii="Arial" w:hAnsi="Arial" w:cs="Arial"/>
-                      <w:sz w:val="18"/>
-                      <w:szCs w:val="18"/>
-                    </w:rPr>
-                    <w:t>}</w:t>
+                    <w:t>{#sampleBox}{containerFrom}{#containerTo} to {containerTo} {/containerTo}</w:t>
                   </w:r>
                 </w:p>
               </w:tc>
@@ -3131,81 +2673,7 @@
                       <w:sz w:val="18"/>
                       <w:szCs w:val="18"/>
                     </w:rPr>
-                    <w:t>{</w:t>
-                  </w:r>
-                  <w:proofErr w:type="spellStart"/>
-                  <w:proofErr w:type="gramStart"/>
-                  <w:r>
-                    <w:rPr>
-                      <w:rFonts w:ascii="Arial" w:hAnsi="Arial" w:cs="Arial"/>
-                      <w:sz w:val="18"/>
-                      <w:szCs w:val="18"/>
-                    </w:rPr>
-                    <w:t>materialGrade</w:t>
-                  </w:r>
-                  <w:proofErr w:type="spellEnd"/>
-                  <w:r>
-                    <w:rPr>
-                      <w:rFonts w:ascii="Arial" w:hAnsi="Arial" w:cs="Arial"/>
-                      <w:sz w:val="18"/>
-                      <w:szCs w:val="18"/>
-                    </w:rPr>
-                    <w:t>}  {</w:t>
-                  </w:r>
-                  <w:proofErr w:type="spellStart"/>
-                  <w:r>
-                    <w:rPr>
-                      <w:rFonts w:ascii="Arial" w:hAnsi="Arial" w:cs="Arial"/>
-                      <w:sz w:val="18"/>
-                      <w:szCs w:val="18"/>
-                    </w:rPr>
-                    <w:t>brandName</w:t>
-                  </w:r>
-                  <w:proofErr w:type="spellEnd"/>
-                  <w:r>
-                    <w:rPr>
-                      <w:rFonts w:ascii="Arial" w:hAnsi="Arial" w:cs="Arial"/>
-                      <w:sz w:val="18"/>
-                      <w:szCs w:val="18"/>
-                    </w:rPr>
-                    <w:t>}  {</w:t>
-                  </w:r>
-                  <w:proofErr w:type="spellStart"/>
-                  <w:r>
-                    <w:rPr>
-                      <w:rFonts w:ascii="Arial" w:hAnsi="Arial" w:cs="Arial"/>
-                      <w:sz w:val="18"/>
-                      <w:szCs w:val="18"/>
-                    </w:rPr>
-                    <w:t>designType</w:t>
-                  </w:r>
-                  <w:proofErr w:type="spellEnd"/>
-                  <w:r>
-                    <w:rPr>
-                      <w:rFonts w:ascii="Arial" w:hAnsi="Arial" w:cs="Arial"/>
-                      <w:sz w:val="18"/>
-                      <w:szCs w:val="18"/>
-                    </w:rPr>
-                    <w:t>}  {</w:t>
-                  </w:r>
-                  <w:proofErr w:type="spellStart"/>
-                  <w:proofErr w:type="gramEnd"/>
-                  <w:r>
-                    <w:rPr>
-                      <w:rFonts w:ascii="Arial" w:hAnsi="Arial" w:cs="Arial"/>
-                      <w:sz w:val="18"/>
-                      <w:szCs w:val="18"/>
-                    </w:rPr>
-                    <w:t>finishType</w:t>
-                  </w:r>
-                  <w:proofErr w:type="spellEnd"/>
-                  <w:r>
-                    <w:rPr>
-                      <w:rFonts w:ascii="Arial" w:hAnsi="Arial" w:cs="Arial"/>
-                      <w:sz w:val="18"/>
-                      <w:szCs w:val="18"/>
-                    </w:rPr>
-                    <w:t>}</w:t>
+                    <w:t>{materialGrade}  {brandName}  {designType}  {finishType}</w:t>
                   </w:r>
                 </w:p>
               </w:tc>
@@ -3300,25 +2768,7 @@
                       <w:sz w:val="18"/>
                       <w:szCs w:val="18"/>
                     </w:rPr>
-                    <w:t>{value}{/</w:t>
-                  </w:r>
-                  <w:proofErr w:type="spellStart"/>
-                  <w:r>
-                    <w:rPr>
-                      <w:rFonts w:ascii="Arial" w:hAnsi="Arial" w:cs="Arial"/>
-                      <w:sz w:val="18"/>
-                      <w:szCs w:val="18"/>
-                    </w:rPr>
-                    <w:t>sampleBox</w:t>
-                  </w:r>
-                  <w:proofErr w:type="spellEnd"/>
-                  <w:r>
-                    <w:rPr>
-                      <w:rFonts w:ascii="Arial" w:hAnsi="Arial" w:cs="Arial"/>
-                      <w:sz w:val="18"/>
-                      <w:szCs w:val="18"/>
-                    </w:rPr>
-                    <w:t>}</w:t>
+                    <w:t>{value}{/sampleBox}</w:t>
                   </w:r>
                 </w:p>
               </w:tc>
@@ -3368,7 +2818,6 @@
               </w:rPr>
               <w:t>{</w:t>
             </w:r>
-            <w:proofErr w:type="spellStart"/>
             <w:r>
               <w:rPr>
                 <w:rFonts w:cstheme="minorHAnsi"/>
@@ -3377,7 +2826,6 @@
               </w:rPr>
               <w:t>totalAmount</w:t>
             </w:r>
-            <w:proofErr w:type="spellEnd"/>
             <w:r>
               <w:rPr>
                 <w:rFonts w:cstheme="minorHAnsi"/>
@@ -3496,25 +2944,7 @@
                 <w:sz w:val="20"/>
                 <w:szCs w:val="20"/>
               </w:rPr>
-              <w:t xml:space="preserve">Addition - </w:t>
-            </w:r>
-            <w:proofErr w:type="spellStart"/>
-            <w:r>
-              <w:rPr>
-                <w:rFonts w:cstheme="minorHAnsi"/>
-                <w:sz w:val="20"/>
-                <w:szCs w:val="20"/>
-              </w:rPr>
-              <w:t>Seafreight</w:t>
-            </w:r>
-            <w:proofErr w:type="spellEnd"/>
-            <w:r>
-              <w:rPr>
-                <w:rFonts w:cstheme="minorHAnsi"/>
-                <w:sz w:val="20"/>
-                <w:szCs w:val="20"/>
-              </w:rPr>
-              <w:t xml:space="preserve"> Charges -  </w:t>
+              <w:t xml:space="preserve">Addition - Seafreight Charges -  </w:t>
             </w:r>
           </w:p>
           <w:p>
@@ -3594,25 +3024,7 @@
                 <w:sz w:val="20"/>
                 <w:szCs w:val="20"/>
               </w:rPr>
-              <w:t>{</w:t>
-            </w:r>
-            <w:proofErr w:type="spellStart"/>
-            <w:r>
-              <w:rPr>
-                <w:rFonts w:cstheme="minorHAnsi"/>
-                <w:sz w:val="20"/>
-                <w:szCs w:val="20"/>
-              </w:rPr>
-              <w:t>totalAddition</w:t>
-            </w:r>
-            <w:proofErr w:type="spellEnd"/>
-            <w:r>
-              <w:rPr>
-                <w:rFonts w:cstheme="minorHAnsi"/>
-                <w:sz w:val="20"/>
-                <w:szCs w:val="20"/>
-              </w:rPr>
-              <w:t>}</w:t>
+              <w:t>{totalAddition}</w:t>
             </w:r>
           </w:p>
           <w:p>
@@ -3632,25 +3044,7 @@
                 <w:sz w:val="20"/>
                 <w:szCs w:val="20"/>
               </w:rPr>
-              <w:t>{</w:t>
-            </w:r>
-            <w:proofErr w:type="spellStart"/>
-            <w:r>
-              <w:rPr>
-                <w:rFonts w:cstheme="minorHAnsi"/>
-                <w:sz w:val="20"/>
-                <w:szCs w:val="20"/>
-              </w:rPr>
-              <w:t>totalDiscount</w:t>
-            </w:r>
-            <w:proofErr w:type="spellEnd"/>
-            <w:r>
-              <w:rPr>
-                <w:rFonts w:cstheme="minorHAnsi"/>
-                <w:sz w:val="20"/>
-                <w:szCs w:val="20"/>
-              </w:rPr>
-              <w:t>}</w:t>
+              <w:t>{totalDiscount}</w:t>
             </w:r>
           </w:p>
           <w:p>
@@ -3705,52 +3099,15 @@
                 <w:sz w:val="20"/>
                 <w:szCs w:val="20"/>
               </w:rPr>
-              <w:t>Total {</w:t>
-            </w:r>
-            <w:proofErr w:type="spellStart"/>
-            <w:r>
-              <w:rPr>
-                <w:rFonts w:cstheme="minorHAnsi"/>
-                <w:sz w:val="20"/>
-                <w:szCs w:val="20"/>
-              </w:rPr>
-              <w:t>deliveryTerms</w:t>
-            </w:r>
-            <w:proofErr w:type="spellEnd"/>
-            <w:r>
-              <w:rPr>
-                <w:rFonts w:cstheme="minorHAnsi"/>
-                <w:sz w:val="20"/>
-                <w:szCs w:val="20"/>
-              </w:rPr>
-              <w:t xml:space="preserve">} </w:t>
-            </w:r>
-            <w:r>
-              <w:rPr>
-                <w:rFonts w:cstheme="minorHAnsi"/>
-                <w:sz w:val="20"/>
-                <w:szCs w:val="20"/>
-              </w:rPr>
-              <w:t>{</w:t>
-            </w:r>
-            <w:proofErr w:type="spellStart"/>
-            <w:proofErr w:type="gramStart"/>
-            <w:r>
-              <w:rPr>
-                <w:rFonts w:cstheme="minorHAnsi"/>
-                <w:sz w:val="20"/>
-                <w:szCs w:val="20"/>
-              </w:rPr>
-              <w:t>dischargeTerms</w:t>
-            </w:r>
-            <w:proofErr w:type="spellEnd"/>
-            <w:r>
-              <w:rPr>
-                <w:rFonts w:cstheme="minorHAnsi"/>
-                <w:sz w:val="20"/>
-                <w:szCs w:val="20"/>
-              </w:rPr>
-              <w:t>}</w:t>
+              <w:t xml:space="preserve">Total {deliveryTerms} </w:t>
+            </w:r>
+            <w:r>
+              <w:rPr>
+                <w:rFonts w:cstheme="minorHAnsi"/>
+                <w:sz w:val="20"/>
+                <w:szCs w:val="20"/>
+              </w:rPr>
+              <w:t>{dischargeTerms}</w:t>
             </w:r>
             <w:r>
               <w:rPr>
@@ -3766,44 +3123,7 @@
                 <w:sz w:val="20"/>
                 <w:szCs w:val="20"/>
               </w:rPr>
-              <w:t>{</w:t>
-            </w:r>
-            <w:proofErr w:type="spellStart"/>
-            <w:proofErr w:type="gramEnd"/>
-            <w:r>
-              <w:rPr>
-                <w:rFonts w:cstheme="minorHAnsi"/>
-                <w:sz w:val="20"/>
-                <w:szCs w:val="20"/>
-              </w:rPr>
-              <w:t>currencyChar</w:t>
-            </w:r>
-            <w:proofErr w:type="spellEnd"/>
-            <w:r>
-              <w:rPr>
-                <w:rFonts w:cstheme="minorHAnsi"/>
-                <w:sz w:val="20"/>
-                <w:szCs w:val="20"/>
-              </w:rPr>
-              <w:t>} {</w:t>
-            </w:r>
-            <w:proofErr w:type="spellStart"/>
-            <w:r>
-              <w:rPr>
-                <w:rFonts w:cstheme="minorHAnsi"/>
-                <w:sz w:val="20"/>
-                <w:szCs w:val="20"/>
-              </w:rPr>
-              <w:t>netAmountWords</w:t>
-            </w:r>
-            <w:proofErr w:type="spellEnd"/>
-            <w:r>
-              <w:rPr>
-                <w:rFonts w:cstheme="minorHAnsi"/>
-                <w:sz w:val="20"/>
-                <w:szCs w:val="20"/>
-              </w:rPr>
-              <w:t>}</w:t>
+              <w:t>{currencyChar} {netAmountWords}</w:t>
             </w:r>
             <w:r>
               <w:rPr>
@@ -3842,25 +3162,7 @@
                 <w:sz w:val="20"/>
                 <w:szCs w:val="20"/>
               </w:rPr>
-              <w:t>{</w:t>
-            </w:r>
-            <w:proofErr w:type="spellStart"/>
-            <w:r>
-              <w:rPr>
-                <w:rFonts w:cstheme="minorHAnsi"/>
-                <w:sz w:val="20"/>
-                <w:szCs w:val="20"/>
-              </w:rPr>
-              <w:t>netAmount</w:t>
-            </w:r>
-            <w:proofErr w:type="spellEnd"/>
-            <w:r>
-              <w:rPr>
-                <w:rFonts w:cstheme="minorHAnsi"/>
-                <w:sz w:val="20"/>
-                <w:szCs w:val="20"/>
-              </w:rPr>
-              <w:t>}</w:t>
+              <w:t>{netAmount}</w:t>
             </w:r>
           </w:p>
         </w:tc>
@@ -3895,25 +3197,7 @@
                 <w:sz w:val="20"/>
                 <w:szCs w:val="20"/>
               </w:rPr>
-              <w:t>{#</w:t>
-            </w:r>
-            <w:proofErr w:type="gramStart"/>
-            <w:r>
-              <w:rPr>
-                <w:rFonts w:cstheme="minorHAnsi"/>
-                <w:sz w:val="20"/>
-                <w:szCs w:val="20"/>
-              </w:rPr>
-              <w:t>specialInstruction}{</w:t>
-            </w:r>
-            <w:proofErr w:type="gramEnd"/>
-            <w:r>
-              <w:rPr>
-                <w:rFonts w:cstheme="minorHAnsi"/>
-                <w:sz w:val="20"/>
-                <w:szCs w:val="20"/>
-              </w:rPr>
-              <w:t>specialInstruction}{/specialInstruction}</w:t>
+              <w:t>{#specialInstruction}{specialInstruction}{/specialInstruction}</w:t>
             </w:r>
           </w:p>
           <w:p>
@@ -4058,7 +3342,6 @@
                     </w:rPr>
                     <w:t>{</w:t>
                   </w:r>
-                  <w:proofErr w:type="spellStart"/>
                   <w:r>
                     <w:rPr>
                       <w:rFonts w:cstheme="minorHAnsi"/>
@@ -4067,7 +3350,6 @@
                     </w:rPr>
                     <w:t>totalQuantity</w:t>
                   </w:r>
-                  <w:proofErr w:type="spellEnd"/>
                   <w:r>
                     <w:rPr>
                       <w:rFonts w:cstheme="minorHAnsi"/>
@@ -4133,7 +3415,6 @@
                     </w:rPr>
                     <w:t>{</w:t>
                   </w:r>
-                  <w:proofErr w:type="spellStart"/>
                   <w:r>
                     <w:rPr>
                       <w:rFonts w:cstheme="minorHAnsi"/>
@@ -4142,7 +3423,6 @@
                     </w:rPr>
                     <w:t>totalBox</w:t>
                   </w:r>
-                  <w:proofErr w:type="spellEnd"/>
                   <w:r>
                     <w:rPr>
                       <w:rFonts w:cstheme="minorHAnsi"/>
@@ -4227,7 +3507,6 @@
                     </w:rPr>
                     <w:t>{</w:t>
                   </w:r>
-                  <w:proofErr w:type="spellStart"/>
                   <w:r>
                     <w:rPr>
                       <w:rFonts w:cstheme="minorHAnsi"/>
@@ -4236,7 +3515,6 @@
                     </w:rPr>
                     <w:t>totalNetWeight</w:t>
                   </w:r>
-                  <w:proofErr w:type="spellEnd"/>
                   <w:r>
                     <w:rPr>
                       <w:rFonts w:cstheme="minorHAnsi"/>
@@ -4265,7 +3543,6 @@
                     </w:rPr>
                     <w:t>{</w:t>
                   </w:r>
-                  <w:proofErr w:type="spellStart"/>
                   <w:r>
                     <w:rPr>
                       <w:rFonts w:cstheme="minorHAnsi"/>
@@ -4274,7 +3551,6 @@
                     </w:rPr>
                     <w:t>totalGrossWeight</w:t>
                   </w:r>
-                  <w:proofErr w:type="spellEnd"/>
                   <w:r>
                     <w:rPr>
                       <w:rFonts w:cstheme="minorHAnsi"/>
@@ -4551,7 +3827,6 @@
       </w:rPr>
       <w:t>{#</w:t>
     </w:r>
-    <w:proofErr w:type="gramStart"/>
     <w:r>
       <w:rPr>
         <w:rFonts w:cs="Calibri"/>
@@ -4583,33 +3858,7 @@
         <w:szCs w:val="20"/>
         <w14:ligatures w14:val="none"/>
       </w:rPr>
-      <w:t>{</w:t>
-    </w:r>
-    <w:proofErr w:type="gramEnd"/>
-    <w:r>
-      <w:rPr>
-        <w:b/>
-        <w:bCs/>
-        <w:spacing w:val="60"/>
-        <w:kern w:val="0"/>
-        <w:sz w:val="20"/>
-        <w:szCs w:val="20"/>
-        <w14:ligatures w14:val="none"/>
-      </w:rPr>
-      <w:t>companyName</w:t>
-    </w:r>
-    <w:proofErr w:type="gramStart"/>
-    <w:r>
-      <w:rPr>
-        <w:b/>
-        <w:bCs/>
-        <w:spacing w:val="60"/>
-        <w:kern w:val="0"/>
-        <w:sz w:val="20"/>
-        <w:szCs w:val="20"/>
-        <w14:ligatures w14:val="none"/>
-      </w:rPr>
-      <w:t>}</w:t>
+      <w:t>{companyName}</w:t>
     </w:r>
     <w:r>
       <w:rPr>
@@ -4620,19 +3869,7 @@
         <w:szCs w:val="12"/>
         <w14:ligatures w14:val="none"/>
       </w:rPr>
-      <w:t>{</w:t>
-    </w:r>
-    <w:proofErr w:type="gramEnd"/>
-    <w:r>
-      <w:rPr>
-        <w:b/>
-        <w:bCs/>
-        <w:kern w:val="0"/>
-        <w:sz w:val="12"/>
-        <w:szCs w:val="12"/>
-        <w14:ligatures w14:val="none"/>
-      </w:rPr>
-      <w:t>/}</w:t>
+      <w:t>{/}</w:t>
     </w:r>
   </w:p>
   <w:p>

--- a/electron/database/generate-document/templates/party-invoice-sq-mt.docx
+++ b/electron/database/generate-document/templates/party-invoice-sq-mt.docx
@@ -3860,17 +3860,6 @@
       </w:rPr>
       <w:t>{companyName}</w:t>
     </w:r>
-    <w:r>
-      <w:rPr>
-        <w:b/>
-        <w:bCs/>
-        <w:kern w:val="0"/>
-        <w:sz w:val="12"/>
-        <w:szCs w:val="12"/>
-        <w14:ligatures w14:val="none"/>
-      </w:rPr>
-      <w:t>{/}</w:t>
-    </w:r>
   </w:p>
   <w:p>
     <w:pPr>
@@ -3936,7 +3925,13 @@
         <w:noProof/>
       </w:rPr>
       <w:tab/>
-      <w:t xml:space="preserve">          DIRECTOR</w:t>
+      <w:t xml:space="preserve">  </w:t>
+    </w:r>
+    <w:r>
+      <w:rPr>
+        <w:noProof/>
+      </w:rPr>
+      <w:t>{signPerson}{/}</w:t>
     </w:r>
     <w:r>
       <w:rPr>

--- a/electron/database/generate-document/templates/party-invoice-sq-mt.docx
+++ b/electron/database/generate-document/templates/party-invoice-sq-mt.docx
@@ -10,16 +10,16 @@
         <w:tblLook w:val="04A0" w:firstRow="1" w:lastRow="0" w:firstColumn="1" w:lastColumn="0" w:noHBand="0" w:noVBand="1"/>
       </w:tblPr>
       <w:tblGrid>
-        <w:gridCol w:w="1645"/>
-        <w:gridCol w:w="64"/>
-        <w:gridCol w:w="142"/>
-        <w:gridCol w:w="142"/>
-        <w:gridCol w:w="5618"/>
-        <w:gridCol w:w="64"/>
-        <w:gridCol w:w="2090"/>
-        <w:gridCol w:w="64"/>
-        <w:gridCol w:w="64"/>
-        <w:gridCol w:w="1213"/>
+        <w:gridCol w:w="1576"/>
+        <w:gridCol w:w="920"/>
+        <w:gridCol w:w="991"/>
+        <w:gridCol w:w="1043"/>
+        <w:gridCol w:w="1022"/>
+        <w:gridCol w:w="1097"/>
+        <w:gridCol w:w="2062"/>
+        <w:gridCol w:w="216"/>
+        <w:gridCol w:w="216"/>
+        <w:gridCol w:w="1963"/>
       </w:tblGrid>
       <w:tr>
         <w:trPr>
@@ -56,8 +56,8 @@
         </w:tc>
         <w:tc>
           <w:tcPr>
-            <w:tcW w:w="0" w:type="auto"/>
-            <w:gridSpan w:val="5"/>
+            <w:tcW w:w="4109" w:type="dxa"/>
+            <w:gridSpan w:val="4"/>
             <w:vMerge w:val="restart"/>
             <w:tcBorders>
               <w:left w:val="nil"/>
@@ -103,7 +103,25 @@
                 <w:sz w:val="20"/>
                 <w:szCs w:val="20"/>
               </w:rPr>
-              <w:t>{#companyData}{companyName}</w:t>
+              <w:t>{#</w:t>
+            </w:r>
+            <w:proofErr w:type="gramStart"/>
+            <w:r>
+              <w:rPr>
+                <w:rFonts w:cstheme="minorHAnsi"/>
+                <w:sz w:val="20"/>
+                <w:szCs w:val="20"/>
+              </w:rPr>
+              <w:t>companyData}{</w:t>
+            </w:r>
+            <w:proofErr w:type="gramEnd"/>
+            <w:r>
+              <w:rPr>
+                <w:rFonts w:cstheme="minorHAnsi"/>
+                <w:sz w:val="20"/>
+                <w:szCs w:val="20"/>
+              </w:rPr>
+              <w:t>companyName}</w:t>
             </w:r>
           </w:p>
           <w:p>
@@ -121,13 +139,167 @@
                 <w:sz w:val="20"/>
                 <w:szCs w:val="20"/>
               </w:rPr>
-              <w:t>{companyAddressLine1}    {companyAddressLine2},      {companyCity}    {companyPostalCode}   {companyState}    {companyCountry}{/}</w:t>
+              <w:t xml:space="preserve">{companyAddressLine1} </w:t>
+            </w:r>
+            <w:proofErr w:type="gramStart"/>
+            <w:r>
+              <w:rPr>
+                <w:rFonts w:cstheme="minorHAnsi"/>
+                <w:bCs/>
+                <w:sz w:val="20"/>
+                <w:szCs w:val="20"/>
+              </w:rPr>
+              <w:t xml:space="preserve">   {</w:t>
+            </w:r>
+            <w:proofErr w:type="gramEnd"/>
+            <w:r>
+              <w:rPr>
+                <w:rFonts w:cstheme="minorHAnsi"/>
+                <w:bCs/>
+                <w:sz w:val="20"/>
+                <w:szCs w:val="20"/>
+              </w:rPr>
+              <w:t>companyAddressLine2</w:t>
+            </w:r>
+            <w:proofErr w:type="gramStart"/>
+            <w:r>
+              <w:rPr>
+                <w:rFonts w:cstheme="minorHAnsi"/>
+                <w:bCs/>
+                <w:sz w:val="20"/>
+                <w:szCs w:val="20"/>
+              </w:rPr>
+              <w:t>},      {</w:t>
+            </w:r>
+            <w:proofErr w:type="spellStart"/>
+            <w:r>
+              <w:rPr>
+                <w:rFonts w:cstheme="minorHAnsi"/>
+                <w:bCs/>
+                <w:sz w:val="20"/>
+                <w:szCs w:val="20"/>
+              </w:rPr>
+              <w:t>companyCity</w:t>
+            </w:r>
+            <w:proofErr w:type="spellEnd"/>
+            <w:r>
+              <w:rPr>
+                <w:rFonts w:cstheme="minorHAnsi"/>
+                <w:bCs/>
+                <w:sz w:val="20"/>
+                <w:szCs w:val="20"/>
+              </w:rPr>
+              <w:t xml:space="preserve">}   </w:t>
+            </w:r>
+            <w:proofErr w:type="gramEnd"/>
+            <w:r>
+              <w:rPr>
+                <w:rFonts w:cstheme="minorHAnsi"/>
+                <w:bCs/>
+                <w:sz w:val="20"/>
+                <w:szCs w:val="20"/>
+              </w:rPr>
+              <w:t xml:space="preserve"> {</w:t>
+            </w:r>
+            <w:proofErr w:type="spellStart"/>
+            <w:proofErr w:type="gramStart"/>
+            <w:r>
+              <w:rPr>
+                <w:rFonts w:cstheme="minorHAnsi"/>
+                <w:bCs/>
+                <w:sz w:val="20"/>
+                <w:szCs w:val="20"/>
+              </w:rPr>
+              <w:t>companyPostalCode</w:t>
+            </w:r>
+            <w:proofErr w:type="spellEnd"/>
+            <w:r>
+              <w:rPr>
+                <w:rFonts w:cstheme="minorHAnsi"/>
+                <w:bCs/>
+                <w:sz w:val="20"/>
+                <w:szCs w:val="20"/>
+              </w:rPr>
+              <w:t xml:space="preserve">}   </w:t>
+            </w:r>
+            <w:proofErr w:type="gramEnd"/>
+            <w:r>
+              <w:rPr>
+                <w:rFonts w:cstheme="minorHAnsi"/>
+                <w:bCs/>
+                <w:sz w:val="20"/>
+                <w:szCs w:val="20"/>
+              </w:rPr>
+              <w:t>{</w:t>
+            </w:r>
+            <w:proofErr w:type="spellStart"/>
+            <w:proofErr w:type="gramStart"/>
+            <w:r>
+              <w:rPr>
+                <w:rFonts w:cstheme="minorHAnsi"/>
+                <w:bCs/>
+                <w:sz w:val="20"/>
+                <w:szCs w:val="20"/>
+              </w:rPr>
+              <w:t>companyState</w:t>
+            </w:r>
+            <w:proofErr w:type="spellEnd"/>
+            <w:r>
+              <w:rPr>
+                <w:rFonts w:cstheme="minorHAnsi"/>
+                <w:bCs/>
+                <w:sz w:val="20"/>
+                <w:szCs w:val="20"/>
+              </w:rPr>
+              <w:t xml:space="preserve">}   </w:t>
+            </w:r>
+            <w:proofErr w:type="gramEnd"/>
+            <w:r>
+              <w:rPr>
+                <w:rFonts w:cstheme="minorHAnsi"/>
+                <w:bCs/>
+                <w:sz w:val="20"/>
+                <w:szCs w:val="20"/>
+              </w:rPr>
+              <w:t xml:space="preserve"> {</w:t>
+            </w:r>
+            <w:proofErr w:type="spellStart"/>
+            <w:r>
+              <w:rPr>
+                <w:rFonts w:cstheme="minorHAnsi"/>
+                <w:bCs/>
+                <w:sz w:val="20"/>
+                <w:szCs w:val="20"/>
+              </w:rPr>
+              <w:t>companyCountry</w:t>
+            </w:r>
+            <w:proofErr w:type="spellEnd"/>
+            <w:proofErr w:type="gramStart"/>
+            <w:r>
+              <w:rPr>
+                <w:rFonts w:cstheme="minorHAnsi"/>
+                <w:bCs/>
+                <w:sz w:val="20"/>
+                <w:szCs w:val="20"/>
+              </w:rPr>
+              <w:t>}{</w:t>
+            </w:r>
+            <w:proofErr w:type="gramEnd"/>
+            <w:r>
+              <w:rPr>
+                <w:rFonts w:cstheme="minorHAnsi"/>
+                <w:bCs/>
+                <w:sz w:val="20"/>
+                <w:szCs w:val="20"/>
+              </w:rPr>
+              <w:t>/}</w:t>
             </w:r>
           </w:p>
         </w:tc>
         <w:tc>
           <w:tcPr>
-            <w:tcW w:w="0" w:type="auto"/>
+            <w:tcW w:w="2395" w:type="dxa"/>
+            <w:gridSpan w:val="2"/>
           </w:tcPr>
           <w:p>
             <w:pPr>
@@ -154,12 +326,14 @@
               </w:rPr>
               <w:t>{</w:t>
             </w:r>
+            <w:proofErr w:type="spellStart"/>
             <w:r>
               <w:rPr>
                 <w:rFonts w:cstheme="minorHAnsi"/>
               </w:rPr>
               <w:t>modifyInvNo</w:t>
             </w:r>
+            <w:proofErr w:type="spellEnd"/>
             <w:r>
               <w:rPr>
                 <w:rFonts w:cstheme="minorHAnsi"/>
@@ -170,7 +344,7 @@
         </w:tc>
         <w:tc>
           <w:tcPr>
-            <w:tcW w:w="0" w:type="auto"/>
+            <w:tcW w:w="3026" w:type="dxa"/>
             <w:gridSpan w:val="3"/>
             <w:tcBorders>
               <w:right w:val="nil"/>
@@ -201,12 +375,14 @@
               </w:rPr>
               <w:t>{</w:t>
             </w:r>
+            <w:proofErr w:type="spellStart"/>
             <w:r>
               <w:rPr>
                 <w:rFonts w:cstheme="minorHAnsi"/>
               </w:rPr>
               <w:t>invoiceDate</w:t>
             </w:r>
+            <w:proofErr w:type="spellEnd"/>
             <w:r>
               <w:rPr>
                 <w:rFonts w:cstheme="minorHAnsi"/>
@@ -239,8 +415,8 @@
         </w:tc>
         <w:tc>
           <w:tcPr>
-            <w:tcW w:w="0" w:type="auto"/>
-            <w:gridSpan w:val="5"/>
+            <w:tcW w:w="4109" w:type="dxa"/>
+            <w:gridSpan w:val="4"/>
             <w:vMerge/>
             <w:tcBorders>
               <w:left w:val="nil"/>
@@ -256,7 +432,8 @@
         </w:tc>
         <w:tc>
           <w:tcPr>
-            <w:tcW w:w="0" w:type="auto"/>
+            <w:tcW w:w="2395" w:type="dxa"/>
+            <w:gridSpan w:val="2"/>
             <w:tcBorders>
               <w:bottom w:val="single" w:sz="4" w:space="0" w:color="auto"/>
             </w:tcBorders>
@@ -286,12 +463,14 @@
               </w:rPr>
               <w:t>{</w:t>
             </w:r>
+            <w:proofErr w:type="spellStart"/>
             <w:r>
               <w:rPr>
                 <w:rFonts w:cstheme="minorHAnsi"/>
               </w:rPr>
               <w:t>buyersOrderNo</w:t>
             </w:r>
+            <w:proofErr w:type="spellEnd"/>
             <w:r>
               <w:rPr>
                 <w:rFonts w:cstheme="minorHAnsi"/>
@@ -302,7 +481,7 @@
         </w:tc>
         <w:tc>
           <w:tcPr>
-            <w:tcW w:w="0" w:type="auto"/>
+            <w:tcW w:w="3026" w:type="dxa"/>
             <w:gridSpan w:val="3"/>
             <w:tcBorders>
               <w:bottom w:val="single" w:sz="4" w:space="0" w:color="auto"/>
@@ -334,12 +513,14 @@
               </w:rPr>
               <w:t>{</w:t>
             </w:r>
+            <w:proofErr w:type="spellStart"/>
             <w:r>
               <w:rPr>
                 <w:rFonts w:cstheme="minorHAnsi"/>
               </w:rPr>
               <w:t>orderDate</w:t>
             </w:r>
+            <w:proofErr w:type="spellEnd"/>
             <w:r>
               <w:rPr>
                 <w:rFonts w:cstheme="minorHAnsi"/>
@@ -355,8 +536,8 @@
         </w:trPr>
         <w:tc>
           <w:tcPr>
-            <w:tcW w:w="0" w:type="auto"/>
-            <w:gridSpan w:val="6"/>
+            <w:tcW w:w="5685" w:type="dxa"/>
+            <w:gridSpan w:val="5"/>
             <w:vMerge w:val="restart"/>
             <w:tcBorders>
               <w:left w:val="nil"/>
@@ -404,6 +585,7 @@
               </w:rPr>
               <w:t>{</w:t>
             </w:r>
+            <w:proofErr w:type="spellStart"/>
             <w:r>
               <w:rPr>
                 <w:rFonts w:cstheme="minorHAnsi"/>
@@ -412,6 +594,7 @@
               </w:rPr>
               <w:t>consigneeName</w:t>
             </w:r>
+            <w:proofErr w:type="spellEnd"/>
             <w:r>
               <w:rPr>
                 <w:rFonts w:cstheme="minorHAnsi"/>
@@ -437,6 +620,7 @@
               </w:rPr>
               <w:t>{</w:t>
             </w:r>
+            <w:proofErr w:type="spellStart"/>
             <w:r>
               <w:rPr>
                 <w:rFonts w:cstheme="minorHAnsi"/>
@@ -445,6 +629,7 @@
               </w:rPr>
               <w:t>consigneeAddress</w:t>
             </w:r>
+            <w:proofErr w:type="spellEnd"/>
             <w:r>
               <w:rPr>
                 <w:rFonts w:cstheme="minorHAnsi"/>
@@ -453,6 +638,7 @@
               </w:rPr>
               <w:t>} {</w:t>
             </w:r>
+            <w:proofErr w:type="spellStart"/>
             <w:r>
               <w:rPr>
                 <w:rFonts w:cstheme="minorHAnsi"/>
@@ -461,6 +647,7 @@
               </w:rPr>
               <w:t>consigneeCity</w:t>
             </w:r>
+            <w:proofErr w:type="spellEnd"/>
             <w:r>
               <w:rPr>
                 <w:rFonts w:cstheme="minorHAnsi"/>
@@ -469,6 +656,7 @@
               </w:rPr>
               <w:t>} {</w:t>
             </w:r>
+            <w:proofErr w:type="spellStart"/>
             <w:r>
               <w:rPr>
                 <w:rFonts w:cstheme="minorHAnsi"/>
@@ -477,6 +665,7 @@
               </w:rPr>
               <w:t>consigneeState</w:t>
             </w:r>
+            <w:proofErr w:type="spellEnd"/>
             <w:r>
               <w:rPr>
                 <w:rFonts w:cstheme="minorHAnsi"/>
@@ -502,6 +691,7 @@
               </w:rPr>
               <w:t>{</w:t>
             </w:r>
+            <w:proofErr w:type="spellStart"/>
             <w:r>
               <w:rPr>
                 <w:rFonts w:cstheme="minorHAnsi"/>
@@ -510,6 +700,7 @@
               </w:rPr>
               <w:t>consigneeCountry</w:t>
             </w:r>
+            <w:proofErr w:type="spellEnd"/>
             <w:r>
               <w:rPr>
                 <w:rFonts w:cstheme="minorHAnsi"/>
@@ -518,6 +709,7 @@
               </w:rPr>
               <w:t>} {</w:t>
             </w:r>
+            <w:proofErr w:type="spellStart"/>
             <w:r>
               <w:rPr>
                 <w:rFonts w:cstheme="minorHAnsi"/>
@@ -526,6 +718,7 @@
               </w:rPr>
               <w:t>consigneeZip</w:t>
             </w:r>
+            <w:proofErr w:type="spellEnd"/>
             <w:r>
               <w:rPr>
                 <w:rFonts w:cstheme="minorHAnsi"/>
@@ -551,6 +744,7 @@
               </w:rPr>
               <w:t>{#</w:t>
             </w:r>
+            <w:proofErr w:type="gramStart"/>
             <w:r>
               <w:rPr>
                 <w:rFonts w:cstheme="minorHAnsi"/>
@@ -565,7 +759,16 @@
                 <w:sz w:val="20"/>
                 <w:szCs w:val="20"/>
               </w:rPr>
-              <w:t>}{#</w:t>
+              <w:t>}{</w:t>
+            </w:r>
+            <w:proofErr w:type="gramEnd"/>
+            <w:r>
+              <w:rPr>
+                <w:rFonts w:cstheme="minorHAnsi"/>
+                <w:sz w:val="20"/>
+                <w:szCs w:val="20"/>
+              </w:rPr>
+              <w:t>#</w:t>
             </w:r>
             <w:r>
               <w:rPr>
@@ -625,6 +828,7 @@
               </w:rPr>
               <w:t>{</w:t>
             </w:r>
+            <w:proofErr w:type="spellStart"/>
             <w:r>
               <w:rPr>
                 <w:rFonts w:cstheme="minorHAnsi"/>
@@ -633,6 +837,7 @@
               </w:rPr>
               <w:t>notifyName</w:t>
             </w:r>
+            <w:proofErr w:type="spellEnd"/>
             <w:r>
               <w:rPr>
                 <w:rFonts w:cstheme="minorHAnsi"/>
@@ -658,6 +863,7 @@
               </w:rPr>
               <w:t>{</w:t>
             </w:r>
+            <w:proofErr w:type="spellStart"/>
             <w:r>
               <w:rPr>
                 <w:rFonts w:cstheme="minorHAnsi"/>
@@ -666,20 +872,31 @@
               </w:rPr>
               <w:t>notifyAddress</w:t>
             </w:r>
-            <w:r>
-              <w:rPr>
-                <w:rFonts w:cstheme="minorHAnsi"/>
-                <w:sz w:val="20"/>
-                <w:szCs w:val="20"/>
-              </w:rPr>
-              <w:t>}{/}{/}</w:t>
+            <w:proofErr w:type="spellEnd"/>
+            <w:proofErr w:type="gramStart"/>
+            <w:r>
+              <w:rPr>
+                <w:rFonts w:cstheme="minorHAnsi"/>
+                <w:sz w:val="20"/>
+                <w:szCs w:val="20"/>
+              </w:rPr>
+              <w:t>}{/}{</w:t>
+            </w:r>
+            <w:proofErr w:type="gramEnd"/>
+            <w:r>
+              <w:rPr>
+                <w:rFonts w:cstheme="minorHAnsi"/>
+                <w:sz w:val="20"/>
+                <w:szCs w:val="20"/>
+              </w:rPr>
+              <w:t>/}</w:t>
             </w:r>
           </w:p>
         </w:tc>
         <w:tc>
           <w:tcPr>
-            <w:tcW w:w="0" w:type="auto"/>
-            <w:gridSpan w:val="4"/>
+            <w:tcW w:w="5421" w:type="dxa"/>
+            <w:gridSpan w:val="5"/>
             <w:tcBorders>
               <w:left w:val="single" w:sz="4" w:space="0" w:color="auto"/>
               <w:right w:val="nil"/>
@@ -718,6 +935,7 @@
               </w:rPr>
               <w:t>{</w:t>
             </w:r>
+            <w:proofErr w:type="spellStart"/>
             <w:r>
               <w:rPr>
                 <w:rFonts w:cstheme="minorHAnsi"/>
@@ -726,6 +944,7 @@
               </w:rPr>
               <w:t>buyerName</w:t>
             </w:r>
+            <w:proofErr w:type="spellEnd"/>
             <w:r>
               <w:rPr>
                 <w:rFonts w:cstheme="minorHAnsi"/>
@@ -751,6 +970,7 @@
               </w:rPr>
               <w:t>{</w:t>
             </w:r>
+            <w:proofErr w:type="spellStart"/>
             <w:r>
               <w:rPr>
                 <w:rFonts w:cstheme="minorHAnsi"/>
@@ -759,6 +979,7 @@
               </w:rPr>
               <w:t>buyerAddress</w:t>
             </w:r>
+            <w:proofErr w:type="spellEnd"/>
             <w:r>
               <w:rPr>
                 <w:rFonts w:cstheme="minorHAnsi"/>
@@ -767,6 +988,7 @@
               </w:rPr>
               <w:t>} {</w:t>
             </w:r>
+            <w:proofErr w:type="spellStart"/>
             <w:r>
               <w:rPr>
                 <w:rFonts w:cstheme="minorHAnsi"/>
@@ -775,6 +997,7 @@
               </w:rPr>
               <w:t>buyerCity</w:t>
             </w:r>
+            <w:proofErr w:type="spellEnd"/>
             <w:r>
               <w:rPr>
                 <w:rFonts w:cstheme="minorHAnsi"/>
@@ -783,6 +1006,7 @@
               </w:rPr>
               <w:t>} {</w:t>
             </w:r>
+            <w:proofErr w:type="spellStart"/>
             <w:r>
               <w:rPr>
                 <w:rFonts w:cstheme="minorHAnsi"/>
@@ -791,6 +1015,7 @@
               </w:rPr>
               <w:t>buyerState</w:t>
             </w:r>
+            <w:proofErr w:type="spellEnd"/>
             <w:r>
               <w:rPr>
                 <w:rFonts w:cstheme="minorHAnsi"/>
@@ -816,6 +1041,7 @@
               </w:rPr>
               <w:t>{</w:t>
             </w:r>
+            <w:proofErr w:type="spellStart"/>
             <w:r>
               <w:rPr>
                 <w:rFonts w:cstheme="minorHAnsi"/>
@@ -824,6 +1050,7 @@
               </w:rPr>
               <w:t>buyerCountry</w:t>
             </w:r>
+            <w:proofErr w:type="spellEnd"/>
             <w:r>
               <w:rPr>
                 <w:rFonts w:cstheme="minorHAnsi"/>
@@ -832,6 +1059,7 @@
               </w:rPr>
               <w:t>} {</w:t>
             </w:r>
+            <w:proofErr w:type="spellStart"/>
             <w:r>
               <w:rPr>
                 <w:rFonts w:cstheme="minorHAnsi"/>
@@ -840,6 +1068,7 @@
               </w:rPr>
               <w:t>buyerZip</w:t>
             </w:r>
+            <w:proofErr w:type="spellEnd"/>
             <w:r>
               <w:rPr>
                 <w:rFonts w:cstheme="minorHAnsi"/>
@@ -857,8 +1086,8 @@
         </w:trPr>
         <w:tc>
           <w:tcPr>
-            <w:tcW w:w="0" w:type="auto"/>
-            <w:gridSpan w:val="6"/>
+            <w:tcW w:w="5685" w:type="dxa"/>
+            <w:gridSpan w:val="5"/>
             <w:vMerge/>
             <w:tcBorders>
               <w:left w:val="nil"/>
@@ -876,7 +1105,8 @@
         </w:tc>
         <w:tc>
           <w:tcPr>
-            <w:tcW w:w="0" w:type="auto"/>
+            <w:tcW w:w="2395" w:type="dxa"/>
+            <w:gridSpan w:val="2"/>
           </w:tcPr>
           <w:p>
             <w:pPr>
@@ -911,6 +1141,7 @@
               </w:rPr>
               <w:t>{</w:t>
             </w:r>
+            <w:proofErr w:type="spellStart"/>
             <w:r>
               <w:rPr>
                 <w:rFonts w:cstheme="minorHAnsi"/>
@@ -919,6 +1150,7 @@
               </w:rPr>
               <w:t>originOfGoods</w:t>
             </w:r>
+            <w:proofErr w:type="spellEnd"/>
             <w:r>
               <w:rPr>
                 <w:rFonts w:cstheme="minorHAnsi"/>
@@ -931,7 +1163,7 @@
         </w:tc>
         <w:tc>
           <w:tcPr>
-            <w:tcW w:w="0" w:type="auto"/>
+            <w:tcW w:w="3026" w:type="dxa"/>
             <w:gridSpan w:val="3"/>
             <w:tcBorders>
               <w:right w:val="nil"/>
@@ -951,7 +1183,15 @@
                 <w:sz w:val="20"/>
                 <w:szCs w:val="20"/>
               </w:rPr>
-              <w:t xml:space="preserve">Final Destination: </w:t>
+              <w:t>H.S. Code</w:t>
+            </w:r>
+            <w:r>
+              <w:rPr>
+                <w:rFonts w:cstheme="minorHAnsi"/>
+                <w:sz w:val="20"/>
+                <w:szCs w:val="20"/>
+              </w:rPr>
+              <w:t xml:space="preserve">: </w:t>
             </w:r>
           </w:p>
           <w:p>
@@ -970,14 +1210,16 @@
               </w:rPr>
               <w:t>{</w:t>
             </w:r>
-            <w:r>
-              <w:rPr>
-                <w:rFonts w:cstheme="minorHAnsi"/>
-                <w:sz w:val="20"/>
-                <w:szCs w:val="20"/>
-              </w:rPr>
-              <w:t>finalDestination</w:t>
-            </w:r>
+            <w:proofErr w:type="spellStart"/>
+            <w:r>
+              <w:rPr>
+                <w:rFonts w:cstheme="minorHAnsi"/>
+                <w:sz w:val="20"/>
+                <w:szCs w:val="20"/>
+              </w:rPr>
+              <w:t>hsCode</w:t>
+            </w:r>
+            <w:proofErr w:type="spellEnd"/>
             <w:r>
               <w:rPr>
                 <w:rFonts w:cstheme="minorHAnsi"/>
@@ -995,8 +1237,8 @@
         </w:trPr>
         <w:tc>
           <w:tcPr>
-            <w:tcW w:w="0" w:type="auto"/>
-            <w:gridSpan w:val="6"/>
+            <w:tcW w:w="5685" w:type="dxa"/>
+            <w:gridSpan w:val="5"/>
             <w:vMerge/>
             <w:tcBorders>
               <w:left w:val="nil"/>
@@ -1014,8 +1256,8 @@
         </w:tc>
         <w:tc>
           <w:tcPr>
-            <w:tcW w:w="0" w:type="auto"/>
-            <w:gridSpan w:val="4"/>
+            <w:tcW w:w="5421" w:type="dxa"/>
+            <w:gridSpan w:val="5"/>
             <w:vMerge w:val="restart"/>
             <w:tcBorders>
               <w:right w:val="nil"/>
@@ -1054,6 +1296,7 @@
               </w:rPr>
               <w:t>{</w:t>
             </w:r>
+            <w:proofErr w:type="spellStart"/>
             <w:r>
               <w:rPr>
                 <w:rFonts w:cstheme="minorHAnsi"/>
@@ -1062,6 +1305,323 @@
               </w:rPr>
               <w:t>termOfDeliveryAndPayment</w:t>
             </w:r>
+            <w:proofErr w:type="spellEnd"/>
+            <w:r>
+              <w:rPr>
+                <w:rFonts w:cstheme="minorHAnsi"/>
+                <w:sz w:val="20"/>
+                <w:szCs w:val="20"/>
+              </w:rPr>
+              <w:t>}</w:t>
+            </w:r>
+          </w:p>
+          <w:p>
+            <w:pPr>
+              <w:rPr>
+                <w:rFonts w:cstheme="minorHAnsi"/>
+                <w:sz w:val="20"/>
+                <w:szCs w:val="20"/>
+              </w:rPr>
+            </w:pPr>
+            <w:r>
+              <w:rPr>
+                <w:rFonts w:cstheme="minorHAnsi"/>
+                <w:sz w:val="20"/>
+                <w:szCs w:val="20"/>
+              </w:rPr>
+              <w:t xml:space="preserve">Bank Name </w:t>
+            </w:r>
+            <w:r>
+              <w:rPr>
+                <w:rFonts w:cstheme="minorHAnsi"/>
+                <w:sz w:val="20"/>
+                <w:szCs w:val="20"/>
+              </w:rPr>
+              <w:t>-</w:t>
+            </w:r>
+            <w:r>
+              <w:rPr>
+                <w:rFonts w:cstheme="minorHAnsi"/>
+                <w:sz w:val="20"/>
+                <w:szCs w:val="20"/>
+              </w:rPr>
+              <w:t xml:space="preserve"> </w:t>
+            </w:r>
+            <w:r>
+              <w:rPr>
+                <w:rFonts w:cstheme="minorHAnsi"/>
+                <w:sz w:val="20"/>
+                <w:szCs w:val="20"/>
+              </w:rPr>
+              <w:t>{</w:t>
+            </w:r>
+            <w:proofErr w:type="spellStart"/>
+            <w:r>
+              <w:rPr>
+                <w:rFonts w:cstheme="minorHAnsi"/>
+                <w:sz w:val="20"/>
+                <w:szCs w:val="20"/>
+              </w:rPr>
+              <w:t>bankName</w:t>
+            </w:r>
+            <w:proofErr w:type="spellEnd"/>
+            <w:r>
+              <w:rPr>
+                <w:rFonts w:cstheme="minorHAnsi"/>
+                <w:sz w:val="20"/>
+                <w:szCs w:val="20"/>
+              </w:rPr>
+              <w:t>}</w:t>
+            </w:r>
+          </w:p>
+          <w:p>
+            <w:pPr>
+              <w:rPr>
+                <w:rFonts w:cstheme="minorHAnsi"/>
+                <w:sz w:val="20"/>
+                <w:szCs w:val="20"/>
+              </w:rPr>
+            </w:pPr>
+            <w:r>
+              <w:rPr>
+                <w:rFonts w:cstheme="minorHAnsi"/>
+                <w:sz w:val="20"/>
+                <w:szCs w:val="20"/>
+              </w:rPr>
+              <w:t xml:space="preserve">Address </w:t>
+            </w:r>
+            <w:r>
+              <w:rPr>
+                <w:rFonts w:cstheme="minorHAnsi"/>
+                <w:sz w:val="20"/>
+                <w:szCs w:val="20"/>
+              </w:rPr>
+              <w:t>-</w:t>
+            </w:r>
+            <w:r>
+              <w:rPr>
+                <w:rFonts w:cstheme="minorHAnsi"/>
+                <w:sz w:val="20"/>
+                <w:szCs w:val="20"/>
+              </w:rPr>
+              <w:t xml:space="preserve"> </w:t>
+            </w:r>
+            <w:r>
+              <w:rPr>
+                <w:rFonts w:cstheme="minorHAnsi"/>
+                <w:sz w:val="20"/>
+                <w:szCs w:val="20"/>
+              </w:rPr>
+              <w:t>{</w:t>
+            </w:r>
+            <w:proofErr w:type="spellStart"/>
+            <w:r>
+              <w:rPr>
+                <w:rFonts w:cstheme="minorHAnsi"/>
+                <w:sz w:val="20"/>
+                <w:szCs w:val="20"/>
+              </w:rPr>
+              <w:t>bankAddress</w:t>
+            </w:r>
+            <w:proofErr w:type="spellEnd"/>
+            <w:r>
+              <w:rPr>
+                <w:rFonts w:cstheme="minorHAnsi"/>
+                <w:sz w:val="20"/>
+                <w:szCs w:val="20"/>
+              </w:rPr>
+              <w:t>}</w:t>
+            </w:r>
+            <w:r>
+              <w:rPr>
+                <w:rFonts w:cstheme="minorHAnsi"/>
+                <w:sz w:val="20"/>
+                <w:szCs w:val="20"/>
+              </w:rPr>
+              <w:t>,</w:t>
+            </w:r>
+            <w:r>
+              <w:rPr>
+                <w:rFonts w:cstheme="minorHAnsi"/>
+                <w:sz w:val="20"/>
+                <w:szCs w:val="20"/>
+              </w:rPr>
+              <w:t xml:space="preserve"> {</w:t>
+            </w:r>
+            <w:proofErr w:type="spellStart"/>
+            <w:r>
+              <w:rPr>
+                <w:rFonts w:cstheme="minorHAnsi"/>
+                <w:sz w:val="20"/>
+                <w:szCs w:val="20"/>
+              </w:rPr>
+              <w:t>bankCity</w:t>
+            </w:r>
+            <w:proofErr w:type="spellEnd"/>
+            <w:r>
+              <w:rPr>
+                <w:rFonts w:cstheme="minorHAnsi"/>
+                <w:sz w:val="20"/>
+                <w:szCs w:val="20"/>
+              </w:rPr>
+              <w:t>}</w:t>
+            </w:r>
+            <w:r>
+              <w:rPr>
+                <w:rFonts w:cstheme="minorHAnsi"/>
+                <w:sz w:val="20"/>
+                <w:szCs w:val="20"/>
+              </w:rPr>
+              <w:t xml:space="preserve"> </w:t>
+            </w:r>
+            <w:r>
+              <w:rPr>
+                <w:rFonts w:cstheme="minorHAnsi"/>
+                <w:sz w:val="20"/>
+                <w:szCs w:val="20"/>
+              </w:rPr>
+              <w:t>-</w:t>
+            </w:r>
+            <w:r>
+              <w:rPr>
+                <w:rFonts w:cstheme="minorHAnsi"/>
+                <w:sz w:val="20"/>
+                <w:szCs w:val="20"/>
+              </w:rPr>
+              <w:t xml:space="preserve"> </w:t>
+            </w:r>
+            <w:r>
+              <w:rPr>
+                <w:rFonts w:cstheme="minorHAnsi"/>
+                <w:sz w:val="20"/>
+                <w:szCs w:val="20"/>
+              </w:rPr>
+              <w:t>{</w:t>
+            </w:r>
+            <w:proofErr w:type="spellStart"/>
+            <w:proofErr w:type="gramStart"/>
+            <w:r>
+              <w:rPr>
+                <w:rFonts w:cstheme="minorHAnsi"/>
+                <w:sz w:val="20"/>
+                <w:szCs w:val="20"/>
+              </w:rPr>
+              <w:t>bankPostalCode</w:t>
+            </w:r>
+            <w:proofErr w:type="spellEnd"/>
+            <w:r>
+              <w:rPr>
+                <w:rFonts w:cstheme="minorHAnsi"/>
+                <w:sz w:val="20"/>
+                <w:szCs w:val="20"/>
+              </w:rPr>
+              <w:t>}</w:t>
+            </w:r>
+            <w:r>
+              <w:rPr>
+                <w:rFonts w:cstheme="minorHAnsi"/>
+                <w:sz w:val="20"/>
+                <w:szCs w:val="20"/>
+              </w:rPr>
+              <w:t xml:space="preserve">   </w:t>
+            </w:r>
+            <w:proofErr w:type="gramEnd"/>
+            <w:r>
+              <w:rPr>
+                <w:rFonts w:cstheme="minorHAnsi"/>
+                <w:sz w:val="20"/>
+                <w:szCs w:val="20"/>
+              </w:rPr>
+              <w:t xml:space="preserve">      SWIFT </w:t>
+            </w:r>
+            <w:proofErr w:type="gramStart"/>
+            <w:r>
+              <w:rPr>
+                <w:rFonts w:cstheme="minorHAnsi"/>
+                <w:sz w:val="20"/>
+                <w:szCs w:val="20"/>
+              </w:rPr>
+              <w:t>C</w:t>
+            </w:r>
+            <w:r>
+              <w:rPr>
+                <w:rFonts w:cstheme="minorHAnsi"/>
+                <w:sz w:val="20"/>
+                <w:szCs w:val="20"/>
+              </w:rPr>
+              <w:t>o</w:t>
+            </w:r>
+            <w:r>
+              <w:rPr>
+                <w:rFonts w:cstheme="minorHAnsi"/>
+                <w:sz w:val="20"/>
+                <w:szCs w:val="20"/>
+              </w:rPr>
+              <w:t>de  -</w:t>
+            </w:r>
+            <w:proofErr w:type="gramEnd"/>
+            <w:r>
+              <w:rPr>
+                <w:rFonts w:cstheme="minorHAnsi"/>
+                <w:sz w:val="20"/>
+                <w:szCs w:val="20"/>
+              </w:rPr>
+              <w:t xml:space="preserve"> {</w:t>
+            </w:r>
+            <w:proofErr w:type="spellStart"/>
+            <w:proofErr w:type="gramStart"/>
+            <w:r>
+              <w:rPr>
+                <w:rFonts w:cstheme="minorHAnsi"/>
+                <w:sz w:val="20"/>
+                <w:szCs w:val="20"/>
+              </w:rPr>
+              <w:t>swiftNumber</w:t>
+            </w:r>
+            <w:proofErr w:type="spellEnd"/>
+            <w:r>
+              <w:rPr>
+                <w:rFonts w:cstheme="minorHAnsi"/>
+                <w:sz w:val="20"/>
+                <w:szCs w:val="20"/>
+              </w:rPr>
+              <w:t>}</w:t>
+            </w:r>
+            <w:r>
+              <w:rPr>
+                <w:rFonts w:cstheme="minorHAnsi"/>
+                <w:sz w:val="20"/>
+                <w:szCs w:val="20"/>
+              </w:rPr>
+              <w:t xml:space="preserve">   </w:t>
+            </w:r>
+            <w:proofErr w:type="gramEnd"/>
+            <w:r>
+              <w:rPr>
+                <w:rFonts w:cstheme="minorHAnsi"/>
+                <w:sz w:val="20"/>
+                <w:szCs w:val="20"/>
+              </w:rPr>
+              <w:t xml:space="preserve">                                                     ACCOUNT NO. </w:t>
+            </w:r>
+            <w:r>
+              <w:rPr>
+                <w:rFonts w:cstheme="minorHAnsi"/>
+                <w:sz w:val="20"/>
+                <w:szCs w:val="20"/>
+              </w:rPr>
+              <w:t>{</w:t>
+            </w:r>
+            <w:proofErr w:type="spellStart"/>
+            <w:r>
+              <w:rPr>
+                <w:rFonts w:cstheme="minorHAnsi"/>
+                <w:sz w:val="20"/>
+                <w:szCs w:val="20"/>
+              </w:rPr>
+              <w:t>acCode</w:t>
+            </w:r>
+            <w:proofErr w:type="spellEnd"/>
             <w:r>
               <w:rPr>
                 <w:rFonts w:cstheme="minorHAnsi"/>
@@ -1098,6 +1658,7 @@
                 <w:szCs w:val="20"/>
               </w:rPr>
             </w:pPr>
+            <w:proofErr w:type="spellStart"/>
             <w:r>
               <w:rPr>
                 <w:rFonts w:ascii="SansSerif" w:hAnsi="SansSerif" w:cs="SansSerif"/>
@@ -1105,7 +1666,17 @@
                 <w:sz w:val="20"/>
                 <w:szCs w:val="20"/>
               </w:rPr>
-              <w:t>Precarriage by:</w:t>
+              <w:t>Precarriage</w:t>
+            </w:r>
+            <w:proofErr w:type="spellEnd"/>
+            <w:r>
+              <w:rPr>
+                <w:rFonts w:ascii="SansSerif" w:hAnsi="SansSerif" w:cs="SansSerif"/>
+                <w:color w:val="000000"/>
+                <w:sz w:val="20"/>
+                <w:szCs w:val="20"/>
+              </w:rPr>
+              <w:t xml:space="preserve"> by:</w:t>
             </w:r>
           </w:p>
           <w:p>
@@ -1125,6 +1696,7 @@
               </w:rPr>
               <w:t>{</w:t>
             </w:r>
+            <w:proofErr w:type="spellStart"/>
             <w:r>
               <w:rPr>
                 <w:rFonts w:cstheme="minorHAnsi"/>
@@ -1133,6 +1705,7 @@
               </w:rPr>
               <w:t>precarriageBy</w:t>
             </w:r>
+            <w:proofErr w:type="spellEnd"/>
             <w:r>
               <w:rPr>
                 <w:rFonts w:cstheme="minorHAnsi"/>
@@ -1145,8 +1718,8 @@
         </w:tc>
         <w:tc>
           <w:tcPr>
-            <w:tcW w:w="0" w:type="auto"/>
-            <w:gridSpan w:val="3"/>
+            <w:tcW w:w="2237" w:type="dxa"/>
+            <w:gridSpan w:val="2"/>
           </w:tcPr>
           <w:p>
             <w:pPr>
@@ -1194,6 +1767,7 @@
               </w:rPr>
               <w:t>{</w:t>
             </w:r>
+            <w:proofErr w:type="spellStart"/>
             <w:r>
               <w:rPr>
                 <w:rFonts w:ascii="SansSerif" w:hAnsi="SansSerif" w:cs="SansSerif"/>
@@ -1203,6 +1777,7 @@
               </w:rPr>
               <w:t>placeOfReceipt</w:t>
             </w:r>
+            <w:proofErr w:type="spellEnd"/>
             <w:r>
               <w:rPr>
                 <w:rFonts w:ascii="SansSerif" w:hAnsi="SansSerif" w:cs="SansSerif"/>
@@ -1216,8 +1791,8 @@
         </w:tc>
         <w:tc>
           <w:tcPr>
-            <w:tcW w:w="0" w:type="auto"/>
-            <w:gridSpan w:val="4"/>
+            <w:tcW w:w="5421" w:type="dxa"/>
+            <w:gridSpan w:val="5"/>
             <w:vMerge/>
             <w:tcBorders>
               <w:right w:val="nil"/>
@@ -1293,6 +1868,7 @@
               </w:rPr>
               <w:t>{</w:t>
             </w:r>
+            <w:proofErr w:type="spellStart"/>
             <w:r>
               <w:rPr>
                 <w:rFonts w:ascii="SansSerif" w:hAnsi="SansSerif" w:cs="SansSerif"/>
@@ -1302,6 +1878,7 @@
               </w:rPr>
               <w:t>vesselNo</w:t>
             </w:r>
+            <w:proofErr w:type="spellEnd"/>
             <w:r>
               <w:rPr>
                 <w:rFonts w:ascii="SansSerif" w:hAnsi="SansSerif" w:cs="SansSerif"/>
@@ -1315,8 +1892,8 @@
         </w:tc>
         <w:tc>
           <w:tcPr>
-            <w:tcW w:w="0" w:type="auto"/>
-            <w:gridSpan w:val="3"/>
+            <w:tcW w:w="2237" w:type="dxa"/>
+            <w:gridSpan w:val="2"/>
           </w:tcPr>
           <w:p>
             <w:pPr>
@@ -1364,6 +1941,7 @@
               </w:rPr>
               <w:t>{</w:t>
             </w:r>
+            <w:proofErr w:type="spellStart"/>
             <w:r>
               <w:rPr>
                 <w:rFonts w:ascii="SansSerif" w:hAnsi="SansSerif" w:cs="SansSerif"/>
@@ -1373,6 +1951,7 @@
               </w:rPr>
               <w:t>portOfLoading</w:t>
             </w:r>
+            <w:proofErr w:type="spellEnd"/>
             <w:r>
               <w:rPr>
                 <w:rFonts w:ascii="SansSerif" w:hAnsi="SansSerif" w:cs="SansSerif"/>
@@ -1386,8 +1965,8 @@
         </w:tc>
         <w:tc>
           <w:tcPr>
-            <w:tcW w:w="0" w:type="auto"/>
-            <w:gridSpan w:val="4"/>
+            <w:tcW w:w="5421" w:type="dxa"/>
+            <w:gridSpan w:val="5"/>
             <w:vMerge/>
             <w:tcBorders>
               <w:right w:val="nil"/>
@@ -1458,6 +2037,7 @@
               </w:rPr>
               <w:t>{</w:t>
             </w:r>
+            <w:proofErr w:type="spellStart"/>
             <w:r>
               <w:rPr>
                 <w:rFonts w:ascii="SansSerif" w:hAnsi="SansSerif" w:cs="SansSerif"/>
@@ -1467,6 +2047,7 @@
               </w:rPr>
               <w:t>portOfDischarge</w:t>
             </w:r>
+            <w:proofErr w:type="spellEnd"/>
             <w:r>
               <w:rPr>
                 <w:rFonts w:ascii="SansSerif" w:hAnsi="SansSerif" w:cs="SansSerif"/>
@@ -1480,8 +2061,8 @@
         </w:tc>
         <w:tc>
           <w:tcPr>
-            <w:tcW w:w="0" w:type="auto"/>
-            <w:gridSpan w:val="3"/>
+            <w:tcW w:w="2237" w:type="dxa"/>
+            <w:gridSpan w:val="2"/>
           </w:tcPr>
           <w:p>
             <w:pPr>
@@ -1496,6 +2077,7 @@
                 <w:szCs w:val="20"/>
               </w:rPr>
             </w:pPr>
+            <w:proofErr w:type="gramStart"/>
             <w:r>
               <w:rPr>
                 <w:rFonts w:ascii="SansSerif" w:hAnsi="SansSerif" w:cs="SansSerif"/>
@@ -1503,28 +2085,29 @@
                 <w:sz w:val="20"/>
                 <w:szCs w:val="20"/>
               </w:rPr>
-              <w:t>Final Destination:</w:t>
-            </w:r>
-          </w:p>
-          <w:p>
-            <w:pPr>
-              <w:spacing w:line="276" w:lineRule="auto"/>
+              <w:t>Final Destination</w:t>
+            </w:r>
+            <w:proofErr w:type="gramEnd"/>
+            <w:r>
               <w:rPr>
                 <w:rFonts w:ascii="SansSerif" w:hAnsi="SansSerif" w:cs="SansSerif"/>
                 <w:color w:val="000000"/>
                 <w:sz w:val="20"/>
                 <w:szCs w:val="20"/>
               </w:rPr>
-            </w:pPr>
-            <w:r>
+              <w:t>:</w:t>
+            </w:r>
+          </w:p>
+          <w:p>
+            <w:pPr>
+              <w:spacing w:line="276" w:lineRule="auto"/>
               <w:rPr>
                 <w:rFonts w:ascii="SansSerif" w:hAnsi="SansSerif" w:cs="SansSerif"/>
                 <w:color w:val="000000"/>
                 <w:sz w:val="20"/>
                 <w:szCs w:val="20"/>
               </w:rPr>
-              <w:t>{</w:t>
-            </w:r>
+            </w:pPr>
             <w:r>
               <w:rPr>
                 <w:rFonts w:ascii="SansSerif" w:hAnsi="SansSerif" w:cs="SansSerif"/>
@@ -1532,8 +2115,19 @@
                 <w:sz w:val="20"/>
                 <w:szCs w:val="20"/>
               </w:rPr>
+              <w:t>{</w:t>
+            </w:r>
+            <w:proofErr w:type="spellStart"/>
+            <w:r>
+              <w:rPr>
+                <w:rFonts w:ascii="SansSerif" w:hAnsi="SansSerif" w:cs="SansSerif"/>
+                <w:color w:val="000000"/>
+                <w:sz w:val="20"/>
+                <w:szCs w:val="20"/>
+              </w:rPr>
               <w:t>finalDestination</w:t>
             </w:r>
+            <w:proofErr w:type="spellEnd"/>
             <w:r>
               <w:rPr>
                 <w:rFonts w:ascii="SansSerif" w:hAnsi="SansSerif" w:cs="SansSerif"/>
@@ -1547,8 +2141,8 @@
         </w:tc>
         <w:tc>
           <w:tcPr>
-            <w:tcW w:w="0" w:type="auto"/>
-            <w:gridSpan w:val="4"/>
+            <w:tcW w:w="5421" w:type="dxa"/>
+            <w:gridSpan w:val="5"/>
             <w:vMerge/>
             <w:tcBorders>
               <w:right w:val="nil"/>
@@ -1604,6 +2198,7 @@
               </w:rPr>
               <w:t>{</w:t>
             </w:r>
+            <w:proofErr w:type="spellStart"/>
             <w:r>
               <w:rPr>
                 <w:rFonts w:cstheme="minorHAnsi"/>
@@ -1612,6 +2207,7 @@
               </w:rPr>
               <w:t>privateRemark</w:t>
             </w:r>
+            <w:proofErr w:type="spellEnd"/>
             <w:r>
               <w:rPr>
                 <w:rFonts w:cstheme="minorHAnsi"/>
@@ -1918,7 +2514,29 @@
                       <w:sz w:val="19"/>
                       <w:szCs w:val="19"/>
                     </w:rPr>
-                    <w:t>{currencyChar}</w:t>
+                    <w:t>{</w:t>
+                  </w:r>
+                  <w:proofErr w:type="spellStart"/>
+                  <w:r>
+                    <w:rPr>
+                      <w:rFonts w:cstheme="minorHAnsi"/>
+                      <w:b/>
+                      <w:bCs/>
+                      <w:sz w:val="19"/>
+                      <w:szCs w:val="19"/>
+                    </w:rPr>
+                    <w:t>currencyChar</w:t>
+                  </w:r>
+                  <w:proofErr w:type="spellEnd"/>
+                  <w:r>
+                    <w:rPr>
+                      <w:rFonts w:cstheme="minorHAnsi"/>
+                      <w:b/>
+                      <w:bCs/>
+                      <w:sz w:val="19"/>
+                      <w:szCs w:val="19"/>
+                    </w:rPr>
+                    <w:t>}</w:t>
                   </w:r>
                 </w:p>
               </w:tc>
@@ -1973,7 +2591,29 @@
                       <w:sz w:val="19"/>
                       <w:szCs w:val="19"/>
                     </w:rPr>
-                    <w:t>{currencyChar}</w:t>
+                    <w:t>{</w:t>
+                  </w:r>
+                  <w:proofErr w:type="spellStart"/>
+                  <w:r>
+                    <w:rPr>
+                      <w:rFonts w:cstheme="minorHAnsi"/>
+                      <w:b/>
+                      <w:bCs/>
+                      <w:sz w:val="19"/>
+                      <w:szCs w:val="19"/>
+                    </w:rPr>
+                    <w:t>currencyChar</w:t>
+                  </w:r>
+                  <w:proofErr w:type="spellEnd"/>
+                  <w:r>
+                    <w:rPr>
+                      <w:rFonts w:cstheme="minorHAnsi"/>
+                      <w:b/>
+                      <w:bCs/>
+                      <w:sz w:val="19"/>
+                      <w:szCs w:val="19"/>
+                    </w:rPr>
+                    <w:t>}</w:t>
                   </w:r>
                 </w:p>
               </w:tc>
@@ -2004,7 +2644,34 @@
                       <w:sz w:val="20"/>
                       <w:szCs w:val="20"/>
                     </w:rPr>
-                    <w:t>{#IPItems}{#showThickness}</w:t>
+                    <w:t>{#</w:t>
+                  </w:r>
+                  <w:proofErr w:type="gramStart"/>
+                  <w:r>
+                    <w:rPr>
+                      <w:rFonts w:cstheme="minorHAnsi"/>
+                      <w:sz w:val="20"/>
+                      <w:szCs w:val="20"/>
+                    </w:rPr>
+                    <w:t>IPItems}{</w:t>
+                  </w:r>
+                  <w:proofErr w:type="gramEnd"/>
+                  <w:r>
+                    <w:rPr>
+                      <w:rFonts w:cstheme="minorHAnsi"/>
+                      <w:sz w:val="20"/>
+                      <w:szCs w:val="20"/>
+                    </w:rPr>
+                    <w:t>#</w:t>
+                  </w:r>
+                  <w:proofErr w:type="gramStart"/>
+                  <w:r>
+                    <w:rPr>
+                      <w:rFonts w:cstheme="minorHAnsi"/>
+                      <w:sz w:val="20"/>
+                      <w:szCs w:val="20"/>
+                    </w:rPr>
+                    <w:t>showThickness}</w:t>
                   </w:r>
                   <w:r>
                     <w:rPr>
@@ -2014,7 +2681,18 @@
                       <w:sz w:val="20"/>
                       <w:szCs w:val="20"/>
                     </w:rPr>
-                    <w:t>{thicknessDetail</w:t>
+                    <w:t>{</w:t>
+                  </w:r>
+                  <w:proofErr w:type="gramEnd"/>
+                  <w:r>
+                    <w:rPr>
+                      <w:rFonts w:cstheme="minorHAnsi"/>
+                      <w:b/>
+                      <w:bCs/>
+                      <w:sz w:val="20"/>
+                      <w:szCs w:val="20"/>
+                    </w:rPr>
+                    <w:t>thicknessDetail</w:t>
                   </w:r>
                   <w:r>
                     <w:rPr>
@@ -2106,6 +2784,7 @@
                     </w:rPr>
                     <w:t>{</w:t>
                   </w:r>
+                  <w:proofErr w:type="spellStart"/>
                   <w:r>
                     <w:rPr>
                       <w:rFonts w:cstheme="minorHAnsi"/>
@@ -2116,6 +2795,8 @@
                     </w:rPr>
                     <w:t>extNotes</w:t>
                   </w:r>
+                  <w:proofErr w:type="spellEnd"/>
+                  <w:proofErr w:type="gramStart"/>
                   <w:r>
                     <w:rPr>
                       <w:rFonts w:cstheme="minorHAnsi"/>
@@ -2146,6 +2827,7 @@
                     </w:rPr>
                     <w:t>{</w:t>
                   </w:r>
+                  <w:proofErr w:type="gramEnd"/>
                   <w:r>
                     <w:rPr>
                       <w:rFonts w:cstheme="minorHAnsi"/>
@@ -2156,6 +2838,8 @@
                     </w:rPr>
                     <w:t>/</w:t>
                   </w:r>
+                  <w:proofErr w:type="spellStart"/>
+                  <w:proofErr w:type="gramStart"/>
                   <w:r>
                     <w:rPr>
                       <w:rFonts w:cstheme="minorHAnsi"/>
@@ -2166,6 +2850,7 @@
                     </w:rPr>
                     <w:t>extNotes</w:t>
                   </w:r>
+                  <w:proofErr w:type="spellEnd"/>
                   <w:r>
                     <w:rPr>
                       <w:rFonts w:cstheme="minorHAnsi"/>
@@ -2184,7 +2869,62 @@
                       <w:sz w:val="20"/>
                       <w:szCs w:val="20"/>
                     </w:rPr>
-                    <w:t xml:space="preserve">  {#fsc} – {fsc}{/fsc}</w:t>
+                    <w:t xml:space="preserve">  {</w:t>
+                  </w:r>
+                  <w:proofErr w:type="gramEnd"/>
+                  <w:r>
+                    <w:rPr>
+                      <w:rFonts w:cstheme="minorHAnsi"/>
+                      <w:b/>
+                      <w:bCs/>
+                      <w:sz w:val="20"/>
+                      <w:szCs w:val="20"/>
+                    </w:rPr>
+                    <w:t>#fsc} – {</w:t>
+                  </w:r>
+                  <w:proofErr w:type="spellStart"/>
+                  <w:r>
+                    <w:rPr>
+                      <w:rFonts w:cstheme="minorHAnsi"/>
+                      <w:b/>
+                      <w:bCs/>
+                      <w:sz w:val="20"/>
+                      <w:szCs w:val="20"/>
+                    </w:rPr>
+                    <w:t>fsc</w:t>
+                  </w:r>
+                  <w:proofErr w:type="spellEnd"/>
+                  <w:r>
+                    <w:rPr>
+                      <w:rFonts w:cstheme="minorHAnsi"/>
+                      <w:b/>
+                      <w:bCs/>
+                      <w:sz w:val="20"/>
+                      <w:szCs w:val="20"/>
+                    </w:rPr>
+                    <w:t>}{/</w:t>
+                  </w:r>
+                  <w:proofErr w:type="spellStart"/>
+                  <w:r>
+                    <w:rPr>
+                      <w:rFonts w:cstheme="minorHAnsi"/>
+                      <w:b/>
+                      <w:bCs/>
+                      <w:sz w:val="20"/>
+                      <w:szCs w:val="20"/>
+                    </w:rPr>
+                    <w:t>fsc</w:t>
+                  </w:r>
+                  <w:proofErr w:type="spellEnd"/>
+                  <w:r>
+                    <w:rPr>
+                      <w:rFonts w:cstheme="minorHAnsi"/>
+                      <w:b/>
+                      <w:bCs/>
+                      <w:sz w:val="20"/>
+                      <w:szCs w:val="20"/>
+                    </w:rPr>
+                    <w:t>}</w:t>
                   </w:r>
                 </w:p>
               </w:tc>
@@ -2285,7 +3025,61 @@
                       <w:sz w:val="18"/>
                       <w:szCs w:val="18"/>
                     </w:rPr>
-                    <w:t>{#invoices}{containerFrom}{#containerTo} to {containerTo}{/containerTo}</w:t>
+                    <w:t>{#</w:t>
+                  </w:r>
+                  <w:proofErr w:type="gramStart"/>
+                  <w:r>
+                    <w:rPr>
+                      <w:rFonts w:ascii="Arial" w:hAnsi="Arial" w:cs="Arial"/>
+                      <w:sz w:val="18"/>
+                      <w:szCs w:val="18"/>
+                    </w:rPr>
+                    <w:t>invoices}{</w:t>
+                  </w:r>
+                  <w:proofErr w:type="gramEnd"/>
+                  <w:r>
+                    <w:rPr>
+                      <w:rFonts w:ascii="Arial" w:hAnsi="Arial" w:cs="Arial"/>
+                      <w:sz w:val="18"/>
+                      <w:szCs w:val="18"/>
+                    </w:rPr>
+                    <w:t>containerFrom}{#containerTo} to {</w:t>
+                  </w:r>
+                  <w:proofErr w:type="spellStart"/>
+                  <w:r>
+                    <w:rPr>
+                      <w:rFonts w:ascii="Arial" w:hAnsi="Arial" w:cs="Arial"/>
+                      <w:sz w:val="18"/>
+                      <w:szCs w:val="18"/>
+                    </w:rPr>
+                    <w:t>containerTo</w:t>
+                  </w:r>
+                  <w:proofErr w:type="spellEnd"/>
+                  <w:r>
+                    <w:rPr>
+                      <w:rFonts w:ascii="Arial" w:hAnsi="Arial" w:cs="Arial"/>
+                      <w:sz w:val="18"/>
+                      <w:szCs w:val="18"/>
+                    </w:rPr>
+                    <w:t>}{/</w:t>
+                  </w:r>
+                  <w:proofErr w:type="spellStart"/>
+                  <w:r>
+                    <w:rPr>
+                      <w:rFonts w:ascii="Arial" w:hAnsi="Arial" w:cs="Arial"/>
+                      <w:sz w:val="18"/>
+                      <w:szCs w:val="18"/>
+                    </w:rPr>
+                    <w:t>containerTo</w:t>
+                  </w:r>
+                  <w:proofErr w:type="spellEnd"/>
+                  <w:r>
+                    <w:rPr>
+                      <w:rFonts w:ascii="Arial" w:hAnsi="Arial" w:cs="Arial"/>
+                      <w:sz w:val="18"/>
+                      <w:szCs w:val="18"/>
+                    </w:rPr>
+                    <w:t>}</w:t>
                   </w:r>
                 </w:p>
               </w:tc>
@@ -2314,7 +3108,45 @@
                       <w:sz w:val="18"/>
                       <w:szCs w:val="18"/>
                     </w:rPr>
-                    <w:t>{materialGrade}  {brandName}</w:t>
+                    <w:t>{</w:t>
+                  </w:r>
+                  <w:proofErr w:type="spellStart"/>
+                  <w:proofErr w:type="gramStart"/>
+                  <w:r>
+                    <w:rPr>
+                      <w:rFonts w:ascii="Arial" w:hAnsi="Arial" w:cs="Arial"/>
+                      <w:sz w:val="18"/>
+                      <w:szCs w:val="18"/>
+                    </w:rPr>
+                    <w:t>materialGrade</w:t>
+                  </w:r>
+                  <w:proofErr w:type="spellEnd"/>
+                  <w:r>
+                    <w:rPr>
+                      <w:rFonts w:ascii="Arial" w:hAnsi="Arial" w:cs="Arial"/>
+                      <w:sz w:val="18"/>
+                      <w:szCs w:val="18"/>
+                    </w:rPr>
+                    <w:t>}  {</w:t>
+                  </w:r>
+                  <w:proofErr w:type="spellStart"/>
+                  <w:proofErr w:type="gramEnd"/>
+                  <w:r>
+                    <w:rPr>
+                      <w:rFonts w:ascii="Arial" w:hAnsi="Arial" w:cs="Arial"/>
+                      <w:sz w:val="18"/>
+                      <w:szCs w:val="18"/>
+                    </w:rPr>
+                    <w:t>brandName</w:t>
+                  </w:r>
+                  <w:proofErr w:type="spellEnd"/>
+                  <w:r>
+                    <w:rPr>
+                      <w:rFonts w:ascii="Arial" w:hAnsi="Arial" w:cs="Arial"/>
+                      <w:sz w:val="18"/>
+                      <w:szCs w:val="18"/>
+                    </w:rPr>
+                    <w:t>}</w:t>
                   </w:r>
                 </w:p>
               </w:tc>
@@ -2343,7 +3175,25 @@
                       <w:sz w:val="18"/>
                       <w:szCs w:val="18"/>
                     </w:rPr>
-                    <w:t>{designType}</w:t>
+                    <w:t>{</w:t>
+                  </w:r>
+                  <w:proofErr w:type="spellStart"/>
+                  <w:r>
+                    <w:rPr>
+                      <w:rFonts w:ascii="Arial" w:hAnsi="Arial" w:cs="Arial"/>
+                      <w:sz w:val="18"/>
+                      <w:szCs w:val="18"/>
+                    </w:rPr>
+                    <w:t>designType</w:t>
+                  </w:r>
+                  <w:proofErr w:type="spellEnd"/>
+                  <w:r>
+                    <w:rPr>
+                      <w:rFonts w:ascii="Arial" w:hAnsi="Arial" w:cs="Arial"/>
+                      <w:sz w:val="18"/>
+                      <w:szCs w:val="18"/>
+                    </w:rPr>
+                    <w:t>}</w:t>
                   </w:r>
                 </w:p>
               </w:tc>
@@ -2371,7 +3221,25 @@
                       <w:sz w:val="18"/>
                       <w:szCs w:val="18"/>
                     </w:rPr>
-                    <w:t>{finishType}</w:t>
+                    <w:t>{</w:t>
+                  </w:r>
+                  <w:proofErr w:type="spellStart"/>
+                  <w:r>
+                    <w:rPr>
+                      <w:rFonts w:ascii="Arial" w:hAnsi="Arial" w:cs="Arial"/>
+                      <w:sz w:val="18"/>
+                      <w:szCs w:val="18"/>
+                    </w:rPr>
+                    <w:t>finishType</w:t>
+                  </w:r>
+                  <w:proofErr w:type="spellEnd"/>
+                  <w:r>
+                    <w:rPr>
+                      <w:rFonts w:ascii="Arial" w:hAnsi="Arial" w:cs="Arial"/>
+                      <w:sz w:val="18"/>
+                      <w:szCs w:val="18"/>
+                    </w:rPr>
+                    <w:t>}</w:t>
                   </w:r>
                 </w:p>
               </w:tc>
@@ -2425,6 +3293,7 @@
                     </w:rPr>
                     <w:t>{</w:t>
                   </w:r>
+                  <w:proofErr w:type="spellStart"/>
                   <w:r>
                     <w:rPr>
                       <w:rFonts w:ascii="Arial" w:hAnsi="Arial" w:cs="Arial"/>
@@ -2433,6 +3302,7 @@
                     </w:rPr>
                     <w:t>squareMeter</w:t>
                   </w:r>
+                  <w:proofErr w:type="spellEnd"/>
                   <w:r>
                     <w:rPr>
                       <w:rFonts w:ascii="Arial" w:hAnsi="Arial" w:cs="Arial"/>
@@ -2490,7 +3360,25 @@
                       <w:sz w:val="18"/>
                       <w:szCs w:val="18"/>
                     </w:rPr>
-                    <w:t>{value} {/invoices} {/IPItems}</w:t>
+                    <w:t>{value} {/invoices} {/</w:t>
+                  </w:r>
+                  <w:proofErr w:type="spellStart"/>
+                  <w:r>
+                    <w:rPr>
+                      <w:rFonts w:ascii="Arial" w:hAnsi="Arial" w:cs="Arial"/>
+                      <w:sz w:val="18"/>
+                      <w:szCs w:val="18"/>
+                    </w:rPr>
+                    <w:t>IPItems</w:t>
+                  </w:r>
+                  <w:proofErr w:type="spellEnd"/>
+                  <w:r>
+                    <w:rPr>
+                      <w:rFonts w:ascii="Arial" w:hAnsi="Arial" w:cs="Arial"/>
+                      <w:sz w:val="18"/>
+                      <w:szCs w:val="18"/>
+                    </w:rPr>
+                    <w:t>}</w:t>
                   </w:r>
                 </w:p>
               </w:tc>
@@ -2539,7 +3427,25 @@
                       <w:sz w:val="18"/>
                       <w:szCs w:val="18"/>
                     </w:rPr>
-                    <w:t>{/isSampleBox}</w:t>
+                    <w:t>{/</w:t>
+                  </w:r>
+                  <w:proofErr w:type="spellStart"/>
+                  <w:r>
+                    <w:rPr>
+                      <w:rFonts w:ascii="Arial" w:hAnsi="Arial" w:cs="Arial"/>
+                      <w:sz w:val="18"/>
+                      <w:szCs w:val="18"/>
+                    </w:rPr>
+                    <w:t>isSampleBox</w:t>
+                  </w:r>
+                  <w:proofErr w:type="spellEnd"/>
+                  <w:r>
+                    <w:rPr>
+                      <w:rFonts w:ascii="Arial" w:hAnsi="Arial" w:cs="Arial"/>
+                      <w:sz w:val="18"/>
+                      <w:szCs w:val="18"/>
+                    </w:rPr>
+                    <w:t>}</w:t>
                   </w:r>
                 </w:p>
               </w:tc>
@@ -2643,7 +3549,61 @@
                       <w:sz w:val="18"/>
                       <w:szCs w:val="18"/>
                     </w:rPr>
-                    <w:t>{#sampleBox}{containerFrom}{#containerTo} to {containerTo} {/containerTo}</w:t>
+                    <w:t>{#</w:t>
+                  </w:r>
+                  <w:proofErr w:type="gramStart"/>
+                  <w:r>
+                    <w:rPr>
+                      <w:rFonts w:ascii="Arial" w:hAnsi="Arial" w:cs="Arial"/>
+                      <w:sz w:val="18"/>
+                      <w:szCs w:val="18"/>
+                    </w:rPr>
+                    <w:t>sampleBox}{</w:t>
+                  </w:r>
+                  <w:proofErr w:type="gramEnd"/>
+                  <w:r>
+                    <w:rPr>
+                      <w:rFonts w:ascii="Arial" w:hAnsi="Arial" w:cs="Arial"/>
+                      <w:sz w:val="18"/>
+                      <w:szCs w:val="18"/>
+                    </w:rPr>
+                    <w:t>containerFrom}{#containerTo} to {</w:t>
+                  </w:r>
+                  <w:proofErr w:type="spellStart"/>
+                  <w:r>
+                    <w:rPr>
+                      <w:rFonts w:ascii="Arial" w:hAnsi="Arial" w:cs="Arial"/>
+                      <w:sz w:val="18"/>
+                      <w:szCs w:val="18"/>
+                    </w:rPr>
+                    <w:t>containerTo</w:t>
+                  </w:r>
+                  <w:proofErr w:type="spellEnd"/>
+                  <w:r>
+                    <w:rPr>
+                      <w:rFonts w:ascii="Arial" w:hAnsi="Arial" w:cs="Arial"/>
+                      <w:sz w:val="18"/>
+                      <w:szCs w:val="18"/>
+                    </w:rPr>
+                    <w:t>} {/</w:t>
+                  </w:r>
+                  <w:proofErr w:type="spellStart"/>
+                  <w:r>
+                    <w:rPr>
+                      <w:rFonts w:ascii="Arial" w:hAnsi="Arial" w:cs="Arial"/>
+                      <w:sz w:val="18"/>
+                      <w:szCs w:val="18"/>
+                    </w:rPr>
+                    <w:t>containerTo</w:t>
+                  </w:r>
+                  <w:proofErr w:type="spellEnd"/>
+                  <w:r>
+                    <w:rPr>
+                      <w:rFonts w:ascii="Arial" w:hAnsi="Arial" w:cs="Arial"/>
+                      <w:sz w:val="18"/>
+                      <w:szCs w:val="18"/>
+                    </w:rPr>
+                    <w:t>}</w:t>
                   </w:r>
                 </w:p>
               </w:tc>
@@ -2673,7 +3633,81 @@
                       <w:sz w:val="18"/>
                       <w:szCs w:val="18"/>
                     </w:rPr>
-                    <w:t>{materialGrade}  {brandName}  {designType}  {finishType}</w:t>
+                    <w:t>{</w:t>
+                  </w:r>
+                  <w:proofErr w:type="spellStart"/>
+                  <w:proofErr w:type="gramStart"/>
+                  <w:r>
+                    <w:rPr>
+                      <w:rFonts w:ascii="Arial" w:hAnsi="Arial" w:cs="Arial"/>
+                      <w:sz w:val="18"/>
+                      <w:szCs w:val="18"/>
+                    </w:rPr>
+                    <w:t>materialGrade</w:t>
+                  </w:r>
+                  <w:proofErr w:type="spellEnd"/>
+                  <w:r>
+                    <w:rPr>
+                      <w:rFonts w:ascii="Arial" w:hAnsi="Arial" w:cs="Arial"/>
+                      <w:sz w:val="18"/>
+                      <w:szCs w:val="18"/>
+                    </w:rPr>
+                    <w:t>}  {</w:t>
+                  </w:r>
+                  <w:proofErr w:type="spellStart"/>
+                  <w:r>
+                    <w:rPr>
+                      <w:rFonts w:ascii="Arial" w:hAnsi="Arial" w:cs="Arial"/>
+                      <w:sz w:val="18"/>
+                      <w:szCs w:val="18"/>
+                    </w:rPr>
+                    <w:t>brandName</w:t>
+                  </w:r>
+                  <w:proofErr w:type="spellEnd"/>
+                  <w:r>
+                    <w:rPr>
+                      <w:rFonts w:ascii="Arial" w:hAnsi="Arial" w:cs="Arial"/>
+                      <w:sz w:val="18"/>
+                      <w:szCs w:val="18"/>
+                    </w:rPr>
+                    <w:t>}  {</w:t>
+                  </w:r>
+                  <w:proofErr w:type="spellStart"/>
+                  <w:r>
+                    <w:rPr>
+                      <w:rFonts w:ascii="Arial" w:hAnsi="Arial" w:cs="Arial"/>
+                      <w:sz w:val="18"/>
+                      <w:szCs w:val="18"/>
+                    </w:rPr>
+                    <w:t>designType</w:t>
+                  </w:r>
+                  <w:proofErr w:type="spellEnd"/>
+                  <w:r>
+                    <w:rPr>
+                      <w:rFonts w:ascii="Arial" w:hAnsi="Arial" w:cs="Arial"/>
+                      <w:sz w:val="18"/>
+                      <w:szCs w:val="18"/>
+                    </w:rPr>
+                    <w:t>}  {</w:t>
+                  </w:r>
+                  <w:proofErr w:type="spellStart"/>
+                  <w:proofErr w:type="gramEnd"/>
+                  <w:r>
+                    <w:rPr>
+                      <w:rFonts w:ascii="Arial" w:hAnsi="Arial" w:cs="Arial"/>
+                      <w:sz w:val="18"/>
+                      <w:szCs w:val="18"/>
+                    </w:rPr>
+                    <w:t>finishType</w:t>
+                  </w:r>
+                  <w:proofErr w:type="spellEnd"/>
+                  <w:r>
+                    <w:rPr>
+                      <w:rFonts w:ascii="Arial" w:hAnsi="Arial" w:cs="Arial"/>
+                      <w:sz w:val="18"/>
+                      <w:szCs w:val="18"/>
+                    </w:rPr>
+                    <w:t>}</w:t>
                   </w:r>
                 </w:p>
               </w:tc>
@@ -2768,7 +3802,25 @@
                       <w:sz w:val="18"/>
                       <w:szCs w:val="18"/>
                     </w:rPr>
-                    <w:t>{value}{/sampleBox}</w:t>
+                    <w:t>{value}{/</w:t>
+                  </w:r>
+                  <w:proofErr w:type="spellStart"/>
+                  <w:r>
+                    <w:rPr>
+                      <w:rFonts w:ascii="Arial" w:hAnsi="Arial" w:cs="Arial"/>
+                      <w:sz w:val="18"/>
+                      <w:szCs w:val="18"/>
+                    </w:rPr>
+                    <w:t>sampleBox</w:t>
+                  </w:r>
+                  <w:proofErr w:type="spellEnd"/>
+                  <w:r>
+                    <w:rPr>
+                      <w:rFonts w:ascii="Arial" w:hAnsi="Arial" w:cs="Arial"/>
+                      <w:sz w:val="18"/>
+                      <w:szCs w:val="18"/>
+                    </w:rPr>
+                    <w:t>}</w:t>
                   </w:r>
                 </w:p>
               </w:tc>
@@ -2818,6 +3870,7 @@
               </w:rPr>
               <w:t>{</w:t>
             </w:r>
+            <w:proofErr w:type="spellStart"/>
             <w:r>
               <w:rPr>
                 <w:rFonts w:cstheme="minorHAnsi"/>
@@ -2826,6 +3879,7 @@
               </w:rPr>
               <w:t>totalAmount</w:t>
             </w:r>
+            <w:proofErr w:type="spellEnd"/>
             <w:r>
               <w:rPr>
                 <w:rFonts w:cstheme="minorHAnsi"/>
@@ -2898,6 +3952,7 @@
         <w:tc>
           <w:tcPr>
             <w:tcW w:w="0" w:type="auto"/>
+            <w:gridSpan w:val="2"/>
             <w:tcBorders>
               <w:left w:val="nil"/>
               <w:bottom w:val="single" w:sz="4" w:space="0" w:color="auto"/>
@@ -2920,7 +3975,7 @@
         <w:tc>
           <w:tcPr>
             <w:tcW w:w="0" w:type="auto"/>
-            <w:gridSpan w:val="4"/>
+            <w:gridSpan w:val="3"/>
             <w:tcBorders>
               <w:left w:val="nil"/>
               <w:bottom w:val="single" w:sz="4" w:space="0" w:color="auto"/>
@@ -2944,7 +3999,25 @@
                 <w:sz w:val="20"/>
                 <w:szCs w:val="20"/>
               </w:rPr>
-              <w:t xml:space="preserve">Addition - Seafreight Charges -  </w:t>
+              <w:t xml:space="preserve">Addition - </w:t>
+            </w:r>
+            <w:proofErr w:type="spellStart"/>
+            <w:r>
+              <w:rPr>
+                <w:rFonts w:cstheme="minorHAnsi"/>
+                <w:sz w:val="20"/>
+                <w:szCs w:val="20"/>
+              </w:rPr>
+              <w:t>Seafreight</w:t>
+            </w:r>
+            <w:proofErr w:type="spellEnd"/>
+            <w:r>
+              <w:rPr>
+                <w:rFonts w:cstheme="minorHAnsi"/>
+                <w:sz w:val="20"/>
+                <w:szCs w:val="20"/>
+              </w:rPr>
+              <w:t xml:space="preserve"> Charges -  </w:t>
             </w:r>
           </w:p>
           <w:p>
@@ -3024,7 +4097,25 @@
                 <w:sz w:val="20"/>
                 <w:szCs w:val="20"/>
               </w:rPr>
-              <w:t>{totalAddition}</w:t>
+              <w:t>{</w:t>
+            </w:r>
+            <w:proofErr w:type="spellStart"/>
+            <w:r>
+              <w:rPr>
+                <w:rFonts w:cstheme="minorHAnsi"/>
+                <w:sz w:val="20"/>
+                <w:szCs w:val="20"/>
+              </w:rPr>
+              <w:t>totalAddition</w:t>
+            </w:r>
+            <w:proofErr w:type="spellEnd"/>
+            <w:r>
+              <w:rPr>
+                <w:rFonts w:cstheme="minorHAnsi"/>
+                <w:sz w:val="20"/>
+                <w:szCs w:val="20"/>
+              </w:rPr>
+              <w:t>}</w:t>
             </w:r>
           </w:p>
           <w:p>
@@ -3044,7 +4135,25 @@
                 <w:sz w:val="20"/>
                 <w:szCs w:val="20"/>
               </w:rPr>
-              <w:t>{totalDiscount}</w:t>
+              <w:t>{</w:t>
+            </w:r>
+            <w:proofErr w:type="spellStart"/>
+            <w:r>
+              <w:rPr>
+                <w:rFonts w:cstheme="minorHAnsi"/>
+                <w:sz w:val="20"/>
+                <w:szCs w:val="20"/>
+              </w:rPr>
+              <w:t>totalDiscount</w:t>
+            </w:r>
+            <w:proofErr w:type="spellEnd"/>
+            <w:r>
+              <w:rPr>
+                <w:rFonts w:cstheme="minorHAnsi"/>
+                <w:sz w:val="20"/>
+                <w:szCs w:val="20"/>
+              </w:rPr>
+              <w:t>}</w:t>
             </w:r>
           </w:p>
           <w:p>
@@ -3099,15 +4208,52 @@
                 <w:sz w:val="20"/>
                 <w:szCs w:val="20"/>
               </w:rPr>
-              <w:t xml:space="preserve">Total {deliveryTerms} </w:t>
-            </w:r>
-            <w:r>
-              <w:rPr>
-                <w:rFonts w:cstheme="minorHAnsi"/>
-                <w:sz w:val="20"/>
-                <w:szCs w:val="20"/>
-              </w:rPr>
-              <w:t>{dischargeTerms}</w:t>
+              <w:t>Total {</w:t>
+            </w:r>
+            <w:proofErr w:type="spellStart"/>
+            <w:r>
+              <w:rPr>
+                <w:rFonts w:cstheme="minorHAnsi"/>
+                <w:sz w:val="20"/>
+                <w:szCs w:val="20"/>
+              </w:rPr>
+              <w:t>deliveryTerms</w:t>
+            </w:r>
+            <w:proofErr w:type="spellEnd"/>
+            <w:r>
+              <w:rPr>
+                <w:rFonts w:cstheme="minorHAnsi"/>
+                <w:sz w:val="20"/>
+                <w:szCs w:val="20"/>
+              </w:rPr>
+              <w:t xml:space="preserve">} </w:t>
+            </w:r>
+            <w:r>
+              <w:rPr>
+                <w:rFonts w:cstheme="minorHAnsi"/>
+                <w:sz w:val="20"/>
+                <w:szCs w:val="20"/>
+              </w:rPr>
+              <w:t>{</w:t>
+            </w:r>
+            <w:proofErr w:type="spellStart"/>
+            <w:proofErr w:type="gramStart"/>
+            <w:r>
+              <w:rPr>
+                <w:rFonts w:cstheme="minorHAnsi"/>
+                <w:sz w:val="20"/>
+                <w:szCs w:val="20"/>
+              </w:rPr>
+              <w:t>dischargeTerms</w:t>
+            </w:r>
+            <w:proofErr w:type="spellEnd"/>
+            <w:r>
+              <w:rPr>
+                <w:rFonts w:cstheme="minorHAnsi"/>
+                <w:sz w:val="20"/>
+                <w:szCs w:val="20"/>
+              </w:rPr>
+              <w:t>}</w:t>
             </w:r>
             <w:r>
               <w:rPr>
@@ -3123,7 +4269,44 @@
                 <w:sz w:val="20"/>
                 <w:szCs w:val="20"/>
               </w:rPr>
-              <w:t>{currencyChar} {netAmountWords}</w:t>
+              <w:t>{</w:t>
+            </w:r>
+            <w:proofErr w:type="spellStart"/>
+            <w:proofErr w:type="gramEnd"/>
+            <w:r>
+              <w:rPr>
+                <w:rFonts w:cstheme="minorHAnsi"/>
+                <w:sz w:val="20"/>
+                <w:szCs w:val="20"/>
+              </w:rPr>
+              <w:t>currencyChar</w:t>
+            </w:r>
+            <w:proofErr w:type="spellEnd"/>
+            <w:r>
+              <w:rPr>
+                <w:rFonts w:cstheme="minorHAnsi"/>
+                <w:sz w:val="20"/>
+                <w:szCs w:val="20"/>
+              </w:rPr>
+              <w:t>} {</w:t>
+            </w:r>
+            <w:proofErr w:type="spellStart"/>
+            <w:r>
+              <w:rPr>
+                <w:rFonts w:cstheme="minorHAnsi"/>
+                <w:sz w:val="20"/>
+                <w:szCs w:val="20"/>
+              </w:rPr>
+              <w:t>netAmountWords</w:t>
+            </w:r>
+            <w:proofErr w:type="spellEnd"/>
+            <w:r>
+              <w:rPr>
+                <w:rFonts w:cstheme="minorHAnsi"/>
+                <w:sz w:val="20"/>
+                <w:szCs w:val="20"/>
+              </w:rPr>
+              <w:t>}</w:t>
             </w:r>
             <w:r>
               <w:rPr>
@@ -3162,7 +4345,25 @@
                 <w:sz w:val="20"/>
                 <w:szCs w:val="20"/>
               </w:rPr>
-              <w:t>{netAmount}</w:t>
+              <w:t>{</w:t>
+            </w:r>
+            <w:proofErr w:type="spellStart"/>
+            <w:r>
+              <w:rPr>
+                <w:rFonts w:cstheme="minorHAnsi"/>
+                <w:sz w:val="20"/>
+                <w:szCs w:val="20"/>
+              </w:rPr>
+              <w:t>netAmount</w:t>
+            </w:r>
+            <w:proofErr w:type="spellEnd"/>
+            <w:r>
+              <w:rPr>
+                <w:rFonts w:cstheme="minorHAnsi"/>
+                <w:sz w:val="20"/>
+                <w:szCs w:val="20"/>
+              </w:rPr>
+              <w:t>}</w:t>
             </w:r>
           </w:p>
         </w:tc>
@@ -3197,7 +4398,25 @@
                 <w:sz w:val="20"/>
                 <w:szCs w:val="20"/>
               </w:rPr>
-              <w:t>{#specialInstruction}{specialInstruction}{/specialInstruction}</w:t>
+              <w:t>{#</w:t>
+            </w:r>
+            <w:proofErr w:type="gramStart"/>
+            <w:r>
+              <w:rPr>
+                <w:rFonts w:cstheme="minorHAnsi"/>
+                <w:sz w:val="20"/>
+                <w:szCs w:val="20"/>
+              </w:rPr>
+              <w:t>specialInstruction}{</w:t>
+            </w:r>
+            <w:proofErr w:type="gramEnd"/>
+            <w:r>
+              <w:rPr>
+                <w:rFonts w:cstheme="minorHAnsi"/>
+                <w:sz w:val="20"/>
+                <w:szCs w:val="20"/>
+              </w:rPr>
+              <w:t>specialInstruction}{/specialInstruction}</w:t>
             </w:r>
           </w:p>
           <w:p>
@@ -3342,6 +4561,7 @@
                     </w:rPr>
                     <w:t>{</w:t>
                   </w:r>
+                  <w:proofErr w:type="spellStart"/>
                   <w:r>
                     <w:rPr>
                       <w:rFonts w:cstheme="minorHAnsi"/>
@@ -3350,6 +4570,7 @@
                     </w:rPr>
                     <w:t>totalQuantity</w:t>
                   </w:r>
+                  <w:proofErr w:type="spellEnd"/>
                   <w:r>
                     <w:rPr>
                       <w:rFonts w:cstheme="minorHAnsi"/>
@@ -3387,7 +4608,6 @@
                       <w:sz w:val="20"/>
                       <w:szCs w:val="20"/>
                     </w:rPr>
-                    <w:lastRenderedPageBreak/>
                     <w:t>Total Boxes:</w:t>
                   </w:r>
                 </w:p>
@@ -3415,6 +4635,7 @@
                     </w:rPr>
                     <w:t>{</w:t>
                   </w:r>
+                  <w:proofErr w:type="spellStart"/>
                   <w:r>
                     <w:rPr>
                       <w:rFonts w:cstheme="minorHAnsi"/>
@@ -3423,6 +4644,7 @@
                     </w:rPr>
                     <w:t>totalBox</w:t>
                   </w:r>
+                  <w:proofErr w:type="spellEnd"/>
                   <w:r>
                     <w:rPr>
                       <w:rFonts w:cstheme="minorHAnsi"/>
@@ -3460,6 +4682,7 @@
                       <w:sz w:val="20"/>
                       <w:szCs w:val="20"/>
                     </w:rPr>
+                    <w:lastRenderedPageBreak/>
                     <w:t>Total Net Weight:</w:t>
                   </w:r>
                 </w:p>
@@ -3507,6 +4730,7 @@
                     </w:rPr>
                     <w:t>{</w:t>
                   </w:r>
+                  <w:proofErr w:type="spellStart"/>
                   <w:r>
                     <w:rPr>
                       <w:rFonts w:cstheme="minorHAnsi"/>
@@ -3515,6 +4739,7 @@
                     </w:rPr>
                     <w:t>totalNetWeight</w:t>
                   </w:r>
+                  <w:proofErr w:type="spellEnd"/>
                   <w:r>
                     <w:rPr>
                       <w:rFonts w:cstheme="minorHAnsi"/>
@@ -3543,6 +4768,7 @@
                     </w:rPr>
                     <w:t>{</w:t>
                   </w:r>
+                  <w:proofErr w:type="spellStart"/>
                   <w:r>
                     <w:rPr>
                       <w:rFonts w:cstheme="minorHAnsi"/>
@@ -3551,6 +4777,7 @@
                     </w:rPr>
                     <w:t>totalGrossWeight</w:t>
                   </w:r>
+                  <w:proofErr w:type="spellEnd"/>
                   <w:r>
                     <w:rPr>
                       <w:rFonts w:cstheme="minorHAnsi"/>
@@ -3827,6 +5054,7 @@
       </w:rPr>
       <w:t>{#</w:t>
     </w:r>
+    <w:proofErr w:type="gramStart"/>
     <w:r>
       <w:rPr>
         <w:rFonts w:cs="Calibri"/>
@@ -3858,7 +5086,20 @@
         <w:szCs w:val="20"/>
         <w14:ligatures w14:val="none"/>
       </w:rPr>
-      <w:t>{companyName}</w:t>
+      <w:t>{</w:t>
+    </w:r>
+    <w:proofErr w:type="gramEnd"/>
+    <w:r>
+      <w:rPr>
+        <w:b/>
+        <w:bCs/>
+        <w:spacing w:val="60"/>
+        <w:kern w:val="0"/>
+        <w:sz w:val="20"/>
+        <w:szCs w:val="20"/>
+        <w14:ligatures w14:val="none"/>
+      </w:rPr>
+      <w:t>companyName}</w:t>
     </w:r>
   </w:p>
   <w:p>
@@ -4628,7 +5869,6 @@
   <w:style w:type="character" w:default="1" w:styleId="DefaultParagraphFont">
     <w:name w:val="Default Paragraph Font"/>
     <w:uiPriority w:val="1"/>
-    <w:semiHidden/>
     <w:unhideWhenUsed/>
   </w:style>
   <w:style w:type="table" w:default="1" w:styleId="TableNormal">

--- a/electron/database/generate-document/templates/party-invoice-sq-mt.docx
+++ b/electron/database/generate-document/templates/party-invoice-sq-mt.docx
@@ -10,16 +10,16 @@
         <w:tblLook w:val="04A0" w:firstRow="1" w:lastRow="0" w:firstColumn="1" w:lastColumn="0" w:noHBand="0" w:noVBand="1"/>
       </w:tblPr>
       <w:tblGrid>
-        <w:gridCol w:w="1576"/>
-        <w:gridCol w:w="920"/>
-        <w:gridCol w:w="991"/>
-        <w:gridCol w:w="1043"/>
-        <w:gridCol w:w="1022"/>
-        <w:gridCol w:w="1097"/>
-        <w:gridCol w:w="2062"/>
-        <w:gridCol w:w="216"/>
-        <w:gridCol w:w="216"/>
-        <w:gridCol w:w="1963"/>
+        <w:gridCol w:w="1516"/>
+        <w:gridCol w:w="999"/>
+        <w:gridCol w:w="999"/>
+        <w:gridCol w:w="1051"/>
+        <w:gridCol w:w="1030"/>
+        <w:gridCol w:w="1041"/>
+        <w:gridCol w:w="2055"/>
+        <w:gridCol w:w="67"/>
+        <w:gridCol w:w="67"/>
+        <w:gridCol w:w="2281"/>
       </w:tblGrid>
       <w:tr>
         <w:trPr>
@@ -103,25 +103,7 @@
                 <w:sz w:val="20"/>
                 <w:szCs w:val="20"/>
               </w:rPr>
-              <w:t>{#</w:t>
-            </w:r>
-            <w:proofErr w:type="gramStart"/>
-            <w:r>
-              <w:rPr>
-                <w:rFonts w:cstheme="minorHAnsi"/>
-                <w:sz w:val="20"/>
-                <w:szCs w:val="20"/>
-              </w:rPr>
-              <w:t>companyData}{</w:t>
-            </w:r>
-            <w:proofErr w:type="gramEnd"/>
-            <w:r>
-              <w:rPr>
-                <w:rFonts w:cstheme="minorHAnsi"/>
-                <w:sz w:val="20"/>
-                <w:szCs w:val="20"/>
-              </w:rPr>
-              <w:t>companyName}</w:t>
+              <w:t>{#companyData}{companyName}</w:t>
             </w:r>
           </w:p>
           <w:p>
@@ -139,160 +121,7 @@
                 <w:sz w:val="20"/>
                 <w:szCs w:val="20"/>
               </w:rPr>
-              <w:t xml:space="preserve">{companyAddressLine1} </w:t>
-            </w:r>
-            <w:proofErr w:type="gramStart"/>
-            <w:r>
-              <w:rPr>
-                <w:rFonts w:cstheme="minorHAnsi"/>
-                <w:bCs/>
-                <w:sz w:val="20"/>
-                <w:szCs w:val="20"/>
-              </w:rPr>
-              <w:t xml:space="preserve">   {</w:t>
-            </w:r>
-            <w:proofErr w:type="gramEnd"/>
-            <w:r>
-              <w:rPr>
-                <w:rFonts w:cstheme="minorHAnsi"/>
-                <w:bCs/>
-                <w:sz w:val="20"/>
-                <w:szCs w:val="20"/>
-              </w:rPr>
-              <w:t>companyAddressLine2</w:t>
-            </w:r>
-            <w:proofErr w:type="gramStart"/>
-            <w:r>
-              <w:rPr>
-                <w:rFonts w:cstheme="minorHAnsi"/>
-                <w:bCs/>
-                <w:sz w:val="20"/>
-                <w:szCs w:val="20"/>
-              </w:rPr>
-              <w:t>},      {</w:t>
-            </w:r>
-            <w:proofErr w:type="spellStart"/>
-            <w:r>
-              <w:rPr>
-                <w:rFonts w:cstheme="minorHAnsi"/>
-                <w:bCs/>
-                <w:sz w:val="20"/>
-                <w:szCs w:val="20"/>
-              </w:rPr>
-              <w:t>companyCity</w:t>
-            </w:r>
-            <w:proofErr w:type="spellEnd"/>
-            <w:r>
-              <w:rPr>
-                <w:rFonts w:cstheme="minorHAnsi"/>
-                <w:bCs/>
-                <w:sz w:val="20"/>
-                <w:szCs w:val="20"/>
-              </w:rPr>
-              <w:t xml:space="preserve">}   </w:t>
-            </w:r>
-            <w:proofErr w:type="gramEnd"/>
-            <w:r>
-              <w:rPr>
-                <w:rFonts w:cstheme="minorHAnsi"/>
-                <w:bCs/>
-                <w:sz w:val="20"/>
-                <w:szCs w:val="20"/>
-              </w:rPr>
-              <w:t xml:space="preserve"> {</w:t>
-            </w:r>
-            <w:proofErr w:type="spellStart"/>
-            <w:proofErr w:type="gramStart"/>
-            <w:r>
-              <w:rPr>
-                <w:rFonts w:cstheme="minorHAnsi"/>
-                <w:bCs/>
-                <w:sz w:val="20"/>
-                <w:szCs w:val="20"/>
-              </w:rPr>
-              <w:t>companyPostalCode</w:t>
-            </w:r>
-            <w:proofErr w:type="spellEnd"/>
-            <w:r>
-              <w:rPr>
-                <w:rFonts w:cstheme="minorHAnsi"/>
-                <w:bCs/>
-                <w:sz w:val="20"/>
-                <w:szCs w:val="20"/>
-              </w:rPr>
-              <w:t xml:space="preserve">}   </w:t>
-            </w:r>
-            <w:proofErr w:type="gramEnd"/>
-            <w:r>
-              <w:rPr>
-                <w:rFonts w:cstheme="minorHAnsi"/>
-                <w:bCs/>
-                <w:sz w:val="20"/>
-                <w:szCs w:val="20"/>
-              </w:rPr>
-              <w:t>{</w:t>
-            </w:r>
-            <w:proofErr w:type="spellStart"/>
-            <w:proofErr w:type="gramStart"/>
-            <w:r>
-              <w:rPr>
-                <w:rFonts w:cstheme="minorHAnsi"/>
-                <w:bCs/>
-                <w:sz w:val="20"/>
-                <w:szCs w:val="20"/>
-              </w:rPr>
-              <w:t>companyState</w:t>
-            </w:r>
-            <w:proofErr w:type="spellEnd"/>
-            <w:r>
-              <w:rPr>
-                <w:rFonts w:cstheme="minorHAnsi"/>
-                <w:bCs/>
-                <w:sz w:val="20"/>
-                <w:szCs w:val="20"/>
-              </w:rPr>
-              <w:t xml:space="preserve">}   </w:t>
-            </w:r>
-            <w:proofErr w:type="gramEnd"/>
-            <w:r>
-              <w:rPr>
-                <w:rFonts w:cstheme="minorHAnsi"/>
-                <w:bCs/>
-                <w:sz w:val="20"/>
-                <w:szCs w:val="20"/>
-              </w:rPr>
-              <w:t xml:space="preserve"> {</w:t>
-            </w:r>
-            <w:proofErr w:type="spellStart"/>
-            <w:r>
-              <w:rPr>
-                <w:rFonts w:cstheme="minorHAnsi"/>
-                <w:bCs/>
-                <w:sz w:val="20"/>
-                <w:szCs w:val="20"/>
-              </w:rPr>
-              <w:t>companyCountry</w:t>
-            </w:r>
-            <w:proofErr w:type="spellEnd"/>
-            <w:proofErr w:type="gramStart"/>
-            <w:r>
-              <w:rPr>
-                <w:rFonts w:cstheme="minorHAnsi"/>
-                <w:bCs/>
-                <w:sz w:val="20"/>
-                <w:szCs w:val="20"/>
-              </w:rPr>
-              <w:t>}{</w:t>
-            </w:r>
-            <w:proofErr w:type="gramEnd"/>
-            <w:r>
-              <w:rPr>
-                <w:rFonts w:cstheme="minorHAnsi"/>
-                <w:bCs/>
-                <w:sz w:val="20"/>
-                <w:szCs w:val="20"/>
-              </w:rPr>
-              <w:t>/}</w:t>
+              <w:t>{companyAddressLine1}    {companyAddressLine2},      {companyCity}    {companyPostalCode}   {companyState}    {companyCountry}{/}</w:t>
             </w:r>
           </w:p>
         </w:tc>
@@ -326,14 +155,12 @@
               </w:rPr>
               <w:t>{</w:t>
             </w:r>
-            <w:proofErr w:type="spellStart"/>
             <w:r>
               <w:rPr>
                 <w:rFonts w:cstheme="minorHAnsi"/>
               </w:rPr>
               <w:t>modifyInvNo</w:t>
             </w:r>
-            <w:proofErr w:type="spellEnd"/>
             <w:r>
               <w:rPr>
                 <w:rFonts w:cstheme="minorHAnsi"/>
@@ -375,14 +202,12 @@
               </w:rPr>
               <w:t>{</w:t>
             </w:r>
-            <w:proofErr w:type="spellStart"/>
             <w:r>
               <w:rPr>
                 <w:rFonts w:cstheme="minorHAnsi"/>
               </w:rPr>
               <w:t>invoiceDate</w:t>
             </w:r>
-            <w:proofErr w:type="spellEnd"/>
             <w:r>
               <w:rPr>
                 <w:rFonts w:cstheme="minorHAnsi"/>
@@ -463,14 +288,12 @@
               </w:rPr>
               <w:t>{</w:t>
             </w:r>
-            <w:proofErr w:type="spellStart"/>
-            <w:r>
-              <w:rPr>
-                <w:rFonts w:cstheme="minorHAnsi"/>
-              </w:rPr>
-              <w:t>buyersOrderNo</w:t>
-            </w:r>
-            <w:proofErr w:type="spellEnd"/>
+            <w:r>
+              <w:rPr>
+                <w:rFonts w:cstheme="minorHAnsi"/>
+              </w:rPr>
+              <w:t>invoicePiNo</w:t>
+            </w:r>
             <w:r>
               <w:rPr>
                 <w:rFonts w:cstheme="minorHAnsi"/>
@@ -513,14 +336,12 @@
               </w:rPr>
               <w:t>{</w:t>
             </w:r>
-            <w:proofErr w:type="spellStart"/>
             <w:r>
               <w:rPr>
                 <w:rFonts w:cstheme="minorHAnsi"/>
               </w:rPr>
               <w:t>orderDate</w:t>
             </w:r>
-            <w:proofErr w:type="spellEnd"/>
             <w:r>
               <w:rPr>
                 <w:rFonts w:cstheme="minorHAnsi"/>
@@ -585,7 +406,6 @@
               </w:rPr>
               <w:t>{</w:t>
             </w:r>
-            <w:proofErr w:type="spellStart"/>
             <w:r>
               <w:rPr>
                 <w:rFonts w:cstheme="minorHAnsi"/>
@@ -594,7 +414,6 @@
               </w:rPr>
               <w:t>consigneeName</w:t>
             </w:r>
-            <w:proofErr w:type="spellEnd"/>
             <w:r>
               <w:rPr>
                 <w:rFonts w:cstheme="minorHAnsi"/>
@@ -620,7 +439,6 @@
               </w:rPr>
               <w:t>{</w:t>
             </w:r>
-            <w:proofErr w:type="spellStart"/>
             <w:r>
               <w:rPr>
                 <w:rFonts w:cstheme="minorHAnsi"/>
@@ -629,7 +447,6 @@
               </w:rPr>
               <w:t>consigneeAddress</w:t>
             </w:r>
-            <w:proofErr w:type="spellEnd"/>
             <w:r>
               <w:rPr>
                 <w:rFonts w:cstheme="minorHAnsi"/>
@@ -638,7 +455,6 @@
               </w:rPr>
               <w:t>} {</w:t>
             </w:r>
-            <w:proofErr w:type="spellStart"/>
             <w:r>
               <w:rPr>
                 <w:rFonts w:cstheme="minorHAnsi"/>
@@ -647,7 +463,6 @@
               </w:rPr>
               <w:t>consigneeCity</w:t>
             </w:r>
-            <w:proofErr w:type="spellEnd"/>
             <w:r>
               <w:rPr>
                 <w:rFonts w:cstheme="minorHAnsi"/>
@@ -656,7 +471,6 @@
               </w:rPr>
               <w:t>} {</w:t>
             </w:r>
-            <w:proofErr w:type="spellStart"/>
             <w:r>
               <w:rPr>
                 <w:rFonts w:cstheme="minorHAnsi"/>
@@ -665,7 +479,6 @@
               </w:rPr>
               <w:t>consigneeState</w:t>
             </w:r>
-            <w:proofErr w:type="spellEnd"/>
             <w:r>
               <w:rPr>
                 <w:rFonts w:cstheme="minorHAnsi"/>
@@ -691,7 +504,6 @@
               </w:rPr>
               <w:t>{</w:t>
             </w:r>
-            <w:proofErr w:type="spellStart"/>
             <w:r>
               <w:rPr>
                 <w:rFonts w:cstheme="minorHAnsi"/>
@@ -700,7 +512,6 @@
               </w:rPr>
               <w:t>consigneeCountry</w:t>
             </w:r>
-            <w:proofErr w:type="spellEnd"/>
             <w:r>
               <w:rPr>
                 <w:rFonts w:cstheme="minorHAnsi"/>
@@ -709,7 +520,6 @@
               </w:rPr>
               <w:t>} {</w:t>
             </w:r>
-            <w:proofErr w:type="spellStart"/>
             <w:r>
               <w:rPr>
                 <w:rFonts w:cstheme="minorHAnsi"/>
@@ -718,7 +528,6 @@
               </w:rPr>
               <w:t>consigneeZip</w:t>
             </w:r>
-            <w:proofErr w:type="spellEnd"/>
             <w:r>
               <w:rPr>
                 <w:rFonts w:cstheme="minorHAnsi"/>
@@ -744,7 +553,6 @@
               </w:rPr>
               <w:t>{#</w:t>
             </w:r>
-            <w:proofErr w:type="gramStart"/>
             <w:r>
               <w:rPr>
                 <w:rFonts w:cstheme="minorHAnsi"/>
@@ -759,16 +567,7 @@
                 <w:sz w:val="20"/>
                 <w:szCs w:val="20"/>
               </w:rPr>
-              <w:t>}{</w:t>
-            </w:r>
-            <w:proofErr w:type="gramEnd"/>
-            <w:r>
-              <w:rPr>
-                <w:rFonts w:cstheme="minorHAnsi"/>
-                <w:sz w:val="20"/>
-                <w:szCs w:val="20"/>
-              </w:rPr>
-              <w:t>#</w:t>
+              <w:t>}{#</w:t>
             </w:r>
             <w:r>
               <w:rPr>
@@ -828,7 +627,6 @@
               </w:rPr>
               <w:t>{</w:t>
             </w:r>
-            <w:proofErr w:type="spellStart"/>
             <w:r>
               <w:rPr>
                 <w:rFonts w:cstheme="minorHAnsi"/>
@@ -837,7 +635,6 @@
               </w:rPr>
               <w:t>notifyName</w:t>
             </w:r>
-            <w:proofErr w:type="spellEnd"/>
             <w:r>
               <w:rPr>
                 <w:rFonts w:cstheme="minorHAnsi"/>
@@ -863,7 +660,6 @@
               </w:rPr>
               <w:t>{</w:t>
             </w:r>
-            <w:proofErr w:type="spellStart"/>
             <w:r>
               <w:rPr>
                 <w:rFonts w:cstheme="minorHAnsi"/>
@@ -872,24 +668,13 @@
               </w:rPr>
               <w:t>notifyAddress</w:t>
             </w:r>
-            <w:proofErr w:type="spellEnd"/>
-            <w:proofErr w:type="gramStart"/>
-            <w:r>
-              <w:rPr>
-                <w:rFonts w:cstheme="minorHAnsi"/>
-                <w:sz w:val="20"/>
-                <w:szCs w:val="20"/>
-              </w:rPr>
-              <w:t>}{/}{</w:t>
-            </w:r>
-            <w:proofErr w:type="gramEnd"/>
-            <w:r>
-              <w:rPr>
-                <w:rFonts w:cstheme="minorHAnsi"/>
-                <w:sz w:val="20"/>
-                <w:szCs w:val="20"/>
-              </w:rPr>
-              <w:t>/}</w:t>
+            <w:r>
+              <w:rPr>
+                <w:rFonts w:cstheme="minorHAnsi"/>
+                <w:sz w:val="20"/>
+                <w:szCs w:val="20"/>
+              </w:rPr>
+              <w:t>}{/}{/}</w:t>
             </w:r>
           </w:p>
         </w:tc>
@@ -935,7 +720,6 @@
               </w:rPr>
               <w:t>{</w:t>
             </w:r>
-            <w:proofErr w:type="spellStart"/>
             <w:r>
               <w:rPr>
                 <w:rFonts w:cstheme="minorHAnsi"/>
@@ -944,7 +728,6 @@
               </w:rPr>
               <w:t>buyerName</w:t>
             </w:r>
-            <w:proofErr w:type="spellEnd"/>
             <w:r>
               <w:rPr>
                 <w:rFonts w:cstheme="minorHAnsi"/>
@@ -970,7 +753,6 @@
               </w:rPr>
               <w:t>{</w:t>
             </w:r>
-            <w:proofErr w:type="spellStart"/>
             <w:r>
               <w:rPr>
                 <w:rFonts w:cstheme="minorHAnsi"/>
@@ -979,7 +761,6 @@
               </w:rPr>
               <w:t>buyerAddress</w:t>
             </w:r>
-            <w:proofErr w:type="spellEnd"/>
             <w:r>
               <w:rPr>
                 <w:rFonts w:cstheme="minorHAnsi"/>
@@ -988,7 +769,6 @@
               </w:rPr>
               <w:t>} {</w:t>
             </w:r>
-            <w:proofErr w:type="spellStart"/>
             <w:r>
               <w:rPr>
                 <w:rFonts w:cstheme="minorHAnsi"/>
@@ -997,7 +777,6 @@
               </w:rPr>
               <w:t>buyerCity</w:t>
             </w:r>
-            <w:proofErr w:type="spellEnd"/>
             <w:r>
               <w:rPr>
                 <w:rFonts w:cstheme="minorHAnsi"/>
@@ -1006,7 +785,6 @@
               </w:rPr>
               <w:t>} {</w:t>
             </w:r>
-            <w:proofErr w:type="spellStart"/>
             <w:r>
               <w:rPr>
                 <w:rFonts w:cstheme="minorHAnsi"/>
@@ -1015,7 +793,6 @@
               </w:rPr>
               <w:t>buyerState</w:t>
             </w:r>
-            <w:proofErr w:type="spellEnd"/>
             <w:r>
               <w:rPr>
                 <w:rFonts w:cstheme="minorHAnsi"/>
@@ -1041,7 +818,6 @@
               </w:rPr>
               <w:t>{</w:t>
             </w:r>
-            <w:proofErr w:type="spellStart"/>
             <w:r>
               <w:rPr>
                 <w:rFonts w:cstheme="minorHAnsi"/>
@@ -1050,7 +826,6 @@
               </w:rPr>
               <w:t>buyerCountry</w:t>
             </w:r>
-            <w:proofErr w:type="spellEnd"/>
             <w:r>
               <w:rPr>
                 <w:rFonts w:cstheme="minorHAnsi"/>
@@ -1059,7 +834,6 @@
               </w:rPr>
               <w:t>} {</w:t>
             </w:r>
-            <w:proofErr w:type="spellStart"/>
             <w:r>
               <w:rPr>
                 <w:rFonts w:cstheme="minorHAnsi"/>
@@ -1068,7 +842,6 @@
               </w:rPr>
               <w:t>buyerZip</w:t>
             </w:r>
-            <w:proofErr w:type="spellEnd"/>
             <w:r>
               <w:rPr>
                 <w:rFonts w:cstheme="minorHAnsi"/>
@@ -1141,7 +914,6 @@
               </w:rPr>
               <w:t>{</w:t>
             </w:r>
-            <w:proofErr w:type="spellStart"/>
             <w:r>
               <w:rPr>
                 <w:rFonts w:cstheme="minorHAnsi"/>
@@ -1150,7 +922,6 @@
               </w:rPr>
               <w:t>originOfGoods</w:t>
             </w:r>
-            <w:proofErr w:type="spellEnd"/>
             <w:r>
               <w:rPr>
                 <w:rFonts w:cstheme="minorHAnsi"/>
@@ -1210,7 +981,6 @@
               </w:rPr>
               <w:t>{</w:t>
             </w:r>
-            <w:proofErr w:type="spellStart"/>
             <w:r>
               <w:rPr>
                 <w:rFonts w:cstheme="minorHAnsi"/>
@@ -1219,7 +989,6 @@
               </w:rPr>
               <w:t>hsCode</w:t>
             </w:r>
-            <w:proofErr w:type="spellEnd"/>
             <w:r>
               <w:rPr>
                 <w:rFonts w:cstheme="minorHAnsi"/>
@@ -1277,7 +1046,31 @@
                 <w:sz w:val="20"/>
                 <w:szCs w:val="20"/>
               </w:rPr>
-              <w:t>Term Of Delivery &amp; Payment</w:t>
+              <w:t>Payment Terms</w:t>
+            </w:r>
+            <w:r>
+              <w:rPr>
+                <w:rFonts w:cstheme="minorHAnsi"/>
+                <w:sz w:val="20"/>
+                <w:szCs w:val="20"/>
+              </w:rPr>
+              <w:t xml:space="preserve"> </w:t>
+            </w:r>
+            <w:r>
+              <w:rPr>
+                <w:rFonts w:cstheme="minorHAnsi"/>
+                <w:sz w:val="20"/>
+                <w:szCs w:val="20"/>
+              </w:rPr>
+              <w:t>–</w:t>
+            </w:r>
+            <w:r>
+              <w:rPr>
+                <w:rFonts w:cstheme="minorHAnsi"/>
+                <w:sz w:val="20"/>
+                <w:szCs w:val="20"/>
+              </w:rPr>
+              <w:t xml:space="preserve"> </w:t>
             </w:r>
           </w:p>
           <w:p>
@@ -1296,7 +1089,6 @@
               </w:rPr>
               <w:t>{</w:t>
             </w:r>
-            <w:proofErr w:type="spellStart"/>
             <w:r>
               <w:rPr>
                 <w:rFonts w:cstheme="minorHAnsi"/>
@@ -1305,7 +1097,6 @@
               </w:rPr>
               <w:t>termOfDeliveryAndPayment</w:t>
             </w:r>
-            <w:proofErr w:type="spellEnd"/>
             <w:r>
               <w:rPr>
                 <w:rFonts w:cstheme="minorHAnsi"/>
@@ -1355,7 +1146,6 @@
               </w:rPr>
               <w:t>{</w:t>
             </w:r>
-            <w:proofErr w:type="spellStart"/>
             <w:r>
               <w:rPr>
                 <w:rFonts w:cstheme="minorHAnsi"/>
@@ -1364,7 +1154,6 @@
               </w:rPr>
               <w:t>bankName</w:t>
             </w:r>
-            <w:proofErr w:type="spellEnd"/>
             <w:r>
               <w:rPr>
                 <w:rFonts w:cstheme="minorHAnsi"/>
@@ -1414,7 +1203,6 @@
               </w:rPr>
               <w:t>{</w:t>
             </w:r>
-            <w:proofErr w:type="spellStart"/>
             <w:r>
               <w:rPr>
                 <w:rFonts w:cstheme="minorHAnsi"/>
@@ -1423,7 +1211,6 @@
               </w:rPr>
               <w:t>bankAddress</w:t>
             </w:r>
-            <w:proofErr w:type="spellEnd"/>
             <w:r>
               <w:rPr>
                 <w:rFonts w:cstheme="minorHAnsi"/>
@@ -1448,7 +1235,6 @@
               </w:rPr>
               <w:t xml:space="preserve"> {</w:t>
             </w:r>
-            <w:proofErr w:type="spellStart"/>
             <w:r>
               <w:rPr>
                 <w:rFonts w:cstheme="minorHAnsi"/>
@@ -1457,7 +1243,6 @@
               </w:rPr>
               <w:t>bankCity</w:t>
             </w:r>
-            <w:proofErr w:type="spellEnd"/>
             <w:r>
               <w:rPr>
                 <w:rFonts w:cstheme="minorHAnsi"/>
@@ -1498,8 +1283,6 @@
               </w:rPr>
               <w:t>{</w:t>
             </w:r>
-            <w:proofErr w:type="spellStart"/>
-            <w:proofErr w:type="gramStart"/>
             <w:r>
               <w:rPr>
                 <w:rFonts w:cstheme="minorHAnsi"/>
@@ -1508,7 +1291,6 @@
               </w:rPr>
               <w:t>bankPostalCode</w:t>
             </w:r>
-            <w:proofErr w:type="spellEnd"/>
             <w:r>
               <w:rPr>
                 <w:rFonts w:cstheme="minorHAnsi"/>
@@ -1523,25 +1305,7 @@
                 <w:sz w:val="20"/>
                 <w:szCs w:val="20"/>
               </w:rPr>
-              <w:t xml:space="preserve">   </w:t>
-            </w:r>
-            <w:proofErr w:type="gramEnd"/>
-            <w:r>
-              <w:rPr>
-                <w:rFonts w:cstheme="minorHAnsi"/>
-                <w:sz w:val="20"/>
-                <w:szCs w:val="20"/>
-              </w:rPr>
-              <w:t xml:space="preserve">      SWIFT </w:t>
-            </w:r>
-            <w:proofErr w:type="gramStart"/>
-            <w:r>
-              <w:rPr>
-                <w:rFonts w:cstheme="minorHAnsi"/>
-                <w:sz w:val="20"/>
-                <w:szCs w:val="20"/>
-              </w:rPr>
-              <w:t>C</w:t>
+              <w:t xml:space="preserve">         SWIFT C</w:t>
             </w:r>
             <w:r>
               <w:rPr>
@@ -1559,7 +1323,6 @@
               </w:rPr>
               <w:t>de  -</w:t>
             </w:r>
-            <w:proofErr w:type="gramEnd"/>
             <w:r>
               <w:rPr>
                 <w:rFonts w:cstheme="minorHAnsi"/>
@@ -1568,8 +1331,6 @@
               </w:rPr>
               <w:t xml:space="preserve"> {</w:t>
             </w:r>
-            <w:proofErr w:type="spellStart"/>
-            <w:proofErr w:type="gramStart"/>
             <w:r>
               <w:rPr>
                 <w:rFonts w:cstheme="minorHAnsi"/>
@@ -1578,7 +1339,6 @@
               </w:rPr>
               <w:t>swiftNumber</w:t>
             </w:r>
-            <w:proofErr w:type="spellEnd"/>
             <w:r>
               <w:rPr>
                 <w:rFonts w:cstheme="minorHAnsi"/>
@@ -1593,16 +1353,7 @@
                 <w:sz w:val="20"/>
                 <w:szCs w:val="20"/>
               </w:rPr>
-              <w:t xml:space="preserve">   </w:t>
-            </w:r>
-            <w:proofErr w:type="gramEnd"/>
-            <w:r>
-              <w:rPr>
-                <w:rFonts w:cstheme="minorHAnsi"/>
-                <w:sz w:val="20"/>
-                <w:szCs w:val="20"/>
-              </w:rPr>
-              <w:t xml:space="preserve">                                                     ACCOUNT NO. </w:t>
+              <w:t xml:space="preserve">                                                        ACCOUNT NO. </w:t>
             </w:r>
             <w:r>
               <w:rPr>
@@ -1612,7 +1363,6 @@
               </w:rPr>
               <w:t>{</w:t>
             </w:r>
-            <w:proofErr w:type="spellStart"/>
             <w:r>
               <w:rPr>
                 <w:rFonts w:cstheme="minorHAnsi"/>
@@ -1621,7 +1371,6 @@
               </w:rPr>
               <w:t>acCode</w:t>
             </w:r>
-            <w:proofErr w:type="spellEnd"/>
             <w:r>
               <w:rPr>
                 <w:rFonts w:cstheme="minorHAnsi"/>
@@ -1658,7 +1407,6 @@
                 <w:szCs w:val="20"/>
               </w:rPr>
             </w:pPr>
-            <w:proofErr w:type="spellStart"/>
             <w:r>
               <w:rPr>
                 <w:rFonts w:ascii="SansSerif" w:hAnsi="SansSerif" w:cs="SansSerif"/>
@@ -1666,17 +1414,7 @@
                 <w:sz w:val="20"/>
                 <w:szCs w:val="20"/>
               </w:rPr>
-              <w:t>Precarriage</w:t>
-            </w:r>
-            <w:proofErr w:type="spellEnd"/>
-            <w:r>
-              <w:rPr>
-                <w:rFonts w:ascii="SansSerif" w:hAnsi="SansSerif" w:cs="SansSerif"/>
-                <w:color w:val="000000"/>
-                <w:sz w:val="20"/>
-                <w:szCs w:val="20"/>
-              </w:rPr>
-              <w:t xml:space="preserve"> by:</w:t>
+              <w:t>Precarriage by:</w:t>
             </w:r>
           </w:p>
           <w:p>
@@ -1696,7 +1434,6 @@
               </w:rPr>
               <w:t>{</w:t>
             </w:r>
-            <w:proofErr w:type="spellStart"/>
             <w:r>
               <w:rPr>
                 <w:rFonts w:cstheme="minorHAnsi"/>
@@ -1705,7 +1442,6 @@
               </w:rPr>
               <w:t>precarriageBy</w:t>
             </w:r>
-            <w:proofErr w:type="spellEnd"/>
             <w:r>
               <w:rPr>
                 <w:rFonts w:cstheme="minorHAnsi"/>
@@ -1767,7 +1503,6 @@
               </w:rPr>
               <w:t>{</w:t>
             </w:r>
-            <w:proofErr w:type="spellStart"/>
             <w:r>
               <w:rPr>
                 <w:rFonts w:ascii="SansSerif" w:hAnsi="SansSerif" w:cs="SansSerif"/>
@@ -1777,7 +1512,6 @@
               </w:rPr>
               <w:t>placeOfReceipt</w:t>
             </w:r>
-            <w:proofErr w:type="spellEnd"/>
             <w:r>
               <w:rPr>
                 <w:rFonts w:ascii="SansSerif" w:hAnsi="SansSerif" w:cs="SansSerif"/>
@@ -1868,7 +1602,6 @@
               </w:rPr>
               <w:t>{</w:t>
             </w:r>
-            <w:proofErr w:type="spellStart"/>
             <w:r>
               <w:rPr>
                 <w:rFonts w:ascii="SansSerif" w:hAnsi="SansSerif" w:cs="SansSerif"/>
@@ -1878,7 +1611,6 @@
               </w:rPr>
               <w:t>vesselNo</w:t>
             </w:r>
-            <w:proofErr w:type="spellEnd"/>
             <w:r>
               <w:rPr>
                 <w:rFonts w:ascii="SansSerif" w:hAnsi="SansSerif" w:cs="SansSerif"/>
@@ -1941,7 +1673,6 @@
               </w:rPr>
               <w:t>{</w:t>
             </w:r>
-            <w:proofErr w:type="spellStart"/>
             <w:r>
               <w:rPr>
                 <w:rFonts w:ascii="SansSerif" w:hAnsi="SansSerif" w:cs="SansSerif"/>
@@ -1951,7 +1682,6 @@
               </w:rPr>
               <w:t>portOfLoading</w:t>
             </w:r>
-            <w:proofErr w:type="spellEnd"/>
             <w:r>
               <w:rPr>
                 <w:rFonts w:ascii="SansSerif" w:hAnsi="SansSerif" w:cs="SansSerif"/>
@@ -2037,7 +1767,6 @@
               </w:rPr>
               <w:t>{</w:t>
             </w:r>
-            <w:proofErr w:type="spellStart"/>
             <w:r>
               <w:rPr>
                 <w:rFonts w:ascii="SansSerif" w:hAnsi="SansSerif" w:cs="SansSerif"/>
@@ -2047,7 +1776,6 @@
               </w:rPr>
               <w:t>portOfDischarge</w:t>
             </w:r>
-            <w:proofErr w:type="spellEnd"/>
             <w:r>
               <w:rPr>
                 <w:rFonts w:ascii="SansSerif" w:hAnsi="SansSerif" w:cs="SansSerif"/>
@@ -2077,7 +1805,6 @@
                 <w:szCs w:val="20"/>
               </w:rPr>
             </w:pPr>
-            <w:proofErr w:type="gramStart"/>
             <w:r>
               <w:rPr>
                 <w:rFonts w:ascii="SansSerif" w:hAnsi="SansSerif" w:cs="SansSerif"/>
@@ -2085,29 +1812,28 @@
                 <w:sz w:val="20"/>
                 <w:szCs w:val="20"/>
               </w:rPr>
-              <w:t>Final Destination</w:t>
-            </w:r>
-            <w:proofErr w:type="gramEnd"/>
-            <w:r>
+              <w:t>Final Destination:</w:t>
+            </w:r>
+          </w:p>
+          <w:p>
+            <w:pPr>
+              <w:spacing w:line="276" w:lineRule="auto"/>
               <w:rPr>
                 <w:rFonts w:ascii="SansSerif" w:hAnsi="SansSerif" w:cs="SansSerif"/>
                 <w:color w:val="000000"/>
                 <w:sz w:val="20"/>
                 <w:szCs w:val="20"/>
               </w:rPr>
-              <w:t>:</w:t>
-            </w:r>
-          </w:p>
-          <w:p>
-            <w:pPr>
-              <w:spacing w:line="276" w:lineRule="auto"/>
+            </w:pPr>
+            <w:r>
               <w:rPr>
                 <w:rFonts w:ascii="SansSerif" w:hAnsi="SansSerif" w:cs="SansSerif"/>
                 <w:color w:val="000000"/>
                 <w:sz w:val="20"/>
                 <w:szCs w:val="20"/>
               </w:rPr>
-            </w:pPr>
+              <w:t>{</w:t>
+            </w:r>
             <w:r>
               <w:rPr>
                 <w:rFonts w:ascii="SansSerif" w:hAnsi="SansSerif" w:cs="SansSerif"/>
@@ -2115,19 +1841,8 @@
                 <w:sz w:val="20"/>
                 <w:szCs w:val="20"/>
               </w:rPr>
-              <w:t>{</w:t>
-            </w:r>
-            <w:proofErr w:type="spellStart"/>
-            <w:r>
-              <w:rPr>
-                <w:rFonts w:ascii="SansSerif" w:hAnsi="SansSerif" w:cs="SansSerif"/>
-                <w:color w:val="000000"/>
-                <w:sz w:val="20"/>
-                <w:szCs w:val="20"/>
-              </w:rPr>
               <w:t>finalDestination</w:t>
             </w:r>
-            <w:proofErr w:type="spellEnd"/>
             <w:r>
               <w:rPr>
                 <w:rFonts w:ascii="SansSerif" w:hAnsi="SansSerif" w:cs="SansSerif"/>
@@ -2198,7 +1913,6 @@
               </w:rPr>
               <w:t>{</w:t>
             </w:r>
-            <w:proofErr w:type="spellStart"/>
             <w:r>
               <w:rPr>
                 <w:rFonts w:cstheme="minorHAnsi"/>
@@ -2207,7 +1921,6 @@
               </w:rPr>
               <w:t>privateRemark</w:t>
             </w:r>
-            <w:proofErr w:type="spellEnd"/>
             <w:r>
               <w:rPr>
                 <w:rFonts w:cstheme="minorHAnsi"/>
@@ -2514,29 +2227,7 @@
                       <w:sz w:val="19"/>
                       <w:szCs w:val="19"/>
                     </w:rPr>
-                    <w:t>{</w:t>
-                  </w:r>
-                  <w:proofErr w:type="spellStart"/>
-                  <w:r>
-                    <w:rPr>
-                      <w:rFonts w:cstheme="minorHAnsi"/>
-                      <w:b/>
-                      <w:bCs/>
-                      <w:sz w:val="19"/>
-                      <w:szCs w:val="19"/>
-                    </w:rPr>
-                    <w:t>currencyChar</w:t>
-                  </w:r>
-                  <w:proofErr w:type="spellEnd"/>
-                  <w:r>
-                    <w:rPr>
-                      <w:rFonts w:cstheme="minorHAnsi"/>
-                      <w:b/>
-                      <w:bCs/>
-                      <w:sz w:val="19"/>
-                      <w:szCs w:val="19"/>
-                    </w:rPr>
-                    <w:t>}</w:t>
+                    <w:t>{currencyChar}</w:t>
                   </w:r>
                 </w:p>
               </w:tc>
@@ -2591,29 +2282,7 @@
                       <w:sz w:val="19"/>
                       <w:szCs w:val="19"/>
                     </w:rPr>
-                    <w:t>{</w:t>
-                  </w:r>
-                  <w:proofErr w:type="spellStart"/>
-                  <w:r>
-                    <w:rPr>
-                      <w:rFonts w:cstheme="minorHAnsi"/>
-                      <w:b/>
-                      <w:bCs/>
-                      <w:sz w:val="19"/>
-                      <w:szCs w:val="19"/>
-                    </w:rPr>
-                    <w:t>currencyChar</w:t>
-                  </w:r>
-                  <w:proofErr w:type="spellEnd"/>
-                  <w:r>
-                    <w:rPr>
-                      <w:rFonts w:cstheme="minorHAnsi"/>
-                      <w:b/>
-                      <w:bCs/>
-                      <w:sz w:val="19"/>
-                      <w:szCs w:val="19"/>
-                    </w:rPr>
-                    <w:t>}</w:t>
+                    <w:t>{currencyChar}</w:t>
                   </w:r>
                 </w:p>
               </w:tc>
@@ -2644,34 +2313,7 @@
                       <w:sz w:val="20"/>
                       <w:szCs w:val="20"/>
                     </w:rPr>
-                    <w:t>{#</w:t>
-                  </w:r>
-                  <w:proofErr w:type="gramStart"/>
-                  <w:r>
-                    <w:rPr>
-                      <w:rFonts w:cstheme="minorHAnsi"/>
-                      <w:sz w:val="20"/>
-                      <w:szCs w:val="20"/>
-                    </w:rPr>
-                    <w:t>IPItems}{</w:t>
-                  </w:r>
-                  <w:proofErr w:type="gramEnd"/>
-                  <w:r>
-                    <w:rPr>
-                      <w:rFonts w:cstheme="minorHAnsi"/>
-                      <w:sz w:val="20"/>
-                      <w:szCs w:val="20"/>
-                    </w:rPr>
-                    <w:t>#</w:t>
-                  </w:r>
-                  <w:proofErr w:type="gramStart"/>
-                  <w:r>
-                    <w:rPr>
-                      <w:rFonts w:cstheme="minorHAnsi"/>
-                      <w:sz w:val="20"/>
-                      <w:szCs w:val="20"/>
-                    </w:rPr>
-                    <w:t>showThickness}</w:t>
+                    <w:t>{#IPItems}{#showThickness}</w:t>
                   </w:r>
                   <w:r>
                     <w:rPr>
@@ -2681,18 +2323,7 @@
                       <w:sz w:val="20"/>
                       <w:szCs w:val="20"/>
                     </w:rPr>
-                    <w:t>{</w:t>
-                  </w:r>
-                  <w:proofErr w:type="gramEnd"/>
-                  <w:r>
-                    <w:rPr>
-                      <w:rFonts w:cstheme="minorHAnsi"/>
-                      <w:b/>
-                      <w:bCs/>
-                      <w:sz w:val="20"/>
-                      <w:szCs w:val="20"/>
-                    </w:rPr>
-                    <w:t>thicknessDetail</w:t>
+                    <w:t>{thicknessDetail</w:t>
                   </w:r>
                   <w:r>
                     <w:rPr>
@@ -2784,7 +2415,6 @@
                     </w:rPr>
                     <w:t>{</w:t>
                   </w:r>
-                  <w:proofErr w:type="spellStart"/>
                   <w:r>
                     <w:rPr>
                       <w:rFonts w:cstheme="minorHAnsi"/>
@@ -2795,8 +2425,6 @@
                     </w:rPr>
                     <w:t>extNotes</w:t>
                   </w:r>
-                  <w:proofErr w:type="spellEnd"/>
-                  <w:proofErr w:type="gramStart"/>
                   <w:r>
                     <w:rPr>
                       <w:rFonts w:cstheme="minorHAnsi"/>
@@ -2827,7 +2455,6 @@
                     </w:rPr>
                     <w:t>{</w:t>
                   </w:r>
-                  <w:proofErr w:type="gramEnd"/>
                   <w:r>
                     <w:rPr>
                       <w:rFonts w:cstheme="minorHAnsi"/>
@@ -2838,8 +2465,6 @@
                     </w:rPr>
                     <w:t>/</w:t>
                   </w:r>
-                  <w:proofErr w:type="spellStart"/>
-                  <w:proofErr w:type="gramStart"/>
                   <w:r>
                     <w:rPr>
                       <w:rFonts w:cstheme="minorHAnsi"/>
@@ -2850,7 +2475,6 @@
                     </w:rPr>
                     <w:t>extNotes</w:t>
                   </w:r>
-                  <w:proofErr w:type="spellEnd"/>
                   <w:r>
                     <w:rPr>
                       <w:rFonts w:cstheme="minorHAnsi"/>
@@ -2869,62 +2493,7 @@
                       <w:sz w:val="20"/>
                       <w:szCs w:val="20"/>
                     </w:rPr>
-                    <w:t xml:space="preserve">  {</w:t>
-                  </w:r>
-                  <w:proofErr w:type="gramEnd"/>
-                  <w:r>
-                    <w:rPr>
-                      <w:rFonts w:cstheme="minorHAnsi"/>
-                      <w:b/>
-                      <w:bCs/>
-                      <w:sz w:val="20"/>
-                      <w:szCs w:val="20"/>
-                    </w:rPr>
-                    <w:t>#fsc} – {</w:t>
-                  </w:r>
-                  <w:proofErr w:type="spellStart"/>
-                  <w:r>
-                    <w:rPr>
-                      <w:rFonts w:cstheme="minorHAnsi"/>
-                      <w:b/>
-                      <w:bCs/>
-                      <w:sz w:val="20"/>
-                      <w:szCs w:val="20"/>
-                    </w:rPr>
-                    <w:t>fsc</w:t>
-                  </w:r>
-                  <w:proofErr w:type="spellEnd"/>
-                  <w:r>
-                    <w:rPr>
-                      <w:rFonts w:cstheme="minorHAnsi"/>
-                      <w:b/>
-                      <w:bCs/>
-                      <w:sz w:val="20"/>
-                      <w:szCs w:val="20"/>
-                    </w:rPr>
-                    <w:t>}{/</w:t>
-                  </w:r>
-                  <w:proofErr w:type="spellStart"/>
-                  <w:r>
-                    <w:rPr>
-                      <w:rFonts w:cstheme="minorHAnsi"/>
-                      <w:b/>
-                      <w:bCs/>
-                      <w:sz w:val="20"/>
-                      <w:szCs w:val="20"/>
-                    </w:rPr>
-                    <w:t>fsc</w:t>
-                  </w:r>
-                  <w:proofErr w:type="spellEnd"/>
-                  <w:r>
-                    <w:rPr>
-                      <w:rFonts w:cstheme="minorHAnsi"/>
-                      <w:b/>
-                      <w:bCs/>
-                      <w:sz w:val="20"/>
-                      <w:szCs w:val="20"/>
-                    </w:rPr>
-                    <w:t>}</w:t>
+                    <w:t xml:space="preserve">  {#fsc} – {fsc}{/fsc}</w:t>
                   </w:r>
                 </w:p>
               </w:tc>
@@ -3025,61 +2594,7 @@
                       <w:sz w:val="18"/>
                       <w:szCs w:val="18"/>
                     </w:rPr>
-                    <w:t>{#</w:t>
-                  </w:r>
-                  <w:proofErr w:type="gramStart"/>
-                  <w:r>
-                    <w:rPr>
-                      <w:rFonts w:ascii="Arial" w:hAnsi="Arial" w:cs="Arial"/>
-                      <w:sz w:val="18"/>
-                      <w:szCs w:val="18"/>
-                    </w:rPr>
-                    <w:t>invoices}{</w:t>
-                  </w:r>
-                  <w:proofErr w:type="gramEnd"/>
-                  <w:r>
-                    <w:rPr>
-                      <w:rFonts w:ascii="Arial" w:hAnsi="Arial" w:cs="Arial"/>
-                      <w:sz w:val="18"/>
-                      <w:szCs w:val="18"/>
-                    </w:rPr>
-                    <w:t>containerFrom}{#containerTo} to {</w:t>
-                  </w:r>
-                  <w:proofErr w:type="spellStart"/>
-                  <w:r>
-                    <w:rPr>
-                      <w:rFonts w:ascii="Arial" w:hAnsi="Arial" w:cs="Arial"/>
-                      <w:sz w:val="18"/>
-                      <w:szCs w:val="18"/>
-                    </w:rPr>
-                    <w:t>containerTo</w:t>
-                  </w:r>
-                  <w:proofErr w:type="spellEnd"/>
-                  <w:r>
-                    <w:rPr>
-                      <w:rFonts w:ascii="Arial" w:hAnsi="Arial" w:cs="Arial"/>
-                      <w:sz w:val="18"/>
-                      <w:szCs w:val="18"/>
-                    </w:rPr>
-                    <w:t>}{/</w:t>
-                  </w:r>
-                  <w:proofErr w:type="spellStart"/>
-                  <w:r>
-                    <w:rPr>
-                      <w:rFonts w:ascii="Arial" w:hAnsi="Arial" w:cs="Arial"/>
-                      <w:sz w:val="18"/>
-                      <w:szCs w:val="18"/>
-                    </w:rPr>
-                    <w:t>containerTo</w:t>
-                  </w:r>
-                  <w:proofErr w:type="spellEnd"/>
-                  <w:r>
-                    <w:rPr>
-                      <w:rFonts w:ascii="Arial" w:hAnsi="Arial" w:cs="Arial"/>
-                      <w:sz w:val="18"/>
-                      <w:szCs w:val="18"/>
-                    </w:rPr>
-                    <w:t>}</w:t>
+                    <w:t>{#invoices}{containerFrom}{#containerTo} to {containerTo}{/containerTo}</w:t>
                   </w:r>
                 </w:p>
               </w:tc>
@@ -3108,45 +2623,7 @@
                       <w:sz w:val="18"/>
                       <w:szCs w:val="18"/>
                     </w:rPr>
-                    <w:t>{</w:t>
-                  </w:r>
-                  <w:proofErr w:type="spellStart"/>
-                  <w:proofErr w:type="gramStart"/>
-                  <w:r>
-                    <w:rPr>
-                      <w:rFonts w:ascii="Arial" w:hAnsi="Arial" w:cs="Arial"/>
-                      <w:sz w:val="18"/>
-                      <w:szCs w:val="18"/>
-                    </w:rPr>
-                    <w:t>materialGrade</w:t>
-                  </w:r>
-                  <w:proofErr w:type="spellEnd"/>
-                  <w:r>
-                    <w:rPr>
-                      <w:rFonts w:ascii="Arial" w:hAnsi="Arial" w:cs="Arial"/>
-                      <w:sz w:val="18"/>
-                      <w:szCs w:val="18"/>
-                    </w:rPr>
-                    <w:t>}  {</w:t>
-                  </w:r>
-                  <w:proofErr w:type="spellStart"/>
-                  <w:proofErr w:type="gramEnd"/>
-                  <w:r>
-                    <w:rPr>
-                      <w:rFonts w:ascii="Arial" w:hAnsi="Arial" w:cs="Arial"/>
-                      <w:sz w:val="18"/>
-                      <w:szCs w:val="18"/>
-                    </w:rPr>
-                    <w:t>brandName</w:t>
-                  </w:r>
-                  <w:proofErr w:type="spellEnd"/>
-                  <w:r>
-                    <w:rPr>
-                      <w:rFonts w:ascii="Arial" w:hAnsi="Arial" w:cs="Arial"/>
-                      <w:sz w:val="18"/>
-                      <w:szCs w:val="18"/>
-                    </w:rPr>
-                    <w:t>}</w:t>
+                    <w:t>{materialGrade}  {brandName}</w:t>
                   </w:r>
                 </w:p>
               </w:tc>
@@ -3175,25 +2652,7 @@
                       <w:sz w:val="18"/>
                       <w:szCs w:val="18"/>
                     </w:rPr>
-                    <w:t>{</w:t>
-                  </w:r>
-                  <w:proofErr w:type="spellStart"/>
-                  <w:r>
-                    <w:rPr>
-                      <w:rFonts w:ascii="Arial" w:hAnsi="Arial" w:cs="Arial"/>
-                      <w:sz w:val="18"/>
-                      <w:szCs w:val="18"/>
-                    </w:rPr>
-                    <w:t>designType</w:t>
-                  </w:r>
-                  <w:proofErr w:type="spellEnd"/>
-                  <w:r>
-                    <w:rPr>
-                      <w:rFonts w:ascii="Arial" w:hAnsi="Arial" w:cs="Arial"/>
-                      <w:sz w:val="18"/>
-                      <w:szCs w:val="18"/>
-                    </w:rPr>
-                    <w:t>}</w:t>
+                    <w:t>{designType}</w:t>
                   </w:r>
                 </w:p>
               </w:tc>
@@ -3221,25 +2680,7 @@
                       <w:sz w:val="18"/>
                       <w:szCs w:val="18"/>
                     </w:rPr>
-                    <w:t>{</w:t>
-                  </w:r>
-                  <w:proofErr w:type="spellStart"/>
-                  <w:r>
-                    <w:rPr>
-                      <w:rFonts w:ascii="Arial" w:hAnsi="Arial" w:cs="Arial"/>
-                      <w:sz w:val="18"/>
-                      <w:szCs w:val="18"/>
-                    </w:rPr>
-                    <w:t>finishType</w:t>
-                  </w:r>
-                  <w:proofErr w:type="spellEnd"/>
-                  <w:r>
-                    <w:rPr>
-                      <w:rFonts w:ascii="Arial" w:hAnsi="Arial" w:cs="Arial"/>
-                      <w:sz w:val="18"/>
-                      <w:szCs w:val="18"/>
-                    </w:rPr>
-                    <w:t>}</w:t>
+                    <w:t>{finishType}</w:t>
                   </w:r>
                 </w:p>
               </w:tc>
@@ -3293,7 +2734,6 @@
                     </w:rPr>
                     <w:t>{</w:t>
                   </w:r>
-                  <w:proofErr w:type="spellStart"/>
                   <w:r>
                     <w:rPr>
                       <w:rFonts w:ascii="Arial" w:hAnsi="Arial" w:cs="Arial"/>
@@ -3302,7 +2742,6 @@
                     </w:rPr>
                     <w:t>squareMeter</w:t>
                   </w:r>
-                  <w:proofErr w:type="spellEnd"/>
                   <w:r>
                     <w:rPr>
                       <w:rFonts w:ascii="Arial" w:hAnsi="Arial" w:cs="Arial"/>
@@ -3360,25 +2799,7 @@
                       <w:sz w:val="18"/>
                       <w:szCs w:val="18"/>
                     </w:rPr>
-                    <w:t>{value} {/invoices} {/</w:t>
-                  </w:r>
-                  <w:proofErr w:type="spellStart"/>
-                  <w:r>
-                    <w:rPr>
-                      <w:rFonts w:ascii="Arial" w:hAnsi="Arial" w:cs="Arial"/>
-                      <w:sz w:val="18"/>
-                      <w:szCs w:val="18"/>
-                    </w:rPr>
-                    <w:t>IPItems</w:t>
-                  </w:r>
-                  <w:proofErr w:type="spellEnd"/>
-                  <w:r>
-                    <w:rPr>
-                      <w:rFonts w:ascii="Arial" w:hAnsi="Arial" w:cs="Arial"/>
-                      <w:sz w:val="18"/>
-                      <w:szCs w:val="18"/>
-                    </w:rPr>
-                    <w:t>}</w:t>
+                    <w:t>{value} {/invoices} {/IPItems}</w:t>
                   </w:r>
                 </w:p>
               </w:tc>
@@ -3427,25 +2848,7 @@
                       <w:sz w:val="18"/>
                       <w:szCs w:val="18"/>
                     </w:rPr>
-                    <w:t>{/</w:t>
-                  </w:r>
-                  <w:proofErr w:type="spellStart"/>
-                  <w:r>
-                    <w:rPr>
-                      <w:rFonts w:ascii="Arial" w:hAnsi="Arial" w:cs="Arial"/>
-                      <w:sz w:val="18"/>
-                      <w:szCs w:val="18"/>
-                    </w:rPr>
-                    <w:t>isSampleBox</w:t>
-                  </w:r>
-                  <w:proofErr w:type="spellEnd"/>
-                  <w:r>
-                    <w:rPr>
-                      <w:rFonts w:ascii="Arial" w:hAnsi="Arial" w:cs="Arial"/>
-                      <w:sz w:val="18"/>
-                      <w:szCs w:val="18"/>
-                    </w:rPr>
-                    <w:t>}</w:t>
+                    <w:t>{/isSampleBox}</w:t>
                   </w:r>
                 </w:p>
               </w:tc>
@@ -3549,61 +2952,7 @@
                       <w:sz w:val="18"/>
                       <w:szCs w:val="18"/>
                     </w:rPr>
-                    <w:t>{#</w:t>
-                  </w:r>
-                  <w:proofErr w:type="gramStart"/>
-                  <w:r>
-                    <w:rPr>
-                      <w:rFonts w:ascii="Arial" w:hAnsi="Arial" w:cs="Arial"/>
-                      <w:sz w:val="18"/>
-                      <w:szCs w:val="18"/>
-                    </w:rPr>
-                    <w:t>sampleBox}{</w:t>
-                  </w:r>
-                  <w:proofErr w:type="gramEnd"/>
-                  <w:r>
-                    <w:rPr>
-                      <w:rFonts w:ascii="Arial" w:hAnsi="Arial" w:cs="Arial"/>
-                      <w:sz w:val="18"/>
-                      <w:szCs w:val="18"/>
-                    </w:rPr>
-                    <w:t>containerFrom}{#containerTo} to {</w:t>
-                  </w:r>
-                  <w:proofErr w:type="spellStart"/>
-                  <w:r>
-                    <w:rPr>
-                      <w:rFonts w:ascii="Arial" w:hAnsi="Arial" w:cs="Arial"/>
-                      <w:sz w:val="18"/>
-                      <w:szCs w:val="18"/>
-                    </w:rPr>
-                    <w:t>containerTo</w:t>
-                  </w:r>
-                  <w:proofErr w:type="spellEnd"/>
-                  <w:r>
-                    <w:rPr>
-                      <w:rFonts w:ascii="Arial" w:hAnsi="Arial" w:cs="Arial"/>
-                      <w:sz w:val="18"/>
-                      <w:szCs w:val="18"/>
-                    </w:rPr>
-                    <w:t>} {/</w:t>
-                  </w:r>
-                  <w:proofErr w:type="spellStart"/>
-                  <w:r>
-                    <w:rPr>
-                      <w:rFonts w:ascii="Arial" w:hAnsi="Arial" w:cs="Arial"/>
-                      <w:sz w:val="18"/>
-                      <w:szCs w:val="18"/>
-                    </w:rPr>
-                    <w:t>containerTo</w:t>
-                  </w:r>
-                  <w:proofErr w:type="spellEnd"/>
-                  <w:r>
-                    <w:rPr>
-                      <w:rFonts w:ascii="Arial" w:hAnsi="Arial" w:cs="Arial"/>
-                      <w:sz w:val="18"/>
-                      <w:szCs w:val="18"/>
-                    </w:rPr>
-                    <w:t>}</w:t>
+                    <w:t>{#sampleBox}{containerFrom}{#containerTo} to {containerTo} {/containerTo}</w:t>
                   </w:r>
                 </w:p>
               </w:tc>
@@ -3633,81 +2982,7 @@
                       <w:sz w:val="18"/>
                       <w:szCs w:val="18"/>
                     </w:rPr>
-                    <w:t>{</w:t>
-                  </w:r>
-                  <w:proofErr w:type="spellStart"/>
-                  <w:proofErr w:type="gramStart"/>
-                  <w:r>
-                    <w:rPr>
-                      <w:rFonts w:ascii="Arial" w:hAnsi="Arial" w:cs="Arial"/>
-                      <w:sz w:val="18"/>
-                      <w:szCs w:val="18"/>
-                    </w:rPr>
-                    <w:t>materialGrade</w:t>
-                  </w:r>
-                  <w:proofErr w:type="spellEnd"/>
-                  <w:r>
-                    <w:rPr>
-                      <w:rFonts w:ascii="Arial" w:hAnsi="Arial" w:cs="Arial"/>
-                      <w:sz w:val="18"/>
-                      <w:szCs w:val="18"/>
-                    </w:rPr>
-                    <w:t>}  {</w:t>
-                  </w:r>
-                  <w:proofErr w:type="spellStart"/>
-                  <w:r>
-                    <w:rPr>
-                      <w:rFonts w:ascii="Arial" w:hAnsi="Arial" w:cs="Arial"/>
-                      <w:sz w:val="18"/>
-                      <w:szCs w:val="18"/>
-                    </w:rPr>
-                    <w:t>brandName</w:t>
-                  </w:r>
-                  <w:proofErr w:type="spellEnd"/>
-                  <w:r>
-                    <w:rPr>
-                      <w:rFonts w:ascii="Arial" w:hAnsi="Arial" w:cs="Arial"/>
-                      <w:sz w:val="18"/>
-                      <w:szCs w:val="18"/>
-                    </w:rPr>
-                    <w:t>}  {</w:t>
-                  </w:r>
-                  <w:proofErr w:type="spellStart"/>
-                  <w:r>
-                    <w:rPr>
-                      <w:rFonts w:ascii="Arial" w:hAnsi="Arial" w:cs="Arial"/>
-                      <w:sz w:val="18"/>
-                      <w:szCs w:val="18"/>
-                    </w:rPr>
-                    <w:t>designType</w:t>
-                  </w:r>
-                  <w:proofErr w:type="spellEnd"/>
-                  <w:r>
-                    <w:rPr>
-                      <w:rFonts w:ascii="Arial" w:hAnsi="Arial" w:cs="Arial"/>
-                      <w:sz w:val="18"/>
-                      <w:szCs w:val="18"/>
-                    </w:rPr>
-                    <w:t>}  {</w:t>
-                  </w:r>
-                  <w:proofErr w:type="spellStart"/>
-                  <w:proofErr w:type="gramEnd"/>
-                  <w:r>
-                    <w:rPr>
-                      <w:rFonts w:ascii="Arial" w:hAnsi="Arial" w:cs="Arial"/>
-                      <w:sz w:val="18"/>
-                      <w:szCs w:val="18"/>
-                    </w:rPr>
-                    <w:t>finishType</w:t>
-                  </w:r>
-                  <w:proofErr w:type="spellEnd"/>
-                  <w:r>
-                    <w:rPr>
-                      <w:rFonts w:ascii="Arial" w:hAnsi="Arial" w:cs="Arial"/>
-                      <w:sz w:val="18"/>
-                      <w:szCs w:val="18"/>
-                    </w:rPr>
-                    <w:t>}</w:t>
+                    <w:t>{materialGrade}  {brandName}  {designType}  {finishType}</w:t>
                   </w:r>
                 </w:p>
               </w:tc>
@@ -3802,25 +3077,7 @@
                       <w:sz w:val="18"/>
                       <w:szCs w:val="18"/>
                     </w:rPr>
-                    <w:t>{value}{/</w:t>
-                  </w:r>
-                  <w:proofErr w:type="spellStart"/>
-                  <w:r>
-                    <w:rPr>
-                      <w:rFonts w:ascii="Arial" w:hAnsi="Arial" w:cs="Arial"/>
-                      <w:sz w:val="18"/>
-                      <w:szCs w:val="18"/>
-                    </w:rPr>
-                    <w:t>sampleBox</w:t>
-                  </w:r>
-                  <w:proofErr w:type="spellEnd"/>
-                  <w:r>
-                    <w:rPr>
-                      <w:rFonts w:ascii="Arial" w:hAnsi="Arial" w:cs="Arial"/>
-                      <w:sz w:val="18"/>
-                      <w:szCs w:val="18"/>
-                    </w:rPr>
-                    <w:t>}</w:t>
+                    <w:t>{value}{/sampleBox}</w:t>
                   </w:r>
                 </w:p>
               </w:tc>
@@ -3870,7 +3127,6 @@
               </w:rPr>
               <w:t>{</w:t>
             </w:r>
-            <w:proofErr w:type="spellStart"/>
             <w:r>
               <w:rPr>
                 <w:rFonts w:cstheme="minorHAnsi"/>
@@ -3879,7 +3135,6 @@
               </w:rPr>
               <w:t>totalAmount</w:t>
             </w:r>
-            <w:proofErr w:type="spellEnd"/>
             <w:r>
               <w:rPr>
                 <w:rFonts w:cstheme="minorHAnsi"/>
@@ -3999,25 +3254,7 @@
                 <w:sz w:val="20"/>
                 <w:szCs w:val="20"/>
               </w:rPr>
-              <w:t xml:space="preserve">Addition - </w:t>
-            </w:r>
-            <w:proofErr w:type="spellStart"/>
-            <w:r>
-              <w:rPr>
-                <w:rFonts w:cstheme="minorHAnsi"/>
-                <w:sz w:val="20"/>
-                <w:szCs w:val="20"/>
-              </w:rPr>
-              <w:t>Seafreight</w:t>
-            </w:r>
-            <w:proofErr w:type="spellEnd"/>
-            <w:r>
-              <w:rPr>
-                <w:rFonts w:cstheme="minorHAnsi"/>
-                <w:sz w:val="20"/>
-                <w:szCs w:val="20"/>
-              </w:rPr>
-              <w:t xml:space="preserve"> Charges -  </w:t>
+              <w:t xml:space="preserve">Addition - Seafreight Charges -  </w:t>
             </w:r>
           </w:p>
           <w:p>
@@ -4097,25 +3334,7 @@
                 <w:sz w:val="20"/>
                 <w:szCs w:val="20"/>
               </w:rPr>
-              <w:t>{</w:t>
-            </w:r>
-            <w:proofErr w:type="spellStart"/>
-            <w:r>
-              <w:rPr>
-                <w:rFonts w:cstheme="minorHAnsi"/>
-                <w:sz w:val="20"/>
-                <w:szCs w:val="20"/>
-              </w:rPr>
-              <w:t>totalAddition</w:t>
-            </w:r>
-            <w:proofErr w:type="spellEnd"/>
-            <w:r>
-              <w:rPr>
-                <w:rFonts w:cstheme="minorHAnsi"/>
-                <w:sz w:val="20"/>
-                <w:szCs w:val="20"/>
-              </w:rPr>
-              <w:t>}</w:t>
+              <w:t>{totalAddition}</w:t>
             </w:r>
           </w:p>
           <w:p>
@@ -4135,25 +3354,7 @@
                 <w:sz w:val="20"/>
                 <w:szCs w:val="20"/>
               </w:rPr>
-              <w:t>{</w:t>
-            </w:r>
-            <w:proofErr w:type="spellStart"/>
-            <w:r>
-              <w:rPr>
-                <w:rFonts w:cstheme="minorHAnsi"/>
-                <w:sz w:val="20"/>
-                <w:szCs w:val="20"/>
-              </w:rPr>
-              <w:t>totalDiscount</w:t>
-            </w:r>
-            <w:proofErr w:type="spellEnd"/>
-            <w:r>
-              <w:rPr>
-                <w:rFonts w:cstheme="minorHAnsi"/>
-                <w:sz w:val="20"/>
-                <w:szCs w:val="20"/>
-              </w:rPr>
-              <w:t>}</w:t>
+              <w:t>{totalDiscount}</w:t>
             </w:r>
           </w:p>
           <w:p>
@@ -4208,52 +3409,15 @@
                 <w:sz w:val="20"/>
                 <w:szCs w:val="20"/>
               </w:rPr>
-              <w:t>Total {</w:t>
-            </w:r>
-            <w:proofErr w:type="spellStart"/>
-            <w:r>
-              <w:rPr>
-                <w:rFonts w:cstheme="minorHAnsi"/>
-                <w:sz w:val="20"/>
-                <w:szCs w:val="20"/>
-              </w:rPr>
-              <w:t>deliveryTerms</w:t>
-            </w:r>
-            <w:proofErr w:type="spellEnd"/>
-            <w:r>
-              <w:rPr>
-                <w:rFonts w:cstheme="minorHAnsi"/>
-                <w:sz w:val="20"/>
-                <w:szCs w:val="20"/>
-              </w:rPr>
-              <w:t xml:space="preserve">} </w:t>
-            </w:r>
-            <w:r>
-              <w:rPr>
-                <w:rFonts w:cstheme="minorHAnsi"/>
-                <w:sz w:val="20"/>
-                <w:szCs w:val="20"/>
-              </w:rPr>
-              <w:t>{</w:t>
-            </w:r>
-            <w:proofErr w:type="spellStart"/>
-            <w:proofErr w:type="gramStart"/>
-            <w:r>
-              <w:rPr>
-                <w:rFonts w:cstheme="minorHAnsi"/>
-                <w:sz w:val="20"/>
-                <w:szCs w:val="20"/>
-              </w:rPr>
-              <w:t>dischargeTerms</w:t>
-            </w:r>
-            <w:proofErr w:type="spellEnd"/>
-            <w:r>
-              <w:rPr>
-                <w:rFonts w:cstheme="minorHAnsi"/>
-                <w:sz w:val="20"/>
-                <w:szCs w:val="20"/>
-              </w:rPr>
-              <w:t>}</w:t>
+              <w:t xml:space="preserve">Total {deliveryTerms} </w:t>
+            </w:r>
+            <w:r>
+              <w:rPr>
+                <w:rFonts w:cstheme="minorHAnsi"/>
+                <w:sz w:val="20"/>
+                <w:szCs w:val="20"/>
+              </w:rPr>
+              <w:t>{dischargeTerms}</w:t>
             </w:r>
             <w:r>
               <w:rPr>
@@ -4269,44 +3433,7 @@
                 <w:sz w:val="20"/>
                 <w:szCs w:val="20"/>
               </w:rPr>
-              <w:t>{</w:t>
-            </w:r>
-            <w:proofErr w:type="spellStart"/>
-            <w:proofErr w:type="gramEnd"/>
-            <w:r>
-              <w:rPr>
-                <w:rFonts w:cstheme="minorHAnsi"/>
-                <w:sz w:val="20"/>
-                <w:szCs w:val="20"/>
-              </w:rPr>
-              <w:t>currencyChar</w:t>
-            </w:r>
-            <w:proofErr w:type="spellEnd"/>
-            <w:r>
-              <w:rPr>
-                <w:rFonts w:cstheme="minorHAnsi"/>
-                <w:sz w:val="20"/>
-                <w:szCs w:val="20"/>
-              </w:rPr>
-              <w:t>} {</w:t>
-            </w:r>
-            <w:proofErr w:type="spellStart"/>
-            <w:r>
-              <w:rPr>
-                <w:rFonts w:cstheme="minorHAnsi"/>
-                <w:sz w:val="20"/>
-                <w:szCs w:val="20"/>
-              </w:rPr>
-              <w:t>netAmountWords</w:t>
-            </w:r>
-            <w:proofErr w:type="spellEnd"/>
-            <w:r>
-              <w:rPr>
-                <w:rFonts w:cstheme="minorHAnsi"/>
-                <w:sz w:val="20"/>
-                <w:szCs w:val="20"/>
-              </w:rPr>
-              <w:t>}</w:t>
+              <w:t>{currencyChar} {netAmountWords}</w:t>
             </w:r>
             <w:r>
               <w:rPr>
@@ -4345,25 +3472,7 @@
                 <w:sz w:val="20"/>
                 <w:szCs w:val="20"/>
               </w:rPr>
-              <w:t>{</w:t>
-            </w:r>
-            <w:proofErr w:type="spellStart"/>
-            <w:r>
-              <w:rPr>
-                <w:rFonts w:cstheme="minorHAnsi"/>
-                <w:sz w:val="20"/>
-                <w:szCs w:val="20"/>
-              </w:rPr>
-              <w:t>netAmount</w:t>
-            </w:r>
-            <w:proofErr w:type="spellEnd"/>
-            <w:r>
-              <w:rPr>
-                <w:rFonts w:cstheme="minorHAnsi"/>
-                <w:sz w:val="20"/>
-                <w:szCs w:val="20"/>
-              </w:rPr>
-              <w:t>}</w:t>
+              <w:t>{netAmount}</w:t>
             </w:r>
           </w:p>
         </w:tc>
@@ -4398,25 +3507,7 @@
                 <w:sz w:val="20"/>
                 <w:szCs w:val="20"/>
               </w:rPr>
-              <w:t>{#</w:t>
-            </w:r>
-            <w:proofErr w:type="gramStart"/>
-            <w:r>
-              <w:rPr>
-                <w:rFonts w:cstheme="minorHAnsi"/>
-                <w:sz w:val="20"/>
-                <w:szCs w:val="20"/>
-              </w:rPr>
-              <w:t>specialInstruction}{</w:t>
-            </w:r>
-            <w:proofErr w:type="gramEnd"/>
-            <w:r>
-              <w:rPr>
-                <w:rFonts w:cstheme="minorHAnsi"/>
-                <w:sz w:val="20"/>
-                <w:szCs w:val="20"/>
-              </w:rPr>
-              <w:t>specialInstruction}{/specialInstruction}</w:t>
+              <w:t>{#specialInstruction}{specialInstruction}{/specialInstruction}</w:t>
             </w:r>
           </w:p>
           <w:p>
@@ -4561,7 +3652,6 @@
                     </w:rPr>
                     <w:t>{</w:t>
                   </w:r>
-                  <w:proofErr w:type="spellStart"/>
                   <w:r>
                     <w:rPr>
                       <w:rFonts w:cstheme="minorHAnsi"/>
@@ -4570,7 +3660,6 @@
                     </w:rPr>
                     <w:t>totalQuantity</w:t>
                   </w:r>
-                  <w:proofErr w:type="spellEnd"/>
                   <w:r>
                     <w:rPr>
                       <w:rFonts w:cstheme="minorHAnsi"/>
@@ -4635,7 +3724,6 @@
                     </w:rPr>
                     <w:t>{</w:t>
                   </w:r>
-                  <w:proofErr w:type="spellStart"/>
                   <w:r>
                     <w:rPr>
                       <w:rFonts w:cstheme="minorHAnsi"/>
@@ -4644,7 +3732,6 @@
                     </w:rPr>
                     <w:t>totalBox</w:t>
                   </w:r>
-                  <w:proofErr w:type="spellEnd"/>
                   <w:r>
                     <w:rPr>
                       <w:rFonts w:cstheme="minorHAnsi"/>
@@ -4730,7 +3817,6 @@
                     </w:rPr>
                     <w:t>{</w:t>
                   </w:r>
-                  <w:proofErr w:type="spellStart"/>
                   <w:r>
                     <w:rPr>
                       <w:rFonts w:cstheme="minorHAnsi"/>
@@ -4739,7 +3825,6 @@
                     </w:rPr>
                     <w:t>totalNetWeight</w:t>
                   </w:r>
-                  <w:proofErr w:type="spellEnd"/>
                   <w:r>
                     <w:rPr>
                       <w:rFonts w:cstheme="minorHAnsi"/>
@@ -4768,7 +3853,6 @@
                     </w:rPr>
                     <w:t>{</w:t>
                   </w:r>
-                  <w:proofErr w:type="spellStart"/>
                   <w:r>
                     <w:rPr>
                       <w:rFonts w:cstheme="minorHAnsi"/>
@@ -4777,7 +3861,6 @@
                     </w:rPr>
                     <w:t>totalGrossWeight</w:t>
                   </w:r>
-                  <w:proofErr w:type="spellEnd"/>
                   <w:r>
                     <w:rPr>
                       <w:rFonts w:cstheme="minorHAnsi"/>
@@ -5054,7 +4137,6 @@
       </w:rPr>
       <w:t>{#</w:t>
     </w:r>
-    <w:proofErr w:type="gramStart"/>
     <w:r>
       <w:rPr>
         <w:rFonts w:cs="Calibri"/>
@@ -5086,20 +4168,7 @@
         <w:szCs w:val="20"/>
         <w14:ligatures w14:val="none"/>
       </w:rPr>
-      <w:t>{</w:t>
-    </w:r>
-    <w:proofErr w:type="gramEnd"/>
-    <w:r>
-      <w:rPr>
-        <w:b/>
-        <w:bCs/>
-        <w:spacing w:val="60"/>
-        <w:kern w:val="0"/>
-        <w:sz w:val="20"/>
-        <w:szCs w:val="20"/>
-        <w14:ligatures w14:val="none"/>
-      </w:rPr>
-      <w:t>companyName}</w:t>
+      <w:t>{companyName}</w:t>
     </w:r>
   </w:p>
   <w:p>
@@ -5869,6 +4938,7 @@
   <w:style w:type="character" w:default="1" w:styleId="DefaultParagraphFont">
     <w:name w:val="Default Paragraph Font"/>
     <w:uiPriority w:val="1"/>
+    <w:semiHidden/>
     <w:unhideWhenUsed/>
   </w:style>
   <w:style w:type="table" w:default="1" w:styleId="TableNormal">

--- a/electron/database/generate-document/templates/party-invoice-sq-mt.docx
+++ b/electron/database/generate-document/templates/party-invoice-sq-mt.docx
@@ -1,6 +1,6 @@
 
 <file path=word/document.xml><?xml version="1.0" encoding="utf-8"?>
-<w:document xmlns:wpc="http://schemas.microsoft.com/office/word/2010/wordprocessingCanvas" xmlns:cx="http://schemas.microsoft.com/office/drawing/2014/chartex" xmlns:cx1="http://schemas.microsoft.com/office/drawing/2015/9/8/chartex" xmlns:cx2="http://schemas.microsoft.com/office/drawing/2015/10/21/chartex" xmlns:cx3="http://schemas.microsoft.com/office/drawing/2016/5/9/chartex" xmlns:cx4="http://schemas.microsoft.com/office/drawing/2016/5/10/chartex" xmlns:cx5="http://schemas.microsoft.com/office/drawing/2016/5/11/chartex" xmlns:cx6="http://schemas.microsoft.com/office/drawing/2016/5/12/chartex" xmlns:cx7="http://schemas.microsoft.com/office/drawing/2016/5/13/chartex" xmlns:cx8="http://schemas.microsoft.com/office/drawing/2016/5/14/chartex" xmlns:mc="http://schemas.openxmlformats.org/markup-compatibility/2006" xmlns:aink="http://schemas.microsoft.com/office/drawing/2016/ink" xmlns:am3d="http://schemas.microsoft.com/office/drawing/2017/model3d" xmlns:o="urn:schemas-microsoft-com:office:office" xmlns:oel="http://schemas.microsoft.com/office/2019/extlst" xmlns:r="http://schemas.openxmlformats.org/officeDocument/2006/relationships" xmlns:m="http://schemas.openxmlformats.org/officeDocument/2006/math" xmlns:v="urn:schemas-microsoft-com:vml" xmlns:wp14="http://schemas.microsoft.com/office/word/2010/wordprocessingDrawing" xmlns:wp="http://schemas.openxmlformats.org/drawingml/2006/wordprocessingDrawing" xmlns:w10="urn:schemas-microsoft-com:office:word" xmlns:w="http://schemas.openxmlformats.org/wordprocessingml/2006/main" xmlns:w14="http://schemas.microsoft.com/office/word/2010/wordml" xmlns:w15="http://schemas.microsoft.com/office/word/2012/wordml" xmlns:w16cex="http://schemas.microsoft.com/office/word/2018/wordml/cex" xmlns:w16cid="http://schemas.microsoft.com/office/word/2016/wordml/cid" xmlns:w16="http://schemas.microsoft.com/office/word/2018/wordml" xmlns:w16du="http://schemas.microsoft.com/office/word/2023/wordml/word16du" xmlns:w16sdtdh="http://schemas.microsoft.com/office/word/2020/wordml/sdtdatahash" xmlns:w16sdtfl="http://schemas.microsoft.com/office/word/2024/wordml/sdtformatlock" xmlns:w16se="http://schemas.microsoft.com/office/word/2015/wordml/symex" xmlns:wpg="http://schemas.microsoft.com/office/word/2010/wordprocessingGroup" xmlns:wpi="http://schemas.microsoft.com/office/word/2010/wordprocessingInk" xmlns:wne="http://schemas.microsoft.com/office/word/2006/wordml" xmlns:wps="http://schemas.microsoft.com/office/word/2010/wordprocessingShape" mc:Ignorable="w14 w15 w16se w16cid w16 w16cex w16sdtdh w16sdtfl w16du wp14">
+<w:document xmlns:wpc="http://schemas.microsoft.com/office/word/2010/wordprocessingCanvas" xmlns:cx="http://schemas.microsoft.com/office/drawing/2014/chartex" xmlns:cx1="http://schemas.microsoft.com/office/drawing/2015/9/8/chartex" xmlns:cx2="http://schemas.microsoft.com/office/drawing/2015/10/21/chartex" xmlns:cx3="http://schemas.microsoft.com/office/drawing/2016/5/9/chartex" xmlns:cx4="http://schemas.microsoft.com/office/drawing/2016/5/10/chartex" xmlns:cx5="http://schemas.microsoft.com/office/drawing/2016/5/11/chartex" xmlns:cx6="http://schemas.microsoft.com/office/drawing/2016/5/12/chartex" xmlns:cx7="http://schemas.microsoft.com/office/drawing/2016/5/13/chartex" xmlns:cx8="http://schemas.microsoft.com/office/drawing/2016/5/14/chartex" xmlns:mc="http://schemas.openxmlformats.org/markup-compatibility/2006" xmlns:aink="http://schemas.microsoft.com/office/drawing/2016/ink" xmlns:am3d="http://schemas.microsoft.com/office/drawing/2017/model3d" xmlns:o="urn:schemas-microsoft-com:office:office" xmlns:r="http://schemas.openxmlformats.org/officeDocument/2006/relationships" xmlns:m="http://schemas.openxmlformats.org/officeDocument/2006/math" xmlns:v="urn:schemas-microsoft-com:vml" xmlns:wp14="http://schemas.microsoft.com/office/word/2010/wordprocessingDrawing" xmlns:wp="http://schemas.openxmlformats.org/drawingml/2006/wordprocessingDrawing" xmlns:w10="urn:schemas-microsoft-com:office:word" xmlns:w="http://schemas.openxmlformats.org/wordprocessingml/2006/main" xmlns:w14="http://schemas.microsoft.com/office/word/2010/wordml" xmlns:w15="http://schemas.microsoft.com/office/word/2012/wordml" xmlns:w16cid="http://schemas.microsoft.com/office/word/2016/wordml/cid" xmlns:w16se="http://schemas.microsoft.com/office/word/2015/wordml/symex" xmlns:wpg="http://schemas.microsoft.com/office/word/2010/wordprocessingGroup" xmlns:wpi="http://schemas.microsoft.com/office/word/2010/wordprocessingInk" xmlns:wne="http://schemas.microsoft.com/office/word/2006/wordml" xmlns:wps="http://schemas.microsoft.com/office/word/2010/wordprocessingShape" mc:Ignorable="w14 w15 w16se w16cid wp14">
   <w:body>
     <w:tbl>
       <w:tblPr>
@@ -103,7 +103,45 @@
                 <w:sz w:val="20"/>
                 <w:szCs w:val="20"/>
               </w:rPr>
-              <w:t>{#companyData}{companyName}</w:t>
+              <w:t>{#</w:t>
+            </w:r>
+            <w:proofErr w:type="spellStart"/>
+            <w:proofErr w:type="gramStart"/>
+            <w:r>
+              <w:rPr>
+                <w:rFonts w:cstheme="minorHAnsi"/>
+                <w:sz w:val="20"/>
+                <w:szCs w:val="20"/>
+              </w:rPr>
+              <w:t>companyData</w:t>
+            </w:r>
+            <w:proofErr w:type="spellEnd"/>
+            <w:r>
+              <w:rPr>
+                <w:rFonts w:cstheme="minorHAnsi"/>
+                <w:sz w:val="20"/>
+                <w:szCs w:val="20"/>
+              </w:rPr>
+              <w:t>}{</w:t>
+            </w:r>
+            <w:proofErr w:type="spellStart"/>
+            <w:proofErr w:type="gramEnd"/>
+            <w:r>
+              <w:rPr>
+                <w:rFonts w:cstheme="minorHAnsi"/>
+                <w:sz w:val="20"/>
+                <w:szCs w:val="20"/>
+              </w:rPr>
+              <w:t>companyName</w:t>
+            </w:r>
+            <w:proofErr w:type="spellEnd"/>
+            <w:r>
+              <w:rPr>
+                <w:rFonts w:cstheme="minorHAnsi"/>
+                <w:sz w:val="20"/>
+                <w:szCs w:val="20"/>
+              </w:rPr>
+              <w:t>}</w:t>
             </w:r>
           </w:p>
           <w:p>
@@ -121,7 +159,107 @@
                 <w:sz w:val="20"/>
                 <w:szCs w:val="20"/>
               </w:rPr>
-              <w:t>{companyAddressLine1}    {companyAddressLine2},      {companyCity}    {companyPostalCode}   {companyState}    {companyCountry}{/}</w:t>
+              <w:t xml:space="preserve">{companyAddressLine1} </w:t>
+            </w:r>
+            <w:proofErr w:type="gramStart"/>
+            <w:r>
+              <w:rPr>
+                <w:rFonts w:cstheme="minorHAnsi"/>
+                <w:bCs/>
+                <w:sz w:val="20"/>
+                <w:szCs w:val="20"/>
+              </w:rPr>
+              <w:t xml:space="preserve">   {</w:t>
+            </w:r>
+            <w:proofErr w:type="gramEnd"/>
+            <w:r>
+              <w:rPr>
+                <w:rFonts w:cstheme="minorHAnsi"/>
+                <w:bCs/>
+                <w:sz w:val="20"/>
+                <w:szCs w:val="20"/>
+              </w:rPr>
+              <w:t>companyAddressLine2},      {</w:t>
+            </w:r>
+            <w:proofErr w:type="spellStart"/>
+            <w:r>
+              <w:rPr>
+                <w:rFonts w:cstheme="minorHAnsi"/>
+                <w:bCs/>
+                <w:sz w:val="20"/>
+                <w:szCs w:val="20"/>
+              </w:rPr>
+              <w:t>companyCity</w:t>
+            </w:r>
+            <w:proofErr w:type="spellEnd"/>
+            <w:r>
+              <w:rPr>
+                <w:rFonts w:cstheme="minorHAnsi"/>
+                <w:bCs/>
+                <w:sz w:val="20"/>
+                <w:szCs w:val="20"/>
+              </w:rPr>
+              <w:t>}    {</w:t>
+            </w:r>
+            <w:proofErr w:type="spellStart"/>
+            <w:r>
+              <w:rPr>
+                <w:rFonts w:cstheme="minorHAnsi"/>
+                <w:bCs/>
+                <w:sz w:val="20"/>
+                <w:szCs w:val="20"/>
+              </w:rPr>
+              <w:t>companyPostalCode</w:t>
+            </w:r>
+            <w:proofErr w:type="spellEnd"/>
+            <w:r>
+              <w:rPr>
+                <w:rFonts w:cstheme="minorHAnsi"/>
+                <w:bCs/>
+                <w:sz w:val="20"/>
+                <w:szCs w:val="20"/>
+              </w:rPr>
+              <w:t>}   {</w:t>
+            </w:r>
+            <w:proofErr w:type="spellStart"/>
+            <w:r>
+              <w:rPr>
+                <w:rFonts w:cstheme="minorHAnsi"/>
+                <w:bCs/>
+                <w:sz w:val="20"/>
+                <w:szCs w:val="20"/>
+              </w:rPr>
+              <w:t>companyState</w:t>
+            </w:r>
+            <w:proofErr w:type="spellEnd"/>
+            <w:r>
+              <w:rPr>
+                <w:rFonts w:cstheme="minorHAnsi"/>
+                <w:bCs/>
+                <w:sz w:val="20"/>
+                <w:szCs w:val="20"/>
+              </w:rPr>
+              <w:t>}    {</w:t>
+            </w:r>
+            <w:proofErr w:type="spellStart"/>
+            <w:r>
+              <w:rPr>
+                <w:rFonts w:cstheme="minorHAnsi"/>
+                <w:bCs/>
+                <w:sz w:val="20"/>
+                <w:szCs w:val="20"/>
+              </w:rPr>
+              <w:t>companyCountry</w:t>
+            </w:r>
+            <w:proofErr w:type="spellEnd"/>
+            <w:r>
+              <w:rPr>
+                <w:rFonts w:cstheme="minorHAnsi"/>
+                <w:bCs/>
+                <w:sz w:val="20"/>
+                <w:szCs w:val="20"/>
+              </w:rPr>
+              <w:t>}{/}</w:t>
             </w:r>
           </w:p>
         </w:tc>
@@ -155,12 +293,14 @@
               </w:rPr>
               <w:t>{</w:t>
             </w:r>
+            <w:proofErr w:type="spellStart"/>
             <w:r>
               <w:rPr>
                 <w:rFonts w:cstheme="minorHAnsi"/>
               </w:rPr>
               <w:t>modifyInvNo</w:t>
             </w:r>
+            <w:proofErr w:type="spellEnd"/>
             <w:r>
               <w:rPr>
                 <w:rFonts w:cstheme="minorHAnsi"/>
@@ -202,12 +342,14 @@
               </w:rPr>
               <w:t>{</w:t>
             </w:r>
+            <w:proofErr w:type="spellStart"/>
             <w:r>
               <w:rPr>
                 <w:rFonts w:cstheme="minorHAnsi"/>
               </w:rPr>
               <w:t>invoiceDate</w:t>
             </w:r>
+            <w:proofErr w:type="spellEnd"/>
             <w:r>
               <w:rPr>
                 <w:rFonts w:cstheme="minorHAnsi"/>
@@ -288,12 +430,14 @@
               </w:rPr>
               <w:t>{</w:t>
             </w:r>
+            <w:proofErr w:type="spellStart"/>
             <w:r>
               <w:rPr>
                 <w:rFonts w:cstheme="minorHAnsi"/>
               </w:rPr>
               <w:t>invoicePiNo</w:t>
             </w:r>
+            <w:proofErr w:type="spellEnd"/>
             <w:r>
               <w:rPr>
                 <w:rFonts w:cstheme="minorHAnsi"/>
@@ -336,12 +480,14 @@
               </w:rPr>
               <w:t>{</w:t>
             </w:r>
+            <w:proofErr w:type="spellStart"/>
             <w:r>
               <w:rPr>
                 <w:rFonts w:cstheme="minorHAnsi"/>
               </w:rPr>
               <w:t>orderDate</w:t>
             </w:r>
+            <w:proofErr w:type="spellEnd"/>
             <w:r>
               <w:rPr>
                 <w:rFonts w:cstheme="minorHAnsi"/>
@@ -406,6 +552,7 @@
               </w:rPr>
               <w:t>{</w:t>
             </w:r>
+            <w:proofErr w:type="spellStart"/>
             <w:r>
               <w:rPr>
                 <w:rFonts w:cstheme="minorHAnsi"/>
@@ -414,6 +561,7 @@
               </w:rPr>
               <w:t>consigneeName</w:t>
             </w:r>
+            <w:proofErr w:type="spellEnd"/>
             <w:r>
               <w:rPr>
                 <w:rFonts w:cstheme="minorHAnsi"/>
@@ -439,6 +587,7 @@
               </w:rPr>
               <w:t>{</w:t>
             </w:r>
+            <w:proofErr w:type="spellStart"/>
             <w:r>
               <w:rPr>
                 <w:rFonts w:cstheme="minorHAnsi"/>
@@ -447,6 +596,7 @@
               </w:rPr>
               <w:t>consigneeAddress</w:t>
             </w:r>
+            <w:proofErr w:type="spellEnd"/>
             <w:r>
               <w:rPr>
                 <w:rFonts w:cstheme="minorHAnsi"/>
@@ -455,6 +605,7 @@
               </w:rPr>
               <w:t>} {</w:t>
             </w:r>
+            <w:proofErr w:type="spellStart"/>
             <w:r>
               <w:rPr>
                 <w:rFonts w:cstheme="minorHAnsi"/>
@@ -463,6 +614,7 @@
               </w:rPr>
               <w:t>consigneeCity</w:t>
             </w:r>
+            <w:proofErr w:type="spellEnd"/>
             <w:r>
               <w:rPr>
                 <w:rFonts w:cstheme="minorHAnsi"/>
@@ -471,6 +623,7 @@
               </w:rPr>
               <w:t>} {</w:t>
             </w:r>
+            <w:proofErr w:type="spellStart"/>
             <w:r>
               <w:rPr>
                 <w:rFonts w:cstheme="minorHAnsi"/>
@@ -479,6 +632,7 @@
               </w:rPr>
               <w:t>consigneeState</w:t>
             </w:r>
+            <w:proofErr w:type="spellEnd"/>
             <w:r>
               <w:rPr>
                 <w:rFonts w:cstheme="minorHAnsi"/>
@@ -504,6 +658,7 @@
               </w:rPr>
               <w:t>{</w:t>
             </w:r>
+            <w:proofErr w:type="spellStart"/>
             <w:r>
               <w:rPr>
                 <w:rFonts w:cstheme="minorHAnsi"/>
@@ -512,6 +667,7 @@
               </w:rPr>
               <w:t>consigneeCountry</w:t>
             </w:r>
+            <w:proofErr w:type="spellEnd"/>
             <w:r>
               <w:rPr>
                 <w:rFonts w:cstheme="minorHAnsi"/>
@@ -520,6 +676,7 @@
               </w:rPr>
               <w:t>} {</w:t>
             </w:r>
+            <w:proofErr w:type="spellStart"/>
             <w:r>
               <w:rPr>
                 <w:rFonts w:cstheme="minorHAnsi"/>
@@ -528,6 +685,7 @@
               </w:rPr>
               <w:t>consigneeZip</w:t>
             </w:r>
+            <w:proofErr w:type="spellEnd"/>
             <w:r>
               <w:rPr>
                 <w:rFonts w:cstheme="minorHAnsi"/>
@@ -553,6 +711,8 @@
               </w:rPr>
               <w:t>{#</w:t>
             </w:r>
+            <w:proofErr w:type="spellStart"/>
+            <w:proofErr w:type="gramStart"/>
             <w:r>
               <w:rPr>
                 <w:rFonts w:cstheme="minorHAnsi"/>
@@ -561,14 +721,25 @@
               </w:rPr>
               <w:t>notifyName</w:t>
             </w:r>
-            <w:r>
-              <w:rPr>
-                <w:rFonts w:cstheme="minorHAnsi"/>
-                <w:sz w:val="20"/>
-                <w:szCs w:val="20"/>
-              </w:rPr>
-              <w:t>}{#</w:t>
-            </w:r>
+            <w:proofErr w:type="spellEnd"/>
+            <w:r>
+              <w:rPr>
+                <w:rFonts w:cstheme="minorHAnsi"/>
+                <w:sz w:val="20"/>
+                <w:szCs w:val="20"/>
+              </w:rPr>
+              <w:t>}{</w:t>
+            </w:r>
+            <w:proofErr w:type="gramEnd"/>
+            <w:r>
+              <w:rPr>
+                <w:rFonts w:cstheme="minorHAnsi"/>
+                <w:sz w:val="20"/>
+                <w:szCs w:val="20"/>
+              </w:rPr>
+              <w:t>#</w:t>
+            </w:r>
+            <w:proofErr w:type="spellStart"/>
             <w:r>
               <w:rPr>
                 <w:rFonts w:cstheme="minorHAnsi"/>
@@ -577,6 +748,7 @@
               </w:rPr>
               <w:t>notifyAddress</w:t>
             </w:r>
+            <w:proofErr w:type="spellEnd"/>
             <w:r>
               <w:rPr>
                 <w:rFonts w:cstheme="minorHAnsi"/>
@@ -627,6 +799,7 @@
               </w:rPr>
               <w:t>{</w:t>
             </w:r>
+            <w:proofErr w:type="spellStart"/>
             <w:r>
               <w:rPr>
                 <w:rFonts w:cstheme="minorHAnsi"/>
@@ -635,6 +808,7 @@
               </w:rPr>
               <w:t>notifyName</w:t>
             </w:r>
+            <w:proofErr w:type="spellEnd"/>
             <w:r>
               <w:rPr>
                 <w:rFonts w:cstheme="minorHAnsi"/>
@@ -660,6 +834,7 @@
               </w:rPr>
               <w:t>{</w:t>
             </w:r>
+            <w:proofErr w:type="spellStart"/>
             <w:r>
               <w:rPr>
                 <w:rFonts w:cstheme="minorHAnsi"/>
@@ -668,13 +843,24 @@
               </w:rPr>
               <w:t>notifyAddress</w:t>
             </w:r>
-            <w:r>
-              <w:rPr>
-                <w:rFonts w:cstheme="minorHAnsi"/>
-                <w:sz w:val="20"/>
-                <w:szCs w:val="20"/>
-              </w:rPr>
-              <w:t>}{/}{/}</w:t>
+            <w:proofErr w:type="spellEnd"/>
+            <w:proofErr w:type="gramStart"/>
+            <w:r>
+              <w:rPr>
+                <w:rFonts w:cstheme="minorHAnsi"/>
+                <w:sz w:val="20"/>
+                <w:szCs w:val="20"/>
+              </w:rPr>
+              <w:t>}{</w:t>
+            </w:r>
+            <w:proofErr w:type="gramEnd"/>
+            <w:r>
+              <w:rPr>
+                <w:rFonts w:cstheme="minorHAnsi"/>
+                <w:sz w:val="20"/>
+                <w:szCs w:val="20"/>
+              </w:rPr>
+              <w:t>/}{/}</w:t>
             </w:r>
           </w:p>
         </w:tc>
@@ -720,6 +906,7 @@
               </w:rPr>
               <w:t>{</w:t>
             </w:r>
+            <w:proofErr w:type="spellStart"/>
             <w:r>
               <w:rPr>
                 <w:rFonts w:cstheme="minorHAnsi"/>
@@ -728,6 +915,7 @@
               </w:rPr>
               <w:t>buyerName</w:t>
             </w:r>
+            <w:proofErr w:type="spellEnd"/>
             <w:r>
               <w:rPr>
                 <w:rFonts w:cstheme="minorHAnsi"/>
@@ -753,6 +941,7 @@
               </w:rPr>
               <w:t>{</w:t>
             </w:r>
+            <w:proofErr w:type="spellStart"/>
             <w:r>
               <w:rPr>
                 <w:rFonts w:cstheme="minorHAnsi"/>
@@ -761,6 +950,7 @@
               </w:rPr>
               <w:t>buyerAddress</w:t>
             </w:r>
+            <w:proofErr w:type="spellEnd"/>
             <w:r>
               <w:rPr>
                 <w:rFonts w:cstheme="minorHAnsi"/>
@@ -769,6 +959,7 @@
               </w:rPr>
               <w:t>} {</w:t>
             </w:r>
+            <w:proofErr w:type="spellStart"/>
             <w:r>
               <w:rPr>
                 <w:rFonts w:cstheme="minorHAnsi"/>
@@ -777,6 +968,7 @@
               </w:rPr>
               <w:t>buyerCity</w:t>
             </w:r>
+            <w:proofErr w:type="spellEnd"/>
             <w:r>
               <w:rPr>
                 <w:rFonts w:cstheme="minorHAnsi"/>
@@ -785,6 +977,7 @@
               </w:rPr>
               <w:t>} {</w:t>
             </w:r>
+            <w:proofErr w:type="spellStart"/>
             <w:r>
               <w:rPr>
                 <w:rFonts w:cstheme="minorHAnsi"/>
@@ -793,6 +986,7 @@
               </w:rPr>
               <w:t>buyerState</w:t>
             </w:r>
+            <w:proofErr w:type="spellEnd"/>
             <w:r>
               <w:rPr>
                 <w:rFonts w:cstheme="minorHAnsi"/>
@@ -818,6 +1012,7 @@
               </w:rPr>
               <w:t>{</w:t>
             </w:r>
+            <w:proofErr w:type="spellStart"/>
             <w:r>
               <w:rPr>
                 <w:rFonts w:cstheme="minorHAnsi"/>
@@ -826,6 +1021,7 @@
               </w:rPr>
               <w:t>buyerCountry</w:t>
             </w:r>
+            <w:proofErr w:type="spellEnd"/>
             <w:r>
               <w:rPr>
                 <w:rFonts w:cstheme="minorHAnsi"/>
@@ -834,6 +1030,7 @@
               </w:rPr>
               <w:t>} {</w:t>
             </w:r>
+            <w:proofErr w:type="spellStart"/>
             <w:r>
               <w:rPr>
                 <w:rFonts w:cstheme="minorHAnsi"/>
@@ -842,6 +1039,7 @@
               </w:rPr>
               <w:t>buyerZip</w:t>
             </w:r>
+            <w:proofErr w:type="spellEnd"/>
             <w:r>
               <w:rPr>
                 <w:rFonts w:cstheme="minorHAnsi"/>
@@ -914,6 +1112,7 @@
               </w:rPr>
               <w:t>{</w:t>
             </w:r>
+            <w:proofErr w:type="spellStart"/>
             <w:r>
               <w:rPr>
                 <w:rFonts w:cstheme="minorHAnsi"/>
@@ -922,6 +1121,7 @@
               </w:rPr>
               <w:t>originOfGoods</w:t>
             </w:r>
+            <w:proofErr w:type="spellEnd"/>
             <w:r>
               <w:rPr>
                 <w:rFonts w:cstheme="minorHAnsi"/>
@@ -981,6 +1181,7 @@
               </w:rPr>
               <w:t>{</w:t>
             </w:r>
+            <w:proofErr w:type="spellStart"/>
             <w:r>
               <w:rPr>
                 <w:rFonts w:cstheme="minorHAnsi"/>
@@ -989,6 +1190,7 @@
               </w:rPr>
               <w:t>hsCode</w:t>
             </w:r>
+            <w:proofErr w:type="spellEnd"/>
             <w:r>
               <w:rPr>
                 <w:rFonts w:cstheme="minorHAnsi"/>
@@ -1072,15 +1274,8 @@
               </w:rPr>
               <w:t xml:space="preserve"> </w:t>
             </w:r>
-          </w:p>
-          <w:p>
-            <w:pPr>
-              <w:rPr>
-                <w:rFonts w:cstheme="minorHAnsi"/>
-                <w:sz w:val="20"/>
-                <w:szCs w:val="20"/>
-              </w:rPr>
-            </w:pPr>
+            <w:bookmarkStart w:id="1" w:name="_GoBack"/>
+            <w:bookmarkEnd w:id="1"/>
             <w:r>
               <w:rPr>
                 <w:rFonts w:cstheme="minorHAnsi"/>
@@ -1089,6 +1284,7 @@
               </w:rPr>
               <w:t>{</w:t>
             </w:r>
+            <w:proofErr w:type="spellStart"/>
             <w:r>
               <w:rPr>
                 <w:rFonts w:cstheme="minorHAnsi"/>
@@ -1097,6 +1293,7 @@
               </w:rPr>
               <w:t>termOfDeliveryAndPayment</w:t>
             </w:r>
+            <w:proofErr w:type="spellEnd"/>
             <w:r>
               <w:rPr>
                 <w:rFonts w:cstheme="minorHAnsi"/>
@@ -1146,6 +1343,7 @@
               </w:rPr>
               <w:t>{</w:t>
             </w:r>
+            <w:proofErr w:type="spellStart"/>
             <w:r>
               <w:rPr>
                 <w:rFonts w:cstheme="minorHAnsi"/>
@@ -1154,6 +1352,7 @@
               </w:rPr>
               <w:t>bankName</w:t>
             </w:r>
+            <w:proofErr w:type="spellEnd"/>
             <w:r>
               <w:rPr>
                 <w:rFonts w:cstheme="minorHAnsi"/>
@@ -1203,6 +1402,7 @@
               </w:rPr>
               <w:t>{</w:t>
             </w:r>
+            <w:proofErr w:type="spellStart"/>
             <w:r>
               <w:rPr>
                 <w:rFonts w:cstheme="minorHAnsi"/>
@@ -1211,6 +1411,7 @@
               </w:rPr>
               <w:t>bankAddress</w:t>
             </w:r>
+            <w:proofErr w:type="spellEnd"/>
             <w:r>
               <w:rPr>
                 <w:rFonts w:cstheme="minorHAnsi"/>
@@ -1235,6 +1436,7 @@
               </w:rPr>
               <w:t xml:space="preserve"> {</w:t>
             </w:r>
+            <w:proofErr w:type="spellStart"/>
             <w:r>
               <w:rPr>
                 <w:rFonts w:cstheme="minorHAnsi"/>
@@ -1243,6 +1445,7 @@
               </w:rPr>
               <w:t>bankCity</w:t>
             </w:r>
+            <w:proofErr w:type="spellEnd"/>
             <w:r>
               <w:rPr>
                 <w:rFonts w:cstheme="minorHAnsi"/>
@@ -1283,6 +1486,8 @@
               </w:rPr>
               <w:t>{</w:t>
             </w:r>
+            <w:proofErr w:type="spellStart"/>
+            <w:proofErr w:type="gramStart"/>
             <w:r>
               <w:rPr>
                 <w:rFonts w:cstheme="minorHAnsi"/>
@@ -1291,6 +1496,7 @@
               </w:rPr>
               <w:t>bankPostalCode</w:t>
             </w:r>
+            <w:proofErr w:type="spellEnd"/>
             <w:r>
               <w:rPr>
                 <w:rFonts w:cstheme="minorHAnsi"/>
@@ -1305,7 +1511,16 @@
                 <w:sz w:val="20"/>
                 <w:szCs w:val="20"/>
               </w:rPr>
-              <w:t xml:space="preserve">         SWIFT C</w:t>
+              <w:t xml:space="preserve">   </w:t>
+            </w:r>
+            <w:proofErr w:type="gramEnd"/>
+            <w:r>
+              <w:rPr>
+                <w:rFonts w:cstheme="minorHAnsi"/>
+                <w:sz w:val="20"/>
+                <w:szCs w:val="20"/>
+              </w:rPr>
+              <w:t xml:space="preserve">      SWIFT C</w:t>
             </w:r>
             <w:r>
               <w:rPr>
@@ -1331,6 +1546,7 @@
               </w:rPr>
               <w:t xml:space="preserve"> {</w:t>
             </w:r>
+            <w:proofErr w:type="spellStart"/>
             <w:r>
               <w:rPr>
                 <w:rFonts w:cstheme="minorHAnsi"/>
@@ -1339,6 +1555,7 @@
               </w:rPr>
               <w:t>swiftNumber</w:t>
             </w:r>
+            <w:proofErr w:type="spellEnd"/>
             <w:r>
               <w:rPr>
                 <w:rFonts w:cstheme="minorHAnsi"/>
@@ -1363,6 +1580,7 @@
               </w:rPr>
               <w:t>{</w:t>
             </w:r>
+            <w:proofErr w:type="spellStart"/>
             <w:r>
               <w:rPr>
                 <w:rFonts w:cstheme="minorHAnsi"/>
@@ -1371,6 +1589,7 @@
               </w:rPr>
               <w:t>acCode</w:t>
             </w:r>
+            <w:proofErr w:type="spellEnd"/>
             <w:r>
               <w:rPr>
                 <w:rFonts w:cstheme="minorHAnsi"/>
@@ -1407,6 +1626,7 @@
                 <w:szCs w:val="20"/>
               </w:rPr>
             </w:pPr>
+            <w:proofErr w:type="spellStart"/>
             <w:r>
               <w:rPr>
                 <w:rFonts w:ascii="SansSerif" w:hAnsi="SansSerif" w:cs="SansSerif"/>
@@ -1414,7 +1634,17 @@
                 <w:sz w:val="20"/>
                 <w:szCs w:val="20"/>
               </w:rPr>
-              <w:t>Precarriage by:</w:t>
+              <w:t>Precarriage</w:t>
+            </w:r>
+            <w:proofErr w:type="spellEnd"/>
+            <w:r>
+              <w:rPr>
+                <w:rFonts w:ascii="SansSerif" w:hAnsi="SansSerif" w:cs="SansSerif"/>
+                <w:color w:val="000000"/>
+                <w:sz w:val="20"/>
+                <w:szCs w:val="20"/>
+              </w:rPr>
+              <w:t xml:space="preserve"> by:</w:t>
             </w:r>
           </w:p>
           <w:p>
@@ -1434,6 +1664,7 @@
               </w:rPr>
               <w:t>{</w:t>
             </w:r>
+            <w:proofErr w:type="spellStart"/>
             <w:r>
               <w:rPr>
                 <w:rFonts w:cstheme="minorHAnsi"/>
@@ -1442,6 +1673,7 @@
               </w:rPr>
               <w:t>precarriageBy</w:t>
             </w:r>
+            <w:proofErr w:type="spellEnd"/>
             <w:r>
               <w:rPr>
                 <w:rFonts w:cstheme="minorHAnsi"/>
@@ -1503,6 +1735,7 @@
               </w:rPr>
               <w:t>{</w:t>
             </w:r>
+            <w:proofErr w:type="spellStart"/>
             <w:r>
               <w:rPr>
                 <w:rFonts w:ascii="SansSerif" w:hAnsi="SansSerif" w:cs="SansSerif"/>
@@ -1512,6 +1745,7 @@
               </w:rPr>
               <w:t>placeOfReceipt</w:t>
             </w:r>
+            <w:proofErr w:type="spellEnd"/>
             <w:r>
               <w:rPr>
                 <w:rFonts w:ascii="SansSerif" w:hAnsi="SansSerif" w:cs="SansSerif"/>
@@ -1602,6 +1836,7 @@
               </w:rPr>
               <w:t>{</w:t>
             </w:r>
+            <w:proofErr w:type="spellStart"/>
             <w:r>
               <w:rPr>
                 <w:rFonts w:ascii="SansSerif" w:hAnsi="SansSerif" w:cs="SansSerif"/>
@@ -1611,6 +1846,7 @@
               </w:rPr>
               <w:t>vesselNo</w:t>
             </w:r>
+            <w:proofErr w:type="spellEnd"/>
             <w:r>
               <w:rPr>
                 <w:rFonts w:ascii="SansSerif" w:hAnsi="SansSerif" w:cs="SansSerif"/>
@@ -1673,6 +1909,7 @@
               </w:rPr>
               <w:t>{</w:t>
             </w:r>
+            <w:proofErr w:type="spellStart"/>
             <w:r>
               <w:rPr>
                 <w:rFonts w:ascii="SansSerif" w:hAnsi="SansSerif" w:cs="SansSerif"/>
@@ -1682,6 +1919,7 @@
               </w:rPr>
               <w:t>portOfLoading</w:t>
             </w:r>
+            <w:proofErr w:type="spellEnd"/>
             <w:r>
               <w:rPr>
                 <w:rFonts w:ascii="SansSerif" w:hAnsi="SansSerif" w:cs="SansSerif"/>
@@ -1767,6 +2005,7 @@
               </w:rPr>
               <w:t>{</w:t>
             </w:r>
+            <w:proofErr w:type="spellStart"/>
             <w:r>
               <w:rPr>
                 <w:rFonts w:ascii="SansSerif" w:hAnsi="SansSerif" w:cs="SansSerif"/>
@@ -1776,6 +2015,7 @@
               </w:rPr>
               <w:t>portOfDischarge</w:t>
             </w:r>
+            <w:proofErr w:type="spellEnd"/>
             <w:r>
               <w:rPr>
                 <w:rFonts w:ascii="SansSerif" w:hAnsi="SansSerif" w:cs="SansSerif"/>
@@ -1834,6 +2074,7 @@
               </w:rPr>
               <w:t>{</w:t>
             </w:r>
+            <w:proofErr w:type="spellStart"/>
             <w:r>
               <w:rPr>
                 <w:rFonts w:ascii="SansSerif" w:hAnsi="SansSerif" w:cs="SansSerif"/>
@@ -1843,6 +2084,7 @@
               </w:rPr>
               <w:t>finalDestination</w:t>
             </w:r>
+            <w:proofErr w:type="spellEnd"/>
             <w:r>
               <w:rPr>
                 <w:rFonts w:ascii="SansSerif" w:hAnsi="SansSerif" w:cs="SansSerif"/>
@@ -1913,6 +2155,7 @@
               </w:rPr>
               <w:t>{</w:t>
             </w:r>
+            <w:proofErr w:type="spellStart"/>
             <w:r>
               <w:rPr>
                 <w:rFonts w:cstheme="minorHAnsi"/>
@@ -1921,6 +2164,7 @@
               </w:rPr>
               <w:t>privateRemark</w:t>
             </w:r>
+            <w:proofErr w:type="spellEnd"/>
             <w:r>
               <w:rPr>
                 <w:rFonts w:cstheme="minorHAnsi"/>
@@ -2227,7 +2471,29 @@
                       <w:sz w:val="19"/>
                       <w:szCs w:val="19"/>
                     </w:rPr>
-                    <w:t>{currencyChar}</w:t>
+                    <w:t>{</w:t>
+                  </w:r>
+                  <w:proofErr w:type="spellStart"/>
+                  <w:r>
+                    <w:rPr>
+                      <w:rFonts w:cstheme="minorHAnsi"/>
+                      <w:b/>
+                      <w:bCs/>
+                      <w:sz w:val="19"/>
+                      <w:szCs w:val="19"/>
+                    </w:rPr>
+                    <w:t>currencyChar</w:t>
+                  </w:r>
+                  <w:proofErr w:type="spellEnd"/>
+                  <w:r>
+                    <w:rPr>
+                      <w:rFonts w:cstheme="minorHAnsi"/>
+                      <w:b/>
+                      <w:bCs/>
+                      <w:sz w:val="19"/>
+                      <w:szCs w:val="19"/>
+                    </w:rPr>
+                    <w:t>}</w:t>
                   </w:r>
                 </w:p>
               </w:tc>
@@ -2282,7 +2548,29 @@
                       <w:sz w:val="19"/>
                       <w:szCs w:val="19"/>
                     </w:rPr>
-                    <w:t>{currencyChar}</w:t>
+                    <w:t>{</w:t>
+                  </w:r>
+                  <w:proofErr w:type="spellStart"/>
+                  <w:r>
+                    <w:rPr>
+                      <w:rFonts w:cstheme="minorHAnsi"/>
+                      <w:b/>
+                      <w:bCs/>
+                      <w:sz w:val="19"/>
+                      <w:szCs w:val="19"/>
+                    </w:rPr>
+                    <w:t>currencyChar</w:t>
+                  </w:r>
+                  <w:proofErr w:type="spellEnd"/>
+                  <w:r>
+                    <w:rPr>
+                      <w:rFonts w:cstheme="minorHAnsi"/>
+                      <w:b/>
+                      <w:bCs/>
+                      <w:sz w:val="19"/>
+                      <w:szCs w:val="19"/>
+                    </w:rPr>
+                    <w:t>}</w:t>
                   </w:r>
                 </w:p>
               </w:tc>
@@ -2313,7 +2601,53 @@
                       <w:sz w:val="20"/>
                       <w:szCs w:val="20"/>
                     </w:rPr>
-                    <w:t>{#IPItems}{#showThickness}</w:t>
+                    <w:t>{#</w:t>
+                  </w:r>
+                  <w:proofErr w:type="spellStart"/>
+                  <w:proofErr w:type="gramStart"/>
+                  <w:r>
+                    <w:rPr>
+                      <w:rFonts w:cstheme="minorHAnsi"/>
+                      <w:sz w:val="20"/>
+                      <w:szCs w:val="20"/>
+                    </w:rPr>
+                    <w:t>IPItems</w:t>
+                  </w:r>
+                  <w:proofErr w:type="spellEnd"/>
+                  <w:r>
+                    <w:rPr>
+                      <w:rFonts w:cstheme="minorHAnsi"/>
+                      <w:sz w:val="20"/>
+                      <w:szCs w:val="20"/>
+                    </w:rPr>
+                    <w:t>}{</w:t>
+                  </w:r>
+                  <w:proofErr w:type="gramEnd"/>
+                  <w:r>
+                    <w:rPr>
+                      <w:rFonts w:cstheme="minorHAnsi"/>
+                      <w:sz w:val="20"/>
+                      <w:szCs w:val="20"/>
+                    </w:rPr>
+                    <w:t>#</w:t>
+                  </w:r>
+                  <w:proofErr w:type="spellStart"/>
+                  <w:r>
+                    <w:rPr>
+                      <w:rFonts w:cstheme="minorHAnsi"/>
+                      <w:sz w:val="20"/>
+                      <w:szCs w:val="20"/>
+                    </w:rPr>
+                    <w:t>showThickness</w:t>
+                  </w:r>
+                  <w:proofErr w:type="spellEnd"/>
+                  <w:r>
+                    <w:rPr>
+                      <w:rFonts w:cstheme="minorHAnsi"/>
+                      <w:sz w:val="20"/>
+                      <w:szCs w:val="20"/>
+                    </w:rPr>
+                    <w:t>}</w:t>
                   </w:r>
                   <w:r>
                     <w:rPr>
@@ -2323,15 +2657,45 @@
                       <w:sz w:val="20"/>
                       <w:szCs w:val="20"/>
                     </w:rPr>
-                    <w:t>{thicknessDetail</w:t>
-                  </w:r>
-                  <w:r>
-                    <w:rPr>
-                      <w:rFonts w:cstheme="minorHAnsi"/>
+                    <w:t>{</w:t>
+                  </w:r>
+                  <w:proofErr w:type="spellStart"/>
+                  <w:r>
+                    <w:rPr>
+                      <w:rFonts w:cstheme="minorHAnsi"/>
+                      <w:b/>
+                      <w:bCs/>
                       <w:sz w:val="20"/>
                       <w:szCs w:val="20"/>
                     </w:rPr>
-                    <w:t>}{/showThickness}</w:t>
+                    <w:t>thicknessDetail</w:t>
+                  </w:r>
+                  <w:proofErr w:type="spellEnd"/>
+                  <w:r>
+                    <w:rPr>
+                      <w:rFonts w:cstheme="minorHAnsi"/>
+                      <w:sz w:val="20"/>
+                      <w:szCs w:val="20"/>
+                    </w:rPr>
+                    <w:t>}{/</w:t>
+                  </w:r>
+                  <w:proofErr w:type="spellStart"/>
+                  <w:r>
+                    <w:rPr>
+                      <w:rFonts w:cstheme="minorHAnsi"/>
+                      <w:sz w:val="20"/>
+                      <w:szCs w:val="20"/>
+                    </w:rPr>
+                    <w:t>showThickness</w:t>
+                  </w:r>
+                  <w:proofErr w:type="spellEnd"/>
+                  <w:r>
+                    <w:rPr>
+                      <w:rFonts w:cstheme="minorHAnsi"/>
+                      <w:sz w:val="20"/>
+                      <w:szCs w:val="20"/>
+                    </w:rPr>
+                    <w:t>}</w:t>
                   </w:r>
                 </w:p>
                 <w:p>
@@ -2375,6 +2739,7 @@
                     </w:rPr>
                     <w:t>{#</w:t>
                   </w:r>
+                  <w:proofErr w:type="spellStart"/>
                   <w:r>
                     <w:rPr>
                       <w:rFonts w:cstheme="minorHAnsi"/>
@@ -2385,6 +2750,7 @@
                     </w:rPr>
                     <w:t>extNotes</w:t>
                   </w:r>
+                  <w:proofErr w:type="spellEnd"/>
                   <w:r>
                     <w:rPr>
                       <w:rFonts w:cstheme="minorHAnsi"/>
@@ -2415,6 +2781,7 @@
                     </w:rPr>
                     <w:t>{</w:t>
                   </w:r>
+                  <w:proofErr w:type="spellStart"/>
                   <w:r>
                     <w:rPr>
                       <w:rFonts w:cstheme="minorHAnsi"/>
@@ -2425,6 +2792,8 @@
                     </w:rPr>
                     <w:t>extNotes</w:t>
                   </w:r>
+                  <w:proofErr w:type="spellEnd"/>
+                  <w:proofErr w:type="gramStart"/>
                   <w:r>
                     <w:rPr>
                       <w:rFonts w:cstheme="minorHAnsi"/>
@@ -2455,6 +2824,7 @@
                     </w:rPr>
                     <w:t>{</w:t>
                   </w:r>
+                  <w:proofErr w:type="gramEnd"/>
                   <w:r>
                     <w:rPr>
                       <w:rFonts w:cstheme="minorHAnsi"/>
@@ -2465,6 +2835,7 @@
                     </w:rPr>
                     <w:t>/</w:t>
                   </w:r>
+                  <w:proofErr w:type="spellStart"/>
                   <w:r>
                     <w:rPr>
                       <w:rFonts w:cstheme="minorHAnsi"/>
@@ -2475,6 +2846,7 @@
                     </w:rPr>
                     <w:t>extNotes</w:t>
                   </w:r>
+                  <w:proofErr w:type="spellEnd"/>
                   <w:r>
                     <w:rPr>
                       <w:rFonts w:cstheme="minorHAnsi"/>
@@ -2493,7 +2865,73 @@
                       <w:sz w:val="20"/>
                       <w:szCs w:val="20"/>
                     </w:rPr>
-                    <w:t xml:space="preserve">  {#fsc} – {fsc}{/fsc}</w:t>
+                    <w:t xml:space="preserve">  {#</w:t>
+                  </w:r>
+                  <w:proofErr w:type="spellStart"/>
+                  <w:r>
+                    <w:rPr>
+                      <w:rFonts w:cstheme="minorHAnsi"/>
+                      <w:b/>
+                      <w:bCs/>
+                      <w:sz w:val="20"/>
+                      <w:szCs w:val="20"/>
+                    </w:rPr>
+                    <w:t>fsc</w:t>
+                  </w:r>
+                  <w:proofErr w:type="spellEnd"/>
+                  <w:r>
+                    <w:rPr>
+                      <w:rFonts w:cstheme="minorHAnsi"/>
+                      <w:b/>
+                      <w:bCs/>
+                      <w:sz w:val="20"/>
+                      <w:szCs w:val="20"/>
+                    </w:rPr>
+                    <w:t>} – {</w:t>
+                  </w:r>
+                  <w:proofErr w:type="spellStart"/>
+                  <w:r>
+                    <w:rPr>
+                      <w:rFonts w:cstheme="minorHAnsi"/>
+                      <w:b/>
+                      <w:bCs/>
+                      <w:sz w:val="20"/>
+                      <w:szCs w:val="20"/>
+                    </w:rPr>
+                    <w:t>fsc</w:t>
+                  </w:r>
+                  <w:proofErr w:type="spellEnd"/>
+                  <w:r>
+                    <w:rPr>
+                      <w:rFonts w:cstheme="minorHAnsi"/>
+                      <w:b/>
+                      <w:bCs/>
+                      <w:sz w:val="20"/>
+                      <w:szCs w:val="20"/>
+                    </w:rPr>
+                    <w:t>}{/</w:t>
+                  </w:r>
+                  <w:proofErr w:type="spellStart"/>
+                  <w:r>
+                    <w:rPr>
+                      <w:rFonts w:cstheme="minorHAnsi"/>
+                      <w:b/>
+                      <w:bCs/>
+                      <w:sz w:val="20"/>
+                      <w:szCs w:val="20"/>
+                    </w:rPr>
+                    <w:t>fsc</w:t>
+                  </w:r>
+                  <w:proofErr w:type="spellEnd"/>
+                  <w:r>
+                    <w:rPr>
+                      <w:rFonts w:cstheme="minorHAnsi"/>
+                      <w:b/>
+                      <w:bCs/>
+                      <w:sz w:val="20"/>
+                      <w:szCs w:val="20"/>
+                    </w:rPr>
+                    <w:t>}</w:t>
                   </w:r>
                 </w:p>
               </w:tc>
@@ -2594,7 +3032,89 @@
                       <w:sz w:val="18"/>
                       <w:szCs w:val="18"/>
                     </w:rPr>
-                    <w:t>{#invoices}{containerFrom}{#containerTo} to {containerTo}{/containerTo}</w:t>
+                    <w:t>{#</w:t>
+                  </w:r>
+                  <w:proofErr w:type="gramStart"/>
+                  <w:r>
+                    <w:rPr>
+                      <w:rFonts w:ascii="Arial" w:hAnsi="Arial" w:cs="Arial"/>
+                      <w:sz w:val="18"/>
+                      <w:szCs w:val="18"/>
+                    </w:rPr>
+                    <w:t>invoices}{</w:t>
+                  </w:r>
+                  <w:proofErr w:type="spellStart"/>
+                  <w:proofErr w:type="gramEnd"/>
+                  <w:r>
+                    <w:rPr>
+                      <w:rFonts w:ascii="Arial" w:hAnsi="Arial" w:cs="Arial"/>
+                      <w:sz w:val="18"/>
+                      <w:szCs w:val="18"/>
+                    </w:rPr>
+                    <w:t>containerFrom</w:t>
+                  </w:r>
+                  <w:proofErr w:type="spellEnd"/>
+                  <w:r>
+                    <w:rPr>
+                      <w:rFonts w:ascii="Arial" w:hAnsi="Arial" w:cs="Arial"/>
+                      <w:sz w:val="18"/>
+                      <w:szCs w:val="18"/>
+                    </w:rPr>
+                    <w:t>}{#</w:t>
+                  </w:r>
+                  <w:proofErr w:type="spellStart"/>
+                  <w:r>
+                    <w:rPr>
+                      <w:rFonts w:ascii="Arial" w:hAnsi="Arial" w:cs="Arial"/>
+                      <w:sz w:val="18"/>
+                      <w:szCs w:val="18"/>
+                    </w:rPr>
+                    <w:t>containerTo</w:t>
+                  </w:r>
+                  <w:proofErr w:type="spellEnd"/>
+                  <w:r>
+                    <w:rPr>
+                      <w:rFonts w:ascii="Arial" w:hAnsi="Arial" w:cs="Arial"/>
+                      <w:sz w:val="18"/>
+                      <w:szCs w:val="18"/>
+                    </w:rPr>
+                    <w:t>} to {</w:t>
+                  </w:r>
+                  <w:proofErr w:type="spellStart"/>
+                  <w:r>
+                    <w:rPr>
+                      <w:rFonts w:ascii="Arial" w:hAnsi="Arial" w:cs="Arial"/>
+                      <w:sz w:val="18"/>
+                      <w:szCs w:val="18"/>
+                    </w:rPr>
+                    <w:t>containerTo</w:t>
+                  </w:r>
+                  <w:proofErr w:type="spellEnd"/>
+                  <w:r>
+                    <w:rPr>
+                      <w:rFonts w:ascii="Arial" w:hAnsi="Arial" w:cs="Arial"/>
+                      <w:sz w:val="18"/>
+                      <w:szCs w:val="18"/>
+                    </w:rPr>
+                    <w:t>}{/</w:t>
+                  </w:r>
+                  <w:proofErr w:type="spellStart"/>
+                  <w:r>
+                    <w:rPr>
+                      <w:rFonts w:ascii="Arial" w:hAnsi="Arial" w:cs="Arial"/>
+                      <w:sz w:val="18"/>
+                      <w:szCs w:val="18"/>
+                    </w:rPr>
+                    <w:t>containerTo</w:t>
+                  </w:r>
+                  <w:proofErr w:type="spellEnd"/>
+                  <w:r>
+                    <w:rPr>
+                      <w:rFonts w:ascii="Arial" w:hAnsi="Arial" w:cs="Arial"/>
+                      <w:sz w:val="18"/>
+                      <w:szCs w:val="18"/>
+                    </w:rPr>
+                    <w:t>}</w:t>
                   </w:r>
                 </w:p>
               </w:tc>
@@ -2623,7 +3143,45 @@
                       <w:sz w:val="18"/>
                       <w:szCs w:val="18"/>
                     </w:rPr>
-                    <w:t>{materialGrade}  {brandName}</w:t>
+                    <w:t>{</w:t>
+                  </w:r>
+                  <w:proofErr w:type="spellStart"/>
+                  <w:proofErr w:type="gramStart"/>
+                  <w:r>
+                    <w:rPr>
+                      <w:rFonts w:ascii="Arial" w:hAnsi="Arial" w:cs="Arial"/>
+                      <w:sz w:val="18"/>
+                      <w:szCs w:val="18"/>
+                    </w:rPr>
+                    <w:t>materialGrade</w:t>
+                  </w:r>
+                  <w:proofErr w:type="spellEnd"/>
+                  <w:r>
+                    <w:rPr>
+                      <w:rFonts w:ascii="Arial" w:hAnsi="Arial" w:cs="Arial"/>
+                      <w:sz w:val="18"/>
+                      <w:szCs w:val="18"/>
+                    </w:rPr>
+                    <w:t>}  {</w:t>
+                  </w:r>
+                  <w:proofErr w:type="spellStart"/>
+                  <w:proofErr w:type="gramEnd"/>
+                  <w:r>
+                    <w:rPr>
+                      <w:rFonts w:ascii="Arial" w:hAnsi="Arial" w:cs="Arial"/>
+                      <w:sz w:val="18"/>
+                      <w:szCs w:val="18"/>
+                    </w:rPr>
+                    <w:t>brandName</w:t>
+                  </w:r>
+                  <w:proofErr w:type="spellEnd"/>
+                  <w:r>
+                    <w:rPr>
+                      <w:rFonts w:ascii="Arial" w:hAnsi="Arial" w:cs="Arial"/>
+                      <w:sz w:val="18"/>
+                      <w:szCs w:val="18"/>
+                    </w:rPr>
+                    <w:t>}</w:t>
                   </w:r>
                 </w:p>
               </w:tc>
@@ -2652,7 +3210,25 @@
                       <w:sz w:val="18"/>
                       <w:szCs w:val="18"/>
                     </w:rPr>
-                    <w:t>{designType}</w:t>
+                    <w:t>{</w:t>
+                  </w:r>
+                  <w:proofErr w:type="spellStart"/>
+                  <w:r>
+                    <w:rPr>
+                      <w:rFonts w:ascii="Arial" w:hAnsi="Arial" w:cs="Arial"/>
+                      <w:sz w:val="18"/>
+                      <w:szCs w:val="18"/>
+                    </w:rPr>
+                    <w:t>designType</w:t>
+                  </w:r>
+                  <w:proofErr w:type="spellEnd"/>
+                  <w:r>
+                    <w:rPr>
+                      <w:rFonts w:ascii="Arial" w:hAnsi="Arial" w:cs="Arial"/>
+                      <w:sz w:val="18"/>
+                      <w:szCs w:val="18"/>
+                    </w:rPr>
+                    <w:t>}</w:t>
                   </w:r>
                 </w:p>
               </w:tc>
@@ -2680,7 +3256,25 @@
                       <w:sz w:val="18"/>
                       <w:szCs w:val="18"/>
                     </w:rPr>
-                    <w:t>{finishType}</w:t>
+                    <w:t>{</w:t>
+                  </w:r>
+                  <w:proofErr w:type="spellStart"/>
+                  <w:r>
+                    <w:rPr>
+                      <w:rFonts w:ascii="Arial" w:hAnsi="Arial" w:cs="Arial"/>
+                      <w:sz w:val="18"/>
+                      <w:szCs w:val="18"/>
+                    </w:rPr>
+                    <w:t>finishType</w:t>
+                  </w:r>
+                  <w:proofErr w:type="spellEnd"/>
+                  <w:r>
+                    <w:rPr>
+                      <w:rFonts w:ascii="Arial" w:hAnsi="Arial" w:cs="Arial"/>
+                      <w:sz w:val="18"/>
+                      <w:szCs w:val="18"/>
+                    </w:rPr>
+                    <w:t>}</w:t>
                   </w:r>
                 </w:p>
               </w:tc>
@@ -2734,6 +3328,7 @@
                     </w:rPr>
                     <w:t>{</w:t>
                   </w:r>
+                  <w:proofErr w:type="spellStart"/>
                   <w:r>
                     <w:rPr>
                       <w:rFonts w:ascii="Arial" w:hAnsi="Arial" w:cs="Arial"/>
@@ -2742,6 +3337,7 @@
                     </w:rPr>
                     <w:t>squareMeter</w:t>
                   </w:r>
+                  <w:proofErr w:type="spellEnd"/>
                   <w:r>
                     <w:rPr>
                       <w:rFonts w:ascii="Arial" w:hAnsi="Arial" w:cs="Arial"/>
@@ -2799,7 +3395,25 @@
                       <w:sz w:val="18"/>
                       <w:szCs w:val="18"/>
                     </w:rPr>
-                    <w:t>{value} {/invoices} {/IPItems}</w:t>
+                    <w:t>{value} {/invoices} {/</w:t>
+                  </w:r>
+                  <w:proofErr w:type="spellStart"/>
+                  <w:r>
+                    <w:rPr>
+                      <w:rFonts w:ascii="Arial" w:hAnsi="Arial" w:cs="Arial"/>
+                      <w:sz w:val="18"/>
+                      <w:szCs w:val="18"/>
+                    </w:rPr>
+                    <w:t>IPItems</w:t>
+                  </w:r>
+                  <w:proofErr w:type="spellEnd"/>
+                  <w:r>
+                    <w:rPr>
+                      <w:rFonts w:ascii="Arial" w:hAnsi="Arial" w:cs="Arial"/>
+                      <w:sz w:val="18"/>
+                      <w:szCs w:val="18"/>
+                    </w:rPr>
+                    <w:t>}</w:t>
                   </w:r>
                 </w:p>
               </w:tc>
@@ -2830,7 +3444,25 @@
                       <w:sz w:val="18"/>
                       <w:szCs w:val="18"/>
                     </w:rPr>
-                    <w:t>{#isSampleBox}</w:t>
+                    <w:t>{#</w:t>
+                  </w:r>
+                  <w:proofErr w:type="spellStart"/>
+                  <w:r>
+                    <w:rPr>
+                      <w:rFonts w:ascii="Arial" w:hAnsi="Arial" w:cs="Arial"/>
+                      <w:sz w:val="18"/>
+                      <w:szCs w:val="18"/>
+                    </w:rPr>
+                    <w:t>isSampleBox</w:t>
+                  </w:r>
+                  <w:proofErr w:type="spellEnd"/>
+                  <w:r>
+                    <w:rPr>
+                      <w:rFonts w:ascii="Arial" w:hAnsi="Arial" w:cs="Arial"/>
+                      <w:sz w:val="18"/>
+                      <w:szCs w:val="18"/>
+                    </w:rPr>
+                    <w:t>}</w:t>
                   </w:r>
                   <w:r>
                     <w:rPr>
@@ -2848,7 +3480,25 @@
                       <w:sz w:val="18"/>
                       <w:szCs w:val="18"/>
                     </w:rPr>
-                    <w:t>{/isSampleBox}</w:t>
+                    <w:t>{/</w:t>
+                  </w:r>
+                  <w:proofErr w:type="spellStart"/>
+                  <w:r>
+                    <w:rPr>
+                      <w:rFonts w:ascii="Arial" w:hAnsi="Arial" w:cs="Arial"/>
+                      <w:sz w:val="18"/>
+                      <w:szCs w:val="18"/>
+                    </w:rPr>
+                    <w:t>isSampleBox</w:t>
+                  </w:r>
+                  <w:proofErr w:type="spellEnd"/>
+                  <w:r>
+                    <w:rPr>
+                      <w:rFonts w:ascii="Arial" w:hAnsi="Arial" w:cs="Arial"/>
+                      <w:sz w:val="18"/>
+                      <w:szCs w:val="18"/>
+                    </w:rPr>
+                    <w:t>}</w:t>
                   </w:r>
                 </w:p>
               </w:tc>
@@ -2952,7 +3602,99 @@
                       <w:sz w:val="18"/>
                       <w:szCs w:val="18"/>
                     </w:rPr>
-                    <w:t>{#sampleBox}{containerFrom}{#containerTo} to {containerTo} {/containerTo}</w:t>
+                    <w:t>{#</w:t>
+                  </w:r>
+                  <w:proofErr w:type="spellStart"/>
+                  <w:proofErr w:type="gramStart"/>
+                  <w:r>
+                    <w:rPr>
+                      <w:rFonts w:ascii="Arial" w:hAnsi="Arial" w:cs="Arial"/>
+                      <w:sz w:val="18"/>
+                      <w:szCs w:val="18"/>
+                    </w:rPr>
+                    <w:t>sampleBox</w:t>
+                  </w:r>
+                  <w:proofErr w:type="spellEnd"/>
+                  <w:r>
+                    <w:rPr>
+                      <w:rFonts w:ascii="Arial" w:hAnsi="Arial" w:cs="Arial"/>
+                      <w:sz w:val="18"/>
+                      <w:szCs w:val="18"/>
+                    </w:rPr>
+                    <w:t>}{</w:t>
+                  </w:r>
+                  <w:proofErr w:type="spellStart"/>
+                  <w:proofErr w:type="gramEnd"/>
+                  <w:r>
+                    <w:rPr>
+                      <w:rFonts w:ascii="Arial" w:hAnsi="Arial" w:cs="Arial"/>
+                      <w:sz w:val="18"/>
+                      <w:szCs w:val="18"/>
+                    </w:rPr>
+                    <w:t>containerFrom</w:t>
+                  </w:r>
+                  <w:proofErr w:type="spellEnd"/>
+                  <w:r>
+                    <w:rPr>
+                      <w:rFonts w:ascii="Arial" w:hAnsi="Arial" w:cs="Arial"/>
+                      <w:sz w:val="18"/>
+                      <w:szCs w:val="18"/>
+                    </w:rPr>
+                    <w:t>}{#</w:t>
+                  </w:r>
+                  <w:proofErr w:type="spellStart"/>
+                  <w:r>
+                    <w:rPr>
+                      <w:rFonts w:ascii="Arial" w:hAnsi="Arial" w:cs="Arial"/>
+                      <w:sz w:val="18"/>
+                      <w:szCs w:val="18"/>
+                    </w:rPr>
+                    <w:t>containerTo</w:t>
+                  </w:r>
+                  <w:proofErr w:type="spellEnd"/>
+                  <w:r>
+                    <w:rPr>
+                      <w:rFonts w:ascii="Arial" w:hAnsi="Arial" w:cs="Arial"/>
+                      <w:sz w:val="18"/>
+                      <w:szCs w:val="18"/>
+                    </w:rPr>
+                    <w:t>} to {</w:t>
+                  </w:r>
+                  <w:proofErr w:type="spellStart"/>
+                  <w:r>
+                    <w:rPr>
+                      <w:rFonts w:ascii="Arial" w:hAnsi="Arial" w:cs="Arial"/>
+                      <w:sz w:val="18"/>
+                      <w:szCs w:val="18"/>
+                    </w:rPr>
+                    <w:t>containerTo</w:t>
+                  </w:r>
+                  <w:proofErr w:type="spellEnd"/>
+                  <w:r>
+                    <w:rPr>
+                      <w:rFonts w:ascii="Arial" w:hAnsi="Arial" w:cs="Arial"/>
+                      <w:sz w:val="18"/>
+                      <w:szCs w:val="18"/>
+                    </w:rPr>
+                    <w:t>} {/</w:t>
+                  </w:r>
+                  <w:proofErr w:type="spellStart"/>
+                  <w:r>
+                    <w:rPr>
+                      <w:rFonts w:ascii="Arial" w:hAnsi="Arial" w:cs="Arial"/>
+                      <w:sz w:val="18"/>
+                      <w:szCs w:val="18"/>
+                    </w:rPr>
+                    <w:t>containerTo</w:t>
+                  </w:r>
+                  <w:proofErr w:type="spellEnd"/>
+                  <w:r>
+                    <w:rPr>
+                      <w:rFonts w:ascii="Arial" w:hAnsi="Arial" w:cs="Arial"/>
+                      <w:sz w:val="18"/>
+                      <w:szCs w:val="18"/>
+                    </w:rPr>
+                    <w:t>}</w:t>
                   </w:r>
                 </w:p>
               </w:tc>
@@ -2982,7 +3724,81 @@
                       <w:sz w:val="18"/>
                       <w:szCs w:val="18"/>
                     </w:rPr>
-                    <w:t>{materialGrade}  {brandName}  {designType}  {finishType}</w:t>
+                    <w:t>{</w:t>
+                  </w:r>
+                  <w:proofErr w:type="spellStart"/>
+                  <w:proofErr w:type="gramStart"/>
+                  <w:r>
+                    <w:rPr>
+                      <w:rFonts w:ascii="Arial" w:hAnsi="Arial" w:cs="Arial"/>
+                      <w:sz w:val="18"/>
+                      <w:szCs w:val="18"/>
+                    </w:rPr>
+                    <w:t>materialGrade</w:t>
+                  </w:r>
+                  <w:proofErr w:type="spellEnd"/>
+                  <w:r>
+                    <w:rPr>
+                      <w:rFonts w:ascii="Arial" w:hAnsi="Arial" w:cs="Arial"/>
+                      <w:sz w:val="18"/>
+                      <w:szCs w:val="18"/>
+                    </w:rPr>
+                    <w:t>}  {</w:t>
+                  </w:r>
+                  <w:proofErr w:type="spellStart"/>
+                  <w:proofErr w:type="gramEnd"/>
+                  <w:r>
+                    <w:rPr>
+                      <w:rFonts w:ascii="Arial" w:hAnsi="Arial" w:cs="Arial"/>
+                      <w:sz w:val="18"/>
+                      <w:szCs w:val="18"/>
+                    </w:rPr>
+                    <w:t>brandName</w:t>
+                  </w:r>
+                  <w:proofErr w:type="spellEnd"/>
+                  <w:r>
+                    <w:rPr>
+                      <w:rFonts w:ascii="Arial" w:hAnsi="Arial" w:cs="Arial"/>
+                      <w:sz w:val="18"/>
+                      <w:szCs w:val="18"/>
+                    </w:rPr>
+                    <w:t>}  {</w:t>
+                  </w:r>
+                  <w:proofErr w:type="spellStart"/>
+                  <w:r>
+                    <w:rPr>
+                      <w:rFonts w:ascii="Arial" w:hAnsi="Arial" w:cs="Arial"/>
+                      <w:sz w:val="18"/>
+                      <w:szCs w:val="18"/>
+                    </w:rPr>
+                    <w:t>designType</w:t>
+                  </w:r>
+                  <w:proofErr w:type="spellEnd"/>
+                  <w:r>
+                    <w:rPr>
+                      <w:rFonts w:ascii="Arial" w:hAnsi="Arial" w:cs="Arial"/>
+                      <w:sz w:val="18"/>
+                      <w:szCs w:val="18"/>
+                    </w:rPr>
+                    <w:t>}  {</w:t>
+                  </w:r>
+                  <w:proofErr w:type="spellStart"/>
+                  <w:r>
+                    <w:rPr>
+                      <w:rFonts w:ascii="Arial" w:hAnsi="Arial" w:cs="Arial"/>
+                      <w:sz w:val="18"/>
+                      <w:szCs w:val="18"/>
+                    </w:rPr>
+                    <w:t>finishType</w:t>
+                  </w:r>
+                  <w:proofErr w:type="spellEnd"/>
+                  <w:r>
+                    <w:rPr>
+                      <w:rFonts w:ascii="Arial" w:hAnsi="Arial" w:cs="Arial"/>
+                      <w:sz w:val="18"/>
+                      <w:szCs w:val="18"/>
+                    </w:rPr>
+                    <w:t>}</w:t>
                   </w:r>
                 </w:p>
               </w:tc>
@@ -3077,7 +3893,25 @@
                       <w:sz w:val="18"/>
                       <w:szCs w:val="18"/>
                     </w:rPr>
-                    <w:t>{value}{/sampleBox}</w:t>
+                    <w:t>{value}{/</w:t>
+                  </w:r>
+                  <w:proofErr w:type="spellStart"/>
+                  <w:r>
+                    <w:rPr>
+                      <w:rFonts w:ascii="Arial" w:hAnsi="Arial" w:cs="Arial"/>
+                      <w:sz w:val="18"/>
+                      <w:szCs w:val="18"/>
+                    </w:rPr>
+                    <w:t>sampleBox</w:t>
+                  </w:r>
+                  <w:proofErr w:type="spellEnd"/>
+                  <w:r>
+                    <w:rPr>
+                      <w:rFonts w:ascii="Arial" w:hAnsi="Arial" w:cs="Arial"/>
+                      <w:sz w:val="18"/>
+                      <w:szCs w:val="18"/>
+                    </w:rPr>
+                    <w:t>}</w:t>
                   </w:r>
                 </w:p>
               </w:tc>
@@ -3127,6 +3961,7 @@
               </w:rPr>
               <w:t>{</w:t>
             </w:r>
+            <w:proofErr w:type="spellStart"/>
             <w:r>
               <w:rPr>
                 <w:rFonts w:cstheme="minorHAnsi"/>
@@ -3135,6 +3970,7 @@
               </w:rPr>
               <w:t>totalAmount</w:t>
             </w:r>
+            <w:proofErr w:type="spellEnd"/>
             <w:r>
               <w:rPr>
                 <w:rFonts w:cstheme="minorHAnsi"/>
@@ -3254,7 +4090,25 @@
                 <w:sz w:val="20"/>
                 <w:szCs w:val="20"/>
               </w:rPr>
-              <w:t xml:space="preserve">Addition - Seafreight Charges -  </w:t>
+              <w:t xml:space="preserve">Addition - </w:t>
+            </w:r>
+            <w:proofErr w:type="spellStart"/>
+            <w:r>
+              <w:rPr>
+                <w:rFonts w:cstheme="minorHAnsi"/>
+                <w:sz w:val="20"/>
+                <w:szCs w:val="20"/>
+              </w:rPr>
+              <w:t>Seafreight</w:t>
+            </w:r>
+            <w:proofErr w:type="spellEnd"/>
+            <w:r>
+              <w:rPr>
+                <w:rFonts w:cstheme="minorHAnsi"/>
+                <w:sz w:val="20"/>
+                <w:szCs w:val="20"/>
+              </w:rPr>
+              <w:t xml:space="preserve"> Charges -  </w:t>
             </w:r>
           </w:p>
           <w:p>
@@ -3334,7 +4188,25 @@
                 <w:sz w:val="20"/>
                 <w:szCs w:val="20"/>
               </w:rPr>
-              <w:t>{totalAddition}</w:t>
+              <w:t>{</w:t>
+            </w:r>
+            <w:proofErr w:type="spellStart"/>
+            <w:r>
+              <w:rPr>
+                <w:rFonts w:cstheme="minorHAnsi"/>
+                <w:sz w:val="20"/>
+                <w:szCs w:val="20"/>
+              </w:rPr>
+              <w:t>totalAddition</w:t>
+            </w:r>
+            <w:proofErr w:type="spellEnd"/>
+            <w:r>
+              <w:rPr>
+                <w:rFonts w:cstheme="minorHAnsi"/>
+                <w:sz w:val="20"/>
+                <w:szCs w:val="20"/>
+              </w:rPr>
+              <w:t>}</w:t>
             </w:r>
           </w:p>
           <w:p>
@@ -3354,7 +4226,25 @@
                 <w:sz w:val="20"/>
                 <w:szCs w:val="20"/>
               </w:rPr>
-              <w:t>{totalDiscount}</w:t>
+              <w:t>{</w:t>
+            </w:r>
+            <w:proofErr w:type="spellStart"/>
+            <w:r>
+              <w:rPr>
+                <w:rFonts w:cstheme="minorHAnsi"/>
+                <w:sz w:val="20"/>
+                <w:szCs w:val="20"/>
+              </w:rPr>
+              <w:t>totalDiscount</w:t>
+            </w:r>
+            <w:proofErr w:type="spellEnd"/>
+            <w:r>
+              <w:rPr>
+                <w:rFonts w:cstheme="minorHAnsi"/>
+                <w:sz w:val="20"/>
+                <w:szCs w:val="20"/>
+              </w:rPr>
+              <w:t>}</w:t>
             </w:r>
           </w:p>
           <w:p>
@@ -3409,15 +4299,52 @@
                 <w:sz w:val="20"/>
                 <w:szCs w:val="20"/>
               </w:rPr>
-              <w:t xml:space="preserve">Total {deliveryTerms} </w:t>
-            </w:r>
-            <w:r>
-              <w:rPr>
-                <w:rFonts w:cstheme="minorHAnsi"/>
-                <w:sz w:val="20"/>
-                <w:szCs w:val="20"/>
-              </w:rPr>
-              <w:t>{dischargeTerms}</w:t>
+              <w:t>Total {</w:t>
+            </w:r>
+            <w:proofErr w:type="spellStart"/>
+            <w:r>
+              <w:rPr>
+                <w:rFonts w:cstheme="minorHAnsi"/>
+                <w:sz w:val="20"/>
+                <w:szCs w:val="20"/>
+              </w:rPr>
+              <w:t>deliveryTerms</w:t>
+            </w:r>
+            <w:proofErr w:type="spellEnd"/>
+            <w:r>
+              <w:rPr>
+                <w:rFonts w:cstheme="minorHAnsi"/>
+                <w:sz w:val="20"/>
+                <w:szCs w:val="20"/>
+              </w:rPr>
+              <w:t xml:space="preserve">} </w:t>
+            </w:r>
+            <w:r>
+              <w:rPr>
+                <w:rFonts w:cstheme="minorHAnsi"/>
+                <w:sz w:val="20"/>
+                <w:szCs w:val="20"/>
+              </w:rPr>
+              <w:t>{</w:t>
+            </w:r>
+            <w:proofErr w:type="spellStart"/>
+            <w:proofErr w:type="gramStart"/>
+            <w:r>
+              <w:rPr>
+                <w:rFonts w:cstheme="minorHAnsi"/>
+                <w:sz w:val="20"/>
+                <w:szCs w:val="20"/>
+              </w:rPr>
+              <w:t>dischargeTerms</w:t>
+            </w:r>
+            <w:proofErr w:type="spellEnd"/>
+            <w:r>
+              <w:rPr>
+                <w:rFonts w:cstheme="minorHAnsi"/>
+                <w:sz w:val="20"/>
+                <w:szCs w:val="20"/>
+              </w:rPr>
+              <w:t>}</w:t>
             </w:r>
             <w:r>
               <w:rPr>
@@ -3433,7 +4360,44 @@
                 <w:sz w:val="20"/>
                 <w:szCs w:val="20"/>
               </w:rPr>
-              <w:t>{currencyChar} {netAmountWords}</w:t>
+              <w:t>{</w:t>
+            </w:r>
+            <w:proofErr w:type="spellStart"/>
+            <w:proofErr w:type="gramEnd"/>
+            <w:r>
+              <w:rPr>
+                <w:rFonts w:cstheme="minorHAnsi"/>
+                <w:sz w:val="20"/>
+                <w:szCs w:val="20"/>
+              </w:rPr>
+              <w:t>currencyChar</w:t>
+            </w:r>
+            <w:proofErr w:type="spellEnd"/>
+            <w:r>
+              <w:rPr>
+                <w:rFonts w:cstheme="minorHAnsi"/>
+                <w:sz w:val="20"/>
+                <w:szCs w:val="20"/>
+              </w:rPr>
+              <w:t>} {</w:t>
+            </w:r>
+            <w:proofErr w:type="spellStart"/>
+            <w:r>
+              <w:rPr>
+                <w:rFonts w:cstheme="minorHAnsi"/>
+                <w:sz w:val="20"/>
+                <w:szCs w:val="20"/>
+              </w:rPr>
+              <w:t>netAmountWords</w:t>
+            </w:r>
+            <w:proofErr w:type="spellEnd"/>
+            <w:r>
+              <w:rPr>
+                <w:rFonts w:cstheme="minorHAnsi"/>
+                <w:sz w:val="20"/>
+                <w:szCs w:val="20"/>
+              </w:rPr>
+              <w:t>}</w:t>
             </w:r>
             <w:r>
               <w:rPr>
@@ -3472,7 +4436,25 @@
                 <w:sz w:val="20"/>
                 <w:szCs w:val="20"/>
               </w:rPr>
-              <w:t>{netAmount}</w:t>
+              <w:t>{</w:t>
+            </w:r>
+            <w:proofErr w:type="spellStart"/>
+            <w:r>
+              <w:rPr>
+                <w:rFonts w:cstheme="minorHAnsi"/>
+                <w:sz w:val="20"/>
+                <w:szCs w:val="20"/>
+              </w:rPr>
+              <w:t>netAmount</w:t>
+            </w:r>
+            <w:proofErr w:type="spellEnd"/>
+            <w:r>
+              <w:rPr>
+                <w:rFonts w:cstheme="minorHAnsi"/>
+                <w:sz w:val="20"/>
+                <w:szCs w:val="20"/>
+              </w:rPr>
+              <w:t>}</w:t>
             </w:r>
           </w:p>
         </w:tc>
@@ -3507,7 +4489,63 @@
                 <w:sz w:val="20"/>
                 <w:szCs w:val="20"/>
               </w:rPr>
-              <w:t>{#specialInstruction}{specialInstruction}{/specialInstruction}</w:t>
+              <w:t>{#</w:t>
+            </w:r>
+            <w:proofErr w:type="spellStart"/>
+            <w:proofErr w:type="gramStart"/>
+            <w:r>
+              <w:rPr>
+                <w:rFonts w:cstheme="minorHAnsi"/>
+                <w:sz w:val="20"/>
+                <w:szCs w:val="20"/>
+              </w:rPr>
+              <w:t>specialInstruction</w:t>
+            </w:r>
+            <w:proofErr w:type="spellEnd"/>
+            <w:r>
+              <w:rPr>
+                <w:rFonts w:cstheme="minorHAnsi"/>
+                <w:sz w:val="20"/>
+                <w:szCs w:val="20"/>
+              </w:rPr>
+              <w:t>}{</w:t>
+            </w:r>
+            <w:proofErr w:type="spellStart"/>
+            <w:proofErr w:type="gramEnd"/>
+            <w:r>
+              <w:rPr>
+                <w:rFonts w:cstheme="minorHAnsi"/>
+                <w:sz w:val="20"/>
+                <w:szCs w:val="20"/>
+              </w:rPr>
+              <w:t>specialInstruction</w:t>
+            </w:r>
+            <w:proofErr w:type="spellEnd"/>
+            <w:r>
+              <w:rPr>
+                <w:rFonts w:cstheme="minorHAnsi"/>
+                <w:sz w:val="20"/>
+                <w:szCs w:val="20"/>
+              </w:rPr>
+              <w:t>}{/</w:t>
+            </w:r>
+            <w:proofErr w:type="spellStart"/>
+            <w:r>
+              <w:rPr>
+                <w:rFonts w:cstheme="minorHAnsi"/>
+                <w:sz w:val="20"/>
+                <w:szCs w:val="20"/>
+              </w:rPr>
+              <w:t>specialInstruction</w:t>
+            </w:r>
+            <w:proofErr w:type="spellEnd"/>
+            <w:r>
+              <w:rPr>
+                <w:rFonts w:cstheme="minorHAnsi"/>
+                <w:sz w:val="20"/>
+                <w:szCs w:val="20"/>
+              </w:rPr>
+              <w:t>}</w:t>
             </w:r>
           </w:p>
           <w:p>
@@ -3652,6 +4690,7 @@
                     </w:rPr>
                     <w:t>{</w:t>
                   </w:r>
+                  <w:proofErr w:type="spellStart"/>
                   <w:r>
                     <w:rPr>
                       <w:rFonts w:cstheme="minorHAnsi"/>
@@ -3660,6 +4699,7 @@
                     </w:rPr>
                     <w:t>totalQuantity</w:t>
                   </w:r>
+                  <w:proofErr w:type="spellEnd"/>
                   <w:r>
                     <w:rPr>
                       <w:rFonts w:cstheme="minorHAnsi"/>
@@ -3724,6 +4764,7 @@
                     </w:rPr>
                     <w:t>{</w:t>
                   </w:r>
+                  <w:proofErr w:type="spellStart"/>
                   <w:r>
                     <w:rPr>
                       <w:rFonts w:cstheme="minorHAnsi"/>
@@ -3732,6 +4773,7 @@
                     </w:rPr>
                     <w:t>totalBox</w:t>
                   </w:r>
+                  <w:proofErr w:type="spellEnd"/>
                   <w:r>
                     <w:rPr>
                       <w:rFonts w:cstheme="minorHAnsi"/>
@@ -3817,6 +4859,7 @@
                     </w:rPr>
                     <w:t>{</w:t>
                   </w:r>
+                  <w:proofErr w:type="spellStart"/>
                   <w:r>
                     <w:rPr>
                       <w:rFonts w:cstheme="minorHAnsi"/>
@@ -3825,6 +4868,7 @@
                     </w:rPr>
                     <w:t>totalNetWeight</w:t>
                   </w:r>
+                  <w:proofErr w:type="spellEnd"/>
                   <w:r>
                     <w:rPr>
                       <w:rFonts w:cstheme="minorHAnsi"/>
@@ -3853,6 +4897,7 @@
                     </w:rPr>
                     <w:t>{</w:t>
                   </w:r>
+                  <w:proofErr w:type="spellStart"/>
                   <w:r>
                     <w:rPr>
                       <w:rFonts w:cstheme="minorHAnsi"/>
@@ -3861,6 +4906,7 @@
                     </w:rPr>
                     <w:t>totalGrossWeight</w:t>
                   </w:r>
+                  <w:proofErr w:type="spellEnd"/>
                   <w:r>
                     <w:rPr>
                       <w:rFonts w:cstheme="minorHAnsi"/>
@@ -3912,7 +4958,7 @@
 </file>
 
 <file path=word/endnotes.xml><?xml version="1.0" encoding="utf-8"?>
-<w:endnotes xmlns:wpc="http://schemas.microsoft.com/office/word/2010/wordprocessingCanvas" xmlns:cx="http://schemas.microsoft.com/office/drawing/2014/chartex" xmlns:cx1="http://schemas.microsoft.com/office/drawing/2015/9/8/chartex" xmlns:cx2="http://schemas.microsoft.com/office/drawing/2015/10/21/chartex" xmlns:cx3="http://schemas.microsoft.com/office/drawing/2016/5/9/chartex" xmlns:cx4="http://schemas.microsoft.com/office/drawing/2016/5/10/chartex" xmlns:cx5="http://schemas.microsoft.com/office/drawing/2016/5/11/chartex" xmlns:cx6="http://schemas.microsoft.com/office/drawing/2016/5/12/chartex" xmlns:cx7="http://schemas.microsoft.com/office/drawing/2016/5/13/chartex" xmlns:cx8="http://schemas.microsoft.com/office/drawing/2016/5/14/chartex" xmlns:mc="http://schemas.openxmlformats.org/markup-compatibility/2006" xmlns:aink="http://schemas.microsoft.com/office/drawing/2016/ink" xmlns:am3d="http://schemas.microsoft.com/office/drawing/2017/model3d" xmlns:o="urn:schemas-microsoft-com:office:office" xmlns:oel="http://schemas.microsoft.com/office/2019/extlst" xmlns:r="http://schemas.openxmlformats.org/officeDocument/2006/relationships" xmlns:m="http://schemas.openxmlformats.org/officeDocument/2006/math" xmlns:v="urn:schemas-microsoft-com:vml" xmlns:wp14="http://schemas.microsoft.com/office/word/2010/wordprocessingDrawing" xmlns:wp="http://schemas.openxmlformats.org/drawingml/2006/wordprocessingDrawing" xmlns:w10="urn:schemas-microsoft-com:office:word" xmlns:w="http://schemas.openxmlformats.org/wordprocessingml/2006/main" xmlns:w14="http://schemas.microsoft.com/office/word/2010/wordml" xmlns:w15="http://schemas.microsoft.com/office/word/2012/wordml" xmlns:w16cex="http://schemas.microsoft.com/office/word/2018/wordml/cex" xmlns:w16cid="http://schemas.microsoft.com/office/word/2016/wordml/cid" xmlns:w16="http://schemas.microsoft.com/office/word/2018/wordml" xmlns:w16du="http://schemas.microsoft.com/office/word/2023/wordml/word16du" xmlns:w16sdtdh="http://schemas.microsoft.com/office/word/2020/wordml/sdtdatahash" xmlns:w16sdtfl="http://schemas.microsoft.com/office/word/2024/wordml/sdtformatlock" xmlns:w16se="http://schemas.microsoft.com/office/word/2015/wordml/symex" xmlns:wpg="http://schemas.microsoft.com/office/word/2010/wordprocessingGroup" xmlns:wpi="http://schemas.microsoft.com/office/word/2010/wordprocessingInk" xmlns:wne="http://schemas.microsoft.com/office/word/2006/wordml" xmlns:wps="http://schemas.microsoft.com/office/word/2010/wordprocessingShape" mc:Ignorable="w14 w15 w16se w16cid w16 w16cex w16sdtdh w16sdtfl w16du wp14">
+<w:endnotes xmlns:wpc="http://schemas.microsoft.com/office/word/2010/wordprocessingCanvas" xmlns:cx="http://schemas.microsoft.com/office/drawing/2014/chartex" xmlns:cx1="http://schemas.microsoft.com/office/drawing/2015/9/8/chartex" xmlns:cx2="http://schemas.microsoft.com/office/drawing/2015/10/21/chartex" xmlns:cx3="http://schemas.microsoft.com/office/drawing/2016/5/9/chartex" xmlns:cx4="http://schemas.microsoft.com/office/drawing/2016/5/10/chartex" xmlns:cx5="http://schemas.microsoft.com/office/drawing/2016/5/11/chartex" xmlns:cx6="http://schemas.microsoft.com/office/drawing/2016/5/12/chartex" xmlns:cx7="http://schemas.microsoft.com/office/drawing/2016/5/13/chartex" xmlns:cx8="http://schemas.microsoft.com/office/drawing/2016/5/14/chartex" xmlns:mc="http://schemas.openxmlformats.org/markup-compatibility/2006" xmlns:aink="http://schemas.microsoft.com/office/drawing/2016/ink" xmlns:am3d="http://schemas.microsoft.com/office/drawing/2017/model3d" xmlns:o="urn:schemas-microsoft-com:office:office" xmlns:r="http://schemas.openxmlformats.org/officeDocument/2006/relationships" xmlns:m="http://schemas.openxmlformats.org/officeDocument/2006/math" xmlns:v="urn:schemas-microsoft-com:vml" xmlns:wp14="http://schemas.microsoft.com/office/word/2010/wordprocessingDrawing" xmlns:wp="http://schemas.openxmlformats.org/drawingml/2006/wordprocessingDrawing" xmlns:w10="urn:schemas-microsoft-com:office:word" xmlns:w="http://schemas.openxmlformats.org/wordprocessingml/2006/main" xmlns:w14="http://schemas.microsoft.com/office/word/2010/wordml" xmlns:w15="http://schemas.microsoft.com/office/word/2012/wordml" xmlns:w16cid="http://schemas.microsoft.com/office/word/2016/wordml/cid" xmlns:w16se="http://schemas.microsoft.com/office/word/2015/wordml/symex" xmlns:wpg="http://schemas.microsoft.com/office/word/2010/wordprocessingGroup" xmlns:wpi="http://schemas.microsoft.com/office/word/2010/wordprocessingInk" xmlns:wne="http://schemas.microsoft.com/office/word/2006/wordml" xmlns:wps="http://schemas.microsoft.com/office/word/2010/wordprocessingShape" mc:Ignorable="w14 w15 w16se w16cid wp14">
   <w:endnote w:type="separator" w:id="-1">
     <w:p>
       <w:pPr>
@@ -3937,7 +4983,7 @@
 </file>
 
 <file path=word/footer1.xml><?xml version="1.0" encoding="utf-8"?>
-<w:ftr xmlns:wpc="http://schemas.microsoft.com/office/word/2010/wordprocessingCanvas" xmlns:cx="http://schemas.microsoft.com/office/drawing/2014/chartex" xmlns:cx1="http://schemas.microsoft.com/office/drawing/2015/9/8/chartex" xmlns:cx2="http://schemas.microsoft.com/office/drawing/2015/10/21/chartex" xmlns:cx3="http://schemas.microsoft.com/office/drawing/2016/5/9/chartex" xmlns:cx4="http://schemas.microsoft.com/office/drawing/2016/5/10/chartex" xmlns:cx5="http://schemas.microsoft.com/office/drawing/2016/5/11/chartex" xmlns:cx6="http://schemas.microsoft.com/office/drawing/2016/5/12/chartex" xmlns:cx7="http://schemas.microsoft.com/office/drawing/2016/5/13/chartex" xmlns:cx8="http://schemas.microsoft.com/office/drawing/2016/5/14/chartex" xmlns:mc="http://schemas.openxmlformats.org/markup-compatibility/2006" xmlns:aink="http://schemas.microsoft.com/office/drawing/2016/ink" xmlns:am3d="http://schemas.microsoft.com/office/drawing/2017/model3d" xmlns:o="urn:schemas-microsoft-com:office:office" xmlns:oel="http://schemas.microsoft.com/office/2019/extlst" xmlns:r="http://schemas.openxmlformats.org/officeDocument/2006/relationships" xmlns:m="http://schemas.openxmlformats.org/officeDocument/2006/math" xmlns:v="urn:schemas-microsoft-com:vml" xmlns:wp14="http://schemas.microsoft.com/office/word/2010/wordprocessingDrawing" xmlns:wp="http://schemas.openxmlformats.org/drawingml/2006/wordprocessingDrawing" xmlns:w10="urn:schemas-microsoft-com:office:word" xmlns:w="http://schemas.openxmlformats.org/wordprocessingml/2006/main" xmlns:w14="http://schemas.microsoft.com/office/word/2010/wordml" xmlns:w15="http://schemas.microsoft.com/office/word/2012/wordml" xmlns:w16cex="http://schemas.microsoft.com/office/word/2018/wordml/cex" xmlns:w16cid="http://schemas.microsoft.com/office/word/2016/wordml/cid" xmlns:w16="http://schemas.microsoft.com/office/word/2018/wordml" xmlns:w16du="http://schemas.microsoft.com/office/word/2023/wordml/word16du" xmlns:w16sdtdh="http://schemas.microsoft.com/office/word/2020/wordml/sdtdatahash" xmlns:w16sdtfl="http://schemas.microsoft.com/office/word/2024/wordml/sdtformatlock" xmlns:w16se="http://schemas.microsoft.com/office/word/2015/wordml/symex" xmlns:wpg="http://schemas.microsoft.com/office/word/2010/wordprocessingGroup" xmlns:wpi="http://schemas.microsoft.com/office/word/2010/wordprocessingInk" xmlns:wne="http://schemas.microsoft.com/office/word/2006/wordml" xmlns:wps="http://schemas.microsoft.com/office/word/2010/wordprocessingShape" mc:Ignorable="w14 w15 w16se w16cid w16 w16cex w16sdtdh w16sdtfl w16du wp14">
+<w:ftr xmlns:wpc="http://schemas.microsoft.com/office/word/2010/wordprocessingCanvas" xmlns:cx="http://schemas.microsoft.com/office/drawing/2014/chartex" xmlns:cx1="http://schemas.microsoft.com/office/drawing/2015/9/8/chartex" xmlns:cx2="http://schemas.microsoft.com/office/drawing/2015/10/21/chartex" xmlns:cx3="http://schemas.microsoft.com/office/drawing/2016/5/9/chartex" xmlns:cx4="http://schemas.microsoft.com/office/drawing/2016/5/10/chartex" xmlns:cx5="http://schemas.microsoft.com/office/drawing/2016/5/11/chartex" xmlns:cx6="http://schemas.microsoft.com/office/drawing/2016/5/12/chartex" xmlns:cx7="http://schemas.microsoft.com/office/drawing/2016/5/13/chartex" xmlns:cx8="http://schemas.microsoft.com/office/drawing/2016/5/14/chartex" xmlns:mc="http://schemas.openxmlformats.org/markup-compatibility/2006" xmlns:aink="http://schemas.microsoft.com/office/drawing/2016/ink" xmlns:am3d="http://schemas.microsoft.com/office/drawing/2017/model3d" xmlns:o="urn:schemas-microsoft-com:office:office" xmlns:r="http://schemas.openxmlformats.org/officeDocument/2006/relationships" xmlns:m="http://schemas.openxmlformats.org/officeDocument/2006/math" xmlns:v="urn:schemas-microsoft-com:vml" xmlns:wp14="http://schemas.microsoft.com/office/word/2010/wordprocessingDrawing" xmlns:wp="http://schemas.openxmlformats.org/drawingml/2006/wordprocessingDrawing" xmlns:w10="urn:schemas-microsoft-com:office:word" xmlns:w="http://schemas.openxmlformats.org/wordprocessingml/2006/main" xmlns:w14="http://schemas.microsoft.com/office/word/2010/wordml" xmlns:w15="http://schemas.microsoft.com/office/word/2012/wordml" xmlns:w16cid="http://schemas.microsoft.com/office/word/2016/wordml/cid" xmlns:w16se="http://schemas.microsoft.com/office/word/2015/wordml/symex" xmlns:wpg="http://schemas.microsoft.com/office/word/2010/wordprocessingGroup" xmlns:wpi="http://schemas.microsoft.com/office/word/2010/wordprocessingInk" xmlns:wne="http://schemas.microsoft.com/office/word/2006/wordml" xmlns:wps="http://schemas.microsoft.com/office/word/2010/wordprocessingShape" mc:Ignorable="w14 w15 w16se w16cid wp14">
   <w:p>
     <w:pPr>
       <w:pStyle w:val="Footer"/>
@@ -3947,7 +4993,7 @@
 </file>
 
 <file path=word/footer2.xml><?xml version="1.0" encoding="utf-8"?>
-<w:ftr xmlns:wpc="http://schemas.microsoft.com/office/word/2010/wordprocessingCanvas" xmlns:cx="http://schemas.microsoft.com/office/drawing/2014/chartex" xmlns:cx1="http://schemas.microsoft.com/office/drawing/2015/9/8/chartex" xmlns:cx2="http://schemas.microsoft.com/office/drawing/2015/10/21/chartex" xmlns:cx3="http://schemas.microsoft.com/office/drawing/2016/5/9/chartex" xmlns:cx4="http://schemas.microsoft.com/office/drawing/2016/5/10/chartex" xmlns:cx5="http://schemas.microsoft.com/office/drawing/2016/5/11/chartex" xmlns:cx6="http://schemas.microsoft.com/office/drawing/2016/5/12/chartex" xmlns:cx7="http://schemas.microsoft.com/office/drawing/2016/5/13/chartex" xmlns:cx8="http://schemas.microsoft.com/office/drawing/2016/5/14/chartex" xmlns:mc="http://schemas.openxmlformats.org/markup-compatibility/2006" xmlns:aink="http://schemas.microsoft.com/office/drawing/2016/ink" xmlns:am3d="http://schemas.microsoft.com/office/drawing/2017/model3d" xmlns:o="urn:schemas-microsoft-com:office:office" xmlns:oel="http://schemas.microsoft.com/office/2019/extlst" xmlns:r="http://schemas.openxmlformats.org/officeDocument/2006/relationships" xmlns:m="http://schemas.openxmlformats.org/officeDocument/2006/math" xmlns:v="urn:schemas-microsoft-com:vml" xmlns:wp14="http://schemas.microsoft.com/office/word/2010/wordprocessingDrawing" xmlns:wp="http://schemas.openxmlformats.org/drawingml/2006/wordprocessingDrawing" xmlns:w10="urn:schemas-microsoft-com:office:word" xmlns:w="http://schemas.openxmlformats.org/wordprocessingml/2006/main" xmlns:w14="http://schemas.microsoft.com/office/word/2010/wordml" xmlns:w15="http://schemas.microsoft.com/office/word/2012/wordml" xmlns:w16cex="http://schemas.microsoft.com/office/word/2018/wordml/cex" xmlns:w16cid="http://schemas.microsoft.com/office/word/2016/wordml/cid" xmlns:w16="http://schemas.microsoft.com/office/word/2018/wordml" xmlns:w16du="http://schemas.microsoft.com/office/word/2023/wordml/word16du" xmlns:w16sdtdh="http://schemas.microsoft.com/office/word/2020/wordml/sdtdatahash" xmlns:w16sdtfl="http://schemas.microsoft.com/office/word/2024/wordml/sdtformatlock" xmlns:w16se="http://schemas.microsoft.com/office/word/2015/wordml/symex" xmlns:wpg="http://schemas.microsoft.com/office/word/2010/wordprocessingGroup" xmlns:wpi="http://schemas.microsoft.com/office/word/2010/wordprocessingInk" xmlns:wne="http://schemas.microsoft.com/office/word/2006/wordml" xmlns:wps="http://schemas.microsoft.com/office/word/2010/wordprocessingShape" mc:Ignorable="w14 w15 w16se w16cid w16 w16cex w16sdtdh w16sdtfl w16du wp14">
+<w:ftr xmlns:wpc="http://schemas.microsoft.com/office/word/2010/wordprocessingCanvas" xmlns:cx="http://schemas.microsoft.com/office/drawing/2014/chartex" xmlns:cx1="http://schemas.microsoft.com/office/drawing/2015/9/8/chartex" xmlns:cx2="http://schemas.microsoft.com/office/drawing/2015/10/21/chartex" xmlns:cx3="http://schemas.microsoft.com/office/drawing/2016/5/9/chartex" xmlns:cx4="http://schemas.microsoft.com/office/drawing/2016/5/10/chartex" xmlns:cx5="http://schemas.microsoft.com/office/drawing/2016/5/11/chartex" xmlns:cx6="http://schemas.microsoft.com/office/drawing/2016/5/12/chartex" xmlns:cx7="http://schemas.microsoft.com/office/drawing/2016/5/13/chartex" xmlns:cx8="http://schemas.microsoft.com/office/drawing/2016/5/14/chartex" xmlns:mc="http://schemas.openxmlformats.org/markup-compatibility/2006" xmlns:aink="http://schemas.microsoft.com/office/drawing/2016/ink" xmlns:am3d="http://schemas.microsoft.com/office/drawing/2017/model3d" xmlns:o="urn:schemas-microsoft-com:office:office" xmlns:r="http://schemas.openxmlformats.org/officeDocument/2006/relationships" xmlns:m="http://schemas.openxmlformats.org/officeDocument/2006/math" xmlns:v="urn:schemas-microsoft-com:vml" xmlns:wp14="http://schemas.microsoft.com/office/word/2010/wordprocessingDrawing" xmlns:wp="http://schemas.openxmlformats.org/drawingml/2006/wordprocessingDrawing" xmlns:w10="urn:schemas-microsoft-com:office:word" xmlns:w="http://schemas.openxmlformats.org/wordprocessingml/2006/main" xmlns:w14="http://schemas.microsoft.com/office/word/2010/wordml" xmlns:w15="http://schemas.microsoft.com/office/word/2012/wordml" xmlns:w16cid="http://schemas.microsoft.com/office/word/2016/wordml/cid" xmlns:w16se="http://schemas.microsoft.com/office/word/2015/wordml/symex" xmlns:wpg="http://schemas.microsoft.com/office/word/2010/wordprocessingGroup" xmlns:wpi="http://schemas.microsoft.com/office/word/2010/wordprocessingInk" xmlns:wne="http://schemas.microsoft.com/office/word/2006/wordml" xmlns:wps="http://schemas.microsoft.com/office/word/2010/wordprocessingShape" mc:Ignorable="w14 w15 w16se w16cid wp14">
   <w:p>
     <w:pPr>
       <w:pStyle w:val="Footer"/>
@@ -4017,7 +5063,7 @@
             </wp:anchor>
           </w:drawing>
         </mc:Choice>
-        <mc:Fallback>
+        <mc:Fallback xmlns:w16sdtfl="http://schemas.microsoft.com/office/word/2024/wordml/sdtformatlock" xmlns:w16sdtdh="http://schemas.microsoft.com/office/word/2020/wordml/sdtdatahash" xmlns:w16du="http://schemas.microsoft.com/office/word/2023/wordml/word16du" xmlns:w16="http://schemas.microsoft.com/office/word/2018/wordml" xmlns:w16cex="http://schemas.microsoft.com/office/word/2018/wordml/cex" xmlns:oel="http://schemas.microsoft.com/office/2019/extlst">
           <w:pict>
             <v:line w14:anchorId="60400D7C" id="Straight Connector 5" o:spid="_x0000_s1026" style="position:absolute;z-index:251658240;visibility:visible;mso-wrap-style:square;mso-width-percent:0;mso-height-percent:0;mso-wrap-distance-left:9pt;mso-wrap-distance-top:-3e-5mm;mso-wrap-distance-right:9pt;mso-wrap-distance-bottom:-3e-5mm;mso-position-horizontal:absolute;mso-position-horizontal-relative:margin;mso-position-vertical:absolute;mso-position-vertical-relative:text;mso-width-percent:0;mso-height-percent:0;mso-width-relative:margin;mso-height-relative:margin" from="373.65pt,.1pt" to="555.15pt,.1pt" o:gfxdata="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" strokecolor="black [3200]" strokeweight=".5pt">
               <v:stroke joinstyle="miter"/>
@@ -4092,7 +5138,7 @@
             </wp:anchor>
           </w:drawing>
         </mc:Choice>
-        <mc:Fallback>
+        <mc:Fallback xmlns:w16sdtfl="http://schemas.microsoft.com/office/word/2024/wordml/sdtformatlock" xmlns:w16sdtdh="http://schemas.microsoft.com/office/word/2020/wordml/sdtdatahash" xmlns:w16du="http://schemas.microsoft.com/office/word/2023/wordml/word16du" xmlns:w16="http://schemas.microsoft.com/office/word/2018/wordml" xmlns:w16cex="http://schemas.microsoft.com/office/word/2018/wordml/cex" xmlns:oel="http://schemas.microsoft.com/office/2019/extlst">
           <w:pict>
             <v:line w14:anchorId="3C85D896" id="Straight Connector 3" o:spid="_x0000_s1026" style="position:absolute;z-index:251658240;visibility:visible;mso-wrap-style:square;mso-width-percent:0;mso-height-percent:0;mso-wrap-distance-left:3.17497mm;mso-wrap-distance-top:0;mso-wrap-distance-right:3.17497mm;mso-wrap-distance-bottom:0;mso-position-horizontal:absolute;mso-position-horizontal-relative:text;mso-position-vertical:absolute;mso-position-vertical-relative:text;mso-width-percent:0;mso-height-percent:0;mso-width-relative:page;mso-height-relative:page" from="373.95pt,.1pt" to="373.95pt,67.3pt" o:gfxdata="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" strokecolor="black [3200]" strokeweight=".5pt">
               <v:stroke joinstyle="miter"/>
@@ -4137,6 +5183,8 @@
       </w:rPr>
       <w:t>{#</w:t>
     </w:r>
+    <w:proofErr w:type="spellStart"/>
+    <w:proofErr w:type="gramStart"/>
     <w:r>
       <w:rPr>
         <w:rFonts w:cs="Calibri"/>
@@ -4147,6 +5195,7 @@
       </w:rPr>
       <w:t>companyData</w:t>
     </w:r>
+    <w:proofErr w:type="spellEnd"/>
     <w:r>
       <w:rPr>
         <w:b/>
@@ -4168,7 +5217,34 @@
         <w:szCs w:val="20"/>
         <w14:ligatures w14:val="none"/>
       </w:rPr>
-      <w:t>{companyName}</w:t>
+      <w:t>{</w:t>
+    </w:r>
+    <w:proofErr w:type="spellStart"/>
+    <w:proofErr w:type="gramEnd"/>
+    <w:r>
+      <w:rPr>
+        <w:b/>
+        <w:bCs/>
+        <w:spacing w:val="60"/>
+        <w:kern w:val="0"/>
+        <w:sz w:val="20"/>
+        <w:szCs w:val="20"/>
+        <w14:ligatures w14:val="none"/>
+      </w:rPr>
+      <w:t>companyName</w:t>
+    </w:r>
+    <w:proofErr w:type="spellEnd"/>
+    <w:r>
+      <w:rPr>
+        <w:b/>
+        <w:bCs/>
+        <w:spacing w:val="60"/>
+        <w:kern w:val="0"/>
+        <w:sz w:val="20"/>
+        <w:szCs w:val="20"/>
+        <w14:ligatures w14:val="none"/>
+      </w:rPr>
+      <w:t>}</w:t>
     </w:r>
   </w:p>
   <w:p>
@@ -4254,7 +5330,7 @@
 </file>
 
 <file path=word/footer3.xml><?xml version="1.0" encoding="utf-8"?>
-<w:ftr xmlns:wpc="http://schemas.microsoft.com/office/word/2010/wordprocessingCanvas" xmlns:cx="http://schemas.microsoft.com/office/drawing/2014/chartex" xmlns:cx1="http://schemas.microsoft.com/office/drawing/2015/9/8/chartex" xmlns:cx2="http://schemas.microsoft.com/office/drawing/2015/10/21/chartex" xmlns:cx3="http://schemas.microsoft.com/office/drawing/2016/5/9/chartex" xmlns:cx4="http://schemas.microsoft.com/office/drawing/2016/5/10/chartex" xmlns:cx5="http://schemas.microsoft.com/office/drawing/2016/5/11/chartex" xmlns:cx6="http://schemas.microsoft.com/office/drawing/2016/5/12/chartex" xmlns:cx7="http://schemas.microsoft.com/office/drawing/2016/5/13/chartex" xmlns:cx8="http://schemas.microsoft.com/office/drawing/2016/5/14/chartex" xmlns:mc="http://schemas.openxmlformats.org/markup-compatibility/2006" xmlns:aink="http://schemas.microsoft.com/office/drawing/2016/ink" xmlns:am3d="http://schemas.microsoft.com/office/drawing/2017/model3d" xmlns:o="urn:schemas-microsoft-com:office:office" xmlns:oel="http://schemas.microsoft.com/office/2019/extlst" xmlns:r="http://schemas.openxmlformats.org/officeDocument/2006/relationships" xmlns:m="http://schemas.openxmlformats.org/officeDocument/2006/math" xmlns:v="urn:schemas-microsoft-com:vml" xmlns:wp14="http://schemas.microsoft.com/office/word/2010/wordprocessingDrawing" xmlns:wp="http://schemas.openxmlformats.org/drawingml/2006/wordprocessingDrawing" xmlns:w10="urn:schemas-microsoft-com:office:word" xmlns:w="http://schemas.openxmlformats.org/wordprocessingml/2006/main" xmlns:w14="http://schemas.microsoft.com/office/word/2010/wordml" xmlns:w15="http://schemas.microsoft.com/office/word/2012/wordml" xmlns:w16cex="http://schemas.microsoft.com/office/word/2018/wordml/cex" xmlns:w16cid="http://schemas.microsoft.com/office/word/2016/wordml/cid" xmlns:w16="http://schemas.microsoft.com/office/word/2018/wordml" xmlns:w16du="http://schemas.microsoft.com/office/word/2023/wordml/word16du" xmlns:w16sdtdh="http://schemas.microsoft.com/office/word/2020/wordml/sdtdatahash" xmlns:w16sdtfl="http://schemas.microsoft.com/office/word/2024/wordml/sdtformatlock" xmlns:w16se="http://schemas.microsoft.com/office/word/2015/wordml/symex" xmlns:wpg="http://schemas.microsoft.com/office/word/2010/wordprocessingGroup" xmlns:wpi="http://schemas.microsoft.com/office/word/2010/wordprocessingInk" xmlns:wne="http://schemas.microsoft.com/office/word/2006/wordml" xmlns:wps="http://schemas.microsoft.com/office/word/2010/wordprocessingShape" mc:Ignorable="w14 w15 w16se w16cid w16 w16cex w16sdtdh w16sdtfl w16du wp14">
+<w:ftr xmlns:wpc="http://schemas.microsoft.com/office/word/2010/wordprocessingCanvas" xmlns:cx="http://schemas.microsoft.com/office/drawing/2014/chartex" xmlns:cx1="http://schemas.microsoft.com/office/drawing/2015/9/8/chartex" xmlns:cx2="http://schemas.microsoft.com/office/drawing/2015/10/21/chartex" xmlns:cx3="http://schemas.microsoft.com/office/drawing/2016/5/9/chartex" xmlns:cx4="http://schemas.microsoft.com/office/drawing/2016/5/10/chartex" xmlns:cx5="http://schemas.microsoft.com/office/drawing/2016/5/11/chartex" xmlns:cx6="http://schemas.microsoft.com/office/drawing/2016/5/12/chartex" xmlns:cx7="http://schemas.microsoft.com/office/drawing/2016/5/13/chartex" xmlns:cx8="http://schemas.microsoft.com/office/drawing/2016/5/14/chartex" xmlns:mc="http://schemas.openxmlformats.org/markup-compatibility/2006" xmlns:aink="http://schemas.microsoft.com/office/drawing/2016/ink" xmlns:am3d="http://schemas.microsoft.com/office/drawing/2017/model3d" xmlns:o="urn:schemas-microsoft-com:office:office" xmlns:r="http://schemas.openxmlformats.org/officeDocument/2006/relationships" xmlns:m="http://schemas.openxmlformats.org/officeDocument/2006/math" xmlns:v="urn:schemas-microsoft-com:vml" xmlns:wp14="http://schemas.microsoft.com/office/word/2010/wordprocessingDrawing" xmlns:wp="http://schemas.openxmlformats.org/drawingml/2006/wordprocessingDrawing" xmlns:w10="urn:schemas-microsoft-com:office:word" xmlns:w="http://schemas.openxmlformats.org/wordprocessingml/2006/main" xmlns:w14="http://schemas.microsoft.com/office/word/2010/wordml" xmlns:w15="http://schemas.microsoft.com/office/word/2012/wordml" xmlns:w16cid="http://schemas.microsoft.com/office/word/2016/wordml/cid" xmlns:w16se="http://schemas.microsoft.com/office/word/2015/wordml/symex" xmlns:wpg="http://schemas.microsoft.com/office/word/2010/wordprocessingGroup" xmlns:wpi="http://schemas.microsoft.com/office/word/2010/wordprocessingInk" xmlns:wne="http://schemas.microsoft.com/office/word/2006/wordml" xmlns:wps="http://schemas.microsoft.com/office/word/2010/wordprocessingShape" mc:Ignorable="w14 w15 w16se w16cid wp14">
   <w:p>
     <w:pPr>
       <w:pStyle w:val="Footer"/>
@@ -4264,7 +5340,7 @@
 </file>
 
 <file path=word/footnotes.xml><?xml version="1.0" encoding="utf-8"?>
-<w:footnotes xmlns:wpc="http://schemas.microsoft.com/office/word/2010/wordprocessingCanvas" xmlns:cx="http://schemas.microsoft.com/office/drawing/2014/chartex" xmlns:cx1="http://schemas.microsoft.com/office/drawing/2015/9/8/chartex" xmlns:cx2="http://schemas.microsoft.com/office/drawing/2015/10/21/chartex" xmlns:cx3="http://schemas.microsoft.com/office/drawing/2016/5/9/chartex" xmlns:cx4="http://schemas.microsoft.com/office/drawing/2016/5/10/chartex" xmlns:cx5="http://schemas.microsoft.com/office/drawing/2016/5/11/chartex" xmlns:cx6="http://schemas.microsoft.com/office/drawing/2016/5/12/chartex" xmlns:cx7="http://schemas.microsoft.com/office/drawing/2016/5/13/chartex" xmlns:cx8="http://schemas.microsoft.com/office/drawing/2016/5/14/chartex" xmlns:mc="http://schemas.openxmlformats.org/markup-compatibility/2006" xmlns:aink="http://schemas.microsoft.com/office/drawing/2016/ink" xmlns:am3d="http://schemas.microsoft.com/office/drawing/2017/model3d" xmlns:o="urn:schemas-microsoft-com:office:office" xmlns:oel="http://schemas.microsoft.com/office/2019/extlst" xmlns:r="http://schemas.openxmlformats.org/officeDocument/2006/relationships" xmlns:m="http://schemas.openxmlformats.org/officeDocument/2006/math" xmlns:v="urn:schemas-microsoft-com:vml" xmlns:wp14="http://schemas.microsoft.com/office/word/2010/wordprocessingDrawing" xmlns:wp="http://schemas.openxmlformats.org/drawingml/2006/wordprocessingDrawing" xmlns:w10="urn:schemas-microsoft-com:office:word" xmlns:w="http://schemas.openxmlformats.org/wordprocessingml/2006/main" xmlns:w14="http://schemas.microsoft.com/office/word/2010/wordml" xmlns:w15="http://schemas.microsoft.com/office/word/2012/wordml" xmlns:w16cex="http://schemas.microsoft.com/office/word/2018/wordml/cex" xmlns:w16cid="http://schemas.microsoft.com/office/word/2016/wordml/cid" xmlns:w16="http://schemas.microsoft.com/office/word/2018/wordml" xmlns:w16du="http://schemas.microsoft.com/office/word/2023/wordml/word16du" xmlns:w16sdtdh="http://schemas.microsoft.com/office/word/2020/wordml/sdtdatahash" xmlns:w16sdtfl="http://schemas.microsoft.com/office/word/2024/wordml/sdtformatlock" xmlns:w16se="http://schemas.microsoft.com/office/word/2015/wordml/symex" xmlns:wpg="http://schemas.microsoft.com/office/word/2010/wordprocessingGroup" xmlns:wpi="http://schemas.microsoft.com/office/word/2010/wordprocessingInk" xmlns:wne="http://schemas.microsoft.com/office/word/2006/wordml" xmlns:wps="http://schemas.microsoft.com/office/word/2010/wordprocessingShape" mc:Ignorable="w14 w15 w16se w16cid w16 w16cex w16sdtdh w16sdtfl w16du wp14">
+<w:footnotes xmlns:wpc="http://schemas.microsoft.com/office/word/2010/wordprocessingCanvas" xmlns:cx="http://schemas.microsoft.com/office/drawing/2014/chartex" xmlns:cx1="http://schemas.microsoft.com/office/drawing/2015/9/8/chartex" xmlns:cx2="http://schemas.microsoft.com/office/drawing/2015/10/21/chartex" xmlns:cx3="http://schemas.microsoft.com/office/drawing/2016/5/9/chartex" xmlns:cx4="http://schemas.microsoft.com/office/drawing/2016/5/10/chartex" xmlns:cx5="http://schemas.microsoft.com/office/drawing/2016/5/11/chartex" xmlns:cx6="http://schemas.microsoft.com/office/drawing/2016/5/12/chartex" xmlns:cx7="http://schemas.microsoft.com/office/drawing/2016/5/13/chartex" xmlns:cx8="http://schemas.microsoft.com/office/drawing/2016/5/14/chartex" xmlns:mc="http://schemas.openxmlformats.org/markup-compatibility/2006" xmlns:aink="http://schemas.microsoft.com/office/drawing/2016/ink" xmlns:am3d="http://schemas.microsoft.com/office/drawing/2017/model3d" xmlns:o="urn:schemas-microsoft-com:office:office" xmlns:r="http://schemas.openxmlformats.org/officeDocument/2006/relationships" xmlns:m="http://schemas.openxmlformats.org/officeDocument/2006/math" xmlns:v="urn:schemas-microsoft-com:vml" xmlns:wp14="http://schemas.microsoft.com/office/word/2010/wordprocessingDrawing" xmlns:wp="http://schemas.openxmlformats.org/drawingml/2006/wordprocessingDrawing" xmlns:w10="urn:schemas-microsoft-com:office:word" xmlns:w="http://schemas.openxmlformats.org/wordprocessingml/2006/main" xmlns:w14="http://schemas.microsoft.com/office/word/2010/wordml" xmlns:w15="http://schemas.microsoft.com/office/word/2012/wordml" xmlns:w16cid="http://schemas.microsoft.com/office/word/2016/wordml/cid" xmlns:w16se="http://schemas.microsoft.com/office/word/2015/wordml/symex" xmlns:wpg="http://schemas.microsoft.com/office/word/2010/wordprocessingGroup" xmlns:wpi="http://schemas.microsoft.com/office/word/2010/wordprocessingInk" xmlns:wne="http://schemas.microsoft.com/office/word/2006/wordml" xmlns:wps="http://schemas.microsoft.com/office/word/2010/wordprocessingShape" mc:Ignorable="w14 w15 w16se w16cid wp14">
   <w:footnote w:type="separator" w:id="-1">
     <w:p>
       <w:pPr>
@@ -4289,7 +5365,7 @@
 </file>
 
 <file path=word/header1.xml><?xml version="1.0" encoding="utf-8"?>
-<w:hdr xmlns:wpc="http://schemas.microsoft.com/office/word/2010/wordprocessingCanvas" xmlns:cx="http://schemas.microsoft.com/office/drawing/2014/chartex" xmlns:cx1="http://schemas.microsoft.com/office/drawing/2015/9/8/chartex" xmlns:cx2="http://schemas.microsoft.com/office/drawing/2015/10/21/chartex" xmlns:cx3="http://schemas.microsoft.com/office/drawing/2016/5/9/chartex" xmlns:cx4="http://schemas.microsoft.com/office/drawing/2016/5/10/chartex" xmlns:cx5="http://schemas.microsoft.com/office/drawing/2016/5/11/chartex" xmlns:cx6="http://schemas.microsoft.com/office/drawing/2016/5/12/chartex" xmlns:cx7="http://schemas.microsoft.com/office/drawing/2016/5/13/chartex" xmlns:cx8="http://schemas.microsoft.com/office/drawing/2016/5/14/chartex" xmlns:mc="http://schemas.openxmlformats.org/markup-compatibility/2006" xmlns:aink="http://schemas.microsoft.com/office/drawing/2016/ink" xmlns:am3d="http://schemas.microsoft.com/office/drawing/2017/model3d" xmlns:o="urn:schemas-microsoft-com:office:office" xmlns:oel="http://schemas.microsoft.com/office/2019/extlst" xmlns:r="http://schemas.openxmlformats.org/officeDocument/2006/relationships" xmlns:m="http://schemas.openxmlformats.org/officeDocument/2006/math" xmlns:v="urn:schemas-microsoft-com:vml" xmlns:wp14="http://schemas.microsoft.com/office/word/2010/wordprocessingDrawing" xmlns:wp="http://schemas.openxmlformats.org/drawingml/2006/wordprocessingDrawing" xmlns:w10="urn:schemas-microsoft-com:office:word" xmlns:w="http://schemas.openxmlformats.org/wordprocessingml/2006/main" xmlns:w14="http://schemas.microsoft.com/office/word/2010/wordml" xmlns:w15="http://schemas.microsoft.com/office/word/2012/wordml" xmlns:w16cex="http://schemas.microsoft.com/office/word/2018/wordml/cex" xmlns:w16cid="http://schemas.microsoft.com/office/word/2016/wordml/cid" xmlns:w16="http://schemas.microsoft.com/office/word/2018/wordml" xmlns:w16du="http://schemas.microsoft.com/office/word/2023/wordml/word16du" xmlns:w16sdtdh="http://schemas.microsoft.com/office/word/2020/wordml/sdtdatahash" xmlns:w16sdtfl="http://schemas.microsoft.com/office/word/2024/wordml/sdtformatlock" xmlns:w16se="http://schemas.microsoft.com/office/word/2015/wordml/symex" xmlns:wpg="http://schemas.microsoft.com/office/word/2010/wordprocessingGroup" xmlns:wpi="http://schemas.microsoft.com/office/word/2010/wordprocessingInk" xmlns:wne="http://schemas.microsoft.com/office/word/2006/wordml" xmlns:wps="http://schemas.microsoft.com/office/word/2010/wordprocessingShape" mc:Ignorable="w14 w15 w16se w16cid w16 w16cex w16sdtdh w16sdtfl w16du wp14">
+<w:hdr xmlns:wpc="http://schemas.microsoft.com/office/word/2010/wordprocessingCanvas" xmlns:cx="http://schemas.microsoft.com/office/drawing/2014/chartex" xmlns:cx1="http://schemas.microsoft.com/office/drawing/2015/9/8/chartex" xmlns:cx2="http://schemas.microsoft.com/office/drawing/2015/10/21/chartex" xmlns:cx3="http://schemas.microsoft.com/office/drawing/2016/5/9/chartex" xmlns:cx4="http://schemas.microsoft.com/office/drawing/2016/5/10/chartex" xmlns:cx5="http://schemas.microsoft.com/office/drawing/2016/5/11/chartex" xmlns:cx6="http://schemas.microsoft.com/office/drawing/2016/5/12/chartex" xmlns:cx7="http://schemas.microsoft.com/office/drawing/2016/5/13/chartex" xmlns:cx8="http://schemas.microsoft.com/office/drawing/2016/5/14/chartex" xmlns:mc="http://schemas.openxmlformats.org/markup-compatibility/2006" xmlns:aink="http://schemas.microsoft.com/office/drawing/2016/ink" xmlns:am3d="http://schemas.microsoft.com/office/drawing/2017/model3d" xmlns:o="urn:schemas-microsoft-com:office:office" xmlns:r="http://schemas.openxmlformats.org/officeDocument/2006/relationships" xmlns:m="http://schemas.openxmlformats.org/officeDocument/2006/math" xmlns:v="urn:schemas-microsoft-com:vml" xmlns:wp14="http://schemas.microsoft.com/office/word/2010/wordprocessingDrawing" xmlns:wp="http://schemas.openxmlformats.org/drawingml/2006/wordprocessingDrawing" xmlns:w10="urn:schemas-microsoft-com:office:word" xmlns:w="http://schemas.openxmlformats.org/wordprocessingml/2006/main" xmlns:w14="http://schemas.microsoft.com/office/word/2010/wordml" xmlns:w15="http://schemas.microsoft.com/office/word/2012/wordml" xmlns:w16cid="http://schemas.microsoft.com/office/word/2016/wordml/cid" xmlns:w16se="http://schemas.microsoft.com/office/word/2015/wordml/symex" xmlns:wpg="http://schemas.microsoft.com/office/word/2010/wordprocessingGroup" xmlns:wpi="http://schemas.microsoft.com/office/word/2010/wordprocessingInk" xmlns:wne="http://schemas.microsoft.com/office/word/2006/wordml" xmlns:wps="http://schemas.microsoft.com/office/word/2010/wordprocessingShape" mc:Ignorable="w14 w15 w16se w16cid wp14">
   <w:p>
     <w:pPr>
       <w:pStyle w:val="Header"/>
@@ -4299,7 +5375,7 @@
 </file>
 
 <file path=word/header2.xml><?xml version="1.0" encoding="utf-8"?>
-<w:hdr xmlns:wpc="http://schemas.microsoft.com/office/word/2010/wordprocessingCanvas" xmlns:cx="http://schemas.microsoft.com/office/drawing/2014/chartex" xmlns:cx1="http://schemas.microsoft.com/office/drawing/2015/9/8/chartex" xmlns:cx2="http://schemas.microsoft.com/office/drawing/2015/10/21/chartex" xmlns:cx3="http://schemas.microsoft.com/office/drawing/2016/5/9/chartex" xmlns:cx4="http://schemas.microsoft.com/office/drawing/2016/5/10/chartex" xmlns:cx5="http://schemas.microsoft.com/office/drawing/2016/5/11/chartex" xmlns:cx6="http://schemas.microsoft.com/office/drawing/2016/5/12/chartex" xmlns:cx7="http://schemas.microsoft.com/office/drawing/2016/5/13/chartex" xmlns:cx8="http://schemas.microsoft.com/office/drawing/2016/5/14/chartex" xmlns:mc="http://schemas.openxmlformats.org/markup-compatibility/2006" xmlns:aink="http://schemas.microsoft.com/office/drawing/2016/ink" xmlns:am3d="http://schemas.microsoft.com/office/drawing/2017/model3d" xmlns:o="urn:schemas-microsoft-com:office:office" xmlns:oel="http://schemas.microsoft.com/office/2019/extlst" xmlns:r="http://schemas.openxmlformats.org/officeDocument/2006/relationships" xmlns:m="http://schemas.openxmlformats.org/officeDocument/2006/math" xmlns:v="urn:schemas-microsoft-com:vml" xmlns:wp14="http://schemas.microsoft.com/office/word/2010/wordprocessingDrawing" xmlns:wp="http://schemas.openxmlformats.org/drawingml/2006/wordprocessingDrawing" xmlns:w10="urn:schemas-microsoft-com:office:word" xmlns:w="http://schemas.openxmlformats.org/wordprocessingml/2006/main" xmlns:w14="http://schemas.microsoft.com/office/word/2010/wordml" xmlns:w15="http://schemas.microsoft.com/office/word/2012/wordml" xmlns:w16cex="http://schemas.microsoft.com/office/word/2018/wordml/cex" xmlns:w16cid="http://schemas.microsoft.com/office/word/2016/wordml/cid" xmlns:w16="http://schemas.microsoft.com/office/word/2018/wordml" xmlns:w16du="http://schemas.microsoft.com/office/word/2023/wordml/word16du" xmlns:w16sdtdh="http://schemas.microsoft.com/office/word/2020/wordml/sdtdatahash" xmlns:w16sdtfl="http://schemas.microsoft.com/office/word/2024/wordml/sdtformatlock" xmlns:w16se="http://schemas.microsoft.com/office/word/2015/wordml/symex" xmlns:wpg="http://schemas.microsoft.com/office/word/2010/wordprocessingGroup" xmlns:wpi="http://schemas.microsoft.com/office/word/2010/wordprocessingInk" xmlns:wne="http://schemas.microsoft.com/office/word/2006/wordml" xmlns:wps="http://schemas.microsoft.com/office/word/2010/wordprocessingShape" mc:Ignorable="w14 w15 w16se w16cid w16 w16cex w16sdtdh w16sdtfl w16du wp14">
+<w:hdr xmlns:wpc="http://schemas.microsoft.com/office/word/2010/wordprocessingCanvas" xmlns:cx="http://schemas.microsoft.com/office/drawing/2014/chartex" xmlns:cx1="http://schemas.microsoft.com/office/drawing/2015/9/8/chartex" xmlns:cx2="http://schemas.microsoft.com/office/drawing/2015/10/21/chartex" xmlns:cx3="http://schemas.microsoft.com/office/drawing/2016/5/9/chartex" xmlns:cx4="http://schemas.microsoft.com/office/drawing/2016/5/10/chartex" xmlns:cx5="http://schemas.microsoft.com/office/drawing/2016/5/11/chartex" xmlns:cx6="http://schemas.microsoft.com/office/drawing/2016/5/12/chartex" xmlns:cx7="http://schemas.microsoft.com/office/drawing/2016/5/13/chartex" xmlns:cx8="http://schemas.microsoft.com/office/drawing/2016/5/14/chartex" xmlns:mc="http://schemas.openxmlformats.org/markup-compatibility/2006" xmlns:aink="http://schemas.microsoft.com/office/drawing/2016/ink" xmlns:am3d="http://schemas.microsoft.com/office/drawing/2017/model3d" xmlns:o="urn:schemas-microsoft-com:office:office" xmlns:r="http://schemas.openxmlformats.org/officeDocument/2006/relationships" xmlns:m="http://schemas.openxmlformats.org/officeDocument/2006/math" xmlns:v="urn:schemas-microsoft-com:vml" xmlns:wp14="http://schemas.microsoft.com/office/word/2010/wordprocessingDrawing" xmlns:wp="http://schemas.openxmlformats.org/drawingml/2006/wordprocessingDrawing" xmlns:w10="urn:schemas-microsoft-com:office:word" xmlns:w="http://schemas.openxmlformats.org/wordprocessingml/2006/main" xmlns:w14="http://schemas.microsoft.com/office/word/2010/wordml" xmlns:w15="http://schemas.microsoft.com/office/word/2012/wordml" xmlns:w16cid="http://schemas.microsoft.com/office/word/2016/wordml/cid" xmlns:w16se="http://schemas.microsoft.com/office/word/2015/wordml/symex" xmlns:wpg="http://schemas.microsoft.com/office/word/2010/wordprocessingGroup" xmlns:wpi="http://schemas.microsoft.com/office/word/2010/wordprocessingInk" xmlns:wne="http://schemas.microsoft.com/office/word/2006/wordml" xmlns:wps="http://schemas.microsoft.com/office/word/2010/wordprocessingShape" mc:Ignorable="w14 w15 w16se w16cid wp14">
   <w:p>
     <w:pPr>
       <w:pStyle w:val="Header"/>
@@ -4325,7 +5401,7 @@
 </file>
 
 <file path=word/header3.xml><?xml version="1.0" encoding="utf-8"?>
-<w:hdr xmlns:wpc="http://schemas.microsoft.com/office/word/2010/wordprocessingCanvas" xmlns:cx="http://schemas.microsoft.com/office/drawing/2014/chartex" xmlns:cx1="http://schemas.microsoft.com/office/drawing/2015/9/8/chartex" xmlns:cx2="http://schemas.microsoft.com/office/drawing/2015/10/21/chartex" xmlns:cx3="http://schemas.microsoft.com/office/drawing/2016/5/9/chartex" xmlns:cx4="http://schemas.microsoft.com/office/drawing/2016/5/10/chartex" xmlns:cx5="http://schemas.microsoft.com/office/drawing/2016/5/11/chartex" xmlns:cx6="http://schemas.microsoft.com/office/drawing/2016/5/12/chartex" xmlns:cx7="http://schemas.microsoft.com/office/drawing/2016/5/13/chartex" xmlns:cx8="http://schemas.microsoft.com/office/drawing/2016/5/14/chartex" xmlns:mc="http://schemas.openxmlformats.org/markup-compatibility/2006" xmlns:aink="http://schemas.microsoft.com/office/drawing/2016/ink" xmlns:am3d="http://schemas.microsoft.com/office/drawing/2017/model3d" xmlns:o="urn:schemas-microsoft-com:office:office" xmlns:oel="http://schemas.microsoft.com/office/2019/extlst" xmlns:r="http://schemas.openxmlformats.org/officeDocument/2006/relationships" xmlns:m="http://schemas.openxmlformats.org/officeDocument/2006/math" xmlns:v="urn:schemas-microsoft-com:vml" xmlns:wp14="http://schemas.microsoft.com/office/word/2010/wordprocessingDrawing" xmlns:wp="http://schemas.openxmlformats.org/drawingml/2006/wordprocessingDrawing" xmlns:w10="urn:schemas-microsoft-com:office:word" xmlns:w="http://schemas.openxmlformats.org/wordprocessingml/2006/main" xmlns:w14="http://schemas.microsoft.com/office/word/2010/wordml" xmlns:w15="http://schemas.microsoft.com/office/word/2012/wordml" xmlns:w16cex="http://schemas.microsoft.com/office/word/2018/wordml/cex" xmlns:w16cid="http://schemas.microsoft.com/office/word/2016/wordml/cid" xmlns:w16="http://schemas.microsoft.com/office/word/2018/wordml" xmlns:w16du="http://schemas.microsoft.com/office/word/2023/wordml/word16du" xmlns:w16sdtdh="http://schemas.microsoft.com/office/word/2020/wordml/sdtdatahash" xmlns:w16sdtfl="http://schemas.microsoft.com/office/word/2024/wordml/sdtformatlock" xmlns:w16se="http://schemas.microsoft.com/office/word/2015/wordml/symex" xmlns:wpg="http://schemas.microsoft.com/office/word/2010/wordprocessingGroup" xmlns:wpi="http://schemas.microsoft.com/office/word/2010/wordprocessingInk" xmlns:wne="http://schemas.microsoft.com/office/word/2006/wordml" xmlns:wps="http://schemas.microsoft.com/office/word/2010/wordprocessingShape" mc:Ignorable="w14 w15 w16se w16cid w16 w16cex w16sdtdh w16sdtfl w16du wp14">
+<w:hdr xmlns:wpc="http://schemas.microsoft.com/office/word/2010/wordprocessingCanvas" xmlns:cx="http://schemas.microsoft.com/office/drawing/2014/chartex" xmlns:cx1="http://schemas.microsoft.com/office/drawing/2015/9/8/chartex" xmlns:cx2="http://schemas.microsoft.com/office/drawing/2015/10/21/chartex" xmlns:cx3="http://schemas.microsoft.com/office/drawing/2016/5/9/chartex" xmlns:cx4="http://schemas.microsoft.com/office/drawing/2016/5/10/chartex" xmlns:cx5="http://schemas.microsoft.com/office/drawing/2016/5/11/chartex" xmlns:cx6="http://schemas.microsoft.com/office/drawing/2016/5/12/chartex" xmlns:cx7="http://schemas.microsoft.com/office/drawing/2016/5/13/chartex" xmlns:cx8="http://schemas.microsoft.com/office/drawing/2016/5/14/chartex" xmlns:mc="http://schemas.openxmlformats.org/markup-compatibility/2006" xmlns:aink="http://schemas.microsoft.com/office/drawing/2016/ink" xmlns:am3d="http://schemas.microsoft.com/office/drawing/2017/model3d" xmlns:o="urn:schemas-microsoft-com:office:office" xmlns:r="http://schemas.openxmlformats.org/officeDocument/2006/relationships" xmlns:m="http://schemas.openxmlformats.org/officeDocument/2006/math" xmlns:v="urn:schemas-microsoft-com:vml" xmlns:wp14="http://schemas.microsoft.com/office/word/2010/wordprocessingDrawing" xmlns:wp="http://schemas.openxmlformats.org/drawingml/2006/wordprocessingDrawing" xmlns:w10="urn:schemas-microsoft-com:office:word" xmlns:w="http://schemas.openxmlformats.org/wordprocessingml/2006/main" xmlns:w14="http://schemas.microsoft.com/office/word/2010/wordml" xmlns:w15="http://schemas.microsoft.com/office/word/2012/wordml" xmlns:w16cid="http://schemas.microsoft.com/office/word/2016/wordml/cid" xmlns:w16se="http://schemas.microsoft.com/office/word/2015/wordml/symex" xmlns:wpg="http://schemas.microsoft.com/office/word/2010/wordprocessingGroup" xmlns:wpi="http://schemas.microsoft.com/office/word/2010/wordprocessingInk" xmlns:wne="http://schemas.microsoft.com/office/word/2006/wordml" xmlns:wps="http://schemas.microsoft.com/office/word/2010/wordprocessingShape" mc:Ignorable="w14 w15 w16se w16cid wp14">
   <w:p>
     <w:pPr>
       <w:pStyle w:val="Header"/>
@@ -4335,7 +5411,7 @@
 </file>
 
 <file path=word/styles.xml><?xml version="1.0" encoding="utf-8"?>
-<w:styles xmlns:mc="http://schemas.openxmlformats.org/markup-compatibility/2006" xmlns:r="http://schemas.openxmlformats.org/officeDocument/2006/relationships" xmlns:w="http://schemas.openxmlformats.org/wordprocessingml/2006/main" xmlns:w14="http://schemas.microsoft.com/office/word/2010/wordml" xmlns:w15="http://schemas.microsoft.com/office/word/2012/wordml" xmlns:w16cex="http://schemas.microsoft.com/office/word/2018/wordml/cex" xmlns:w16cid="http://schemas.microsoft.com/office/word/2016/wordml/cid" xmlns:w16="http://schemas.microsoft.com/office/word/2018/wordml" xmlns:w16du="http://schemas.microsoft.com/office/word/2023/wordml/word16du" xmlns:w16sdtdh="http://schemas.microsoft.com/office/word/2020/wordml/sdtdatahash" xmlns:w16sdtfl="http://schemas.microsoft.com/office/word/2024/wordml/sdtformatlock" xmlns:w16se="http://schemas.microsoft.com/office/word/2015/wordml/symex" mc:Ignorable="w14 w15 w16se w16cid w16 w16cex w16sdtdh w16sdtfl w16du">
+<w:styles xmlns:mc="http://schemas.openxmlformats.org/markup-compatibility/2006" xmlns:r="http://schemas.openxmlformats.org/officeDocument/2006/relationships" xmlns:w="http://schemas.openxmlformats.org/wordprocessingml/2006/main" xmlns:w14="http://schemas.microsoft.com/office/word/2010/wordml" xmlns:w15="http://schemas.microsoft.com/office/word/2012/wordml" xmlns:w16cid="http://schemas.microsoft.com/office/word/2016/wordml/cid" xmlns:w16se="http://schemas.microsoft.com/office/word/2015/wordml/symex" mc:Ignorable="w14 w15 w16se w16cid">
   <w:docDefaults>
     <w:rPrDefault>
       <w:rPr>
@@ -4353,7 +5429,7 @@
       </w:pPr>
     </w:pPrDefault>
   </w:docDefaults>
-  <w:latentStyles w:defLockedState="0" w:defUIPriority="99" w:defSemiHidden="0" w:defUnhideWhenUsed="0" w:defQFormat="0" w:count="376">
+  <w:latentStyles w:defLockedState="0" w:defUIPriority="99" w:defSemiHidden="0" w:defUnhideWhenUsed="0" w:defQFormat="0" w:count="375">
     <w:lsdException w:name="Normal" w:uiPriority="0" w:qFormat="1"/>
     <w:lsdException w:name="heading 1" w:uiPriority="9" w:qFormat="1"/>
     <w:lsdException w:name="heading 2" w:semiHidden="1" w:uiPriority="9" w:unhideWhenUsed="1" w:qFormat="1"/>
@@ -4729,7 +5805,6 @@
     <w:lsdException w:name="Smart Hyperlink" w:semiHidden="1" w:unhideWhenUsed="1"/>
     <w:lsdException w:name="Hashtag" w:semiHidden="1" w:unhideWhenUsed="1"/>
     <w:lsdException w:name="Unresolved Mention" w:semiHidden="1" w:unhideWhenUsed="1"/>
-    <w:lsdException w:name="Smart Link" w:semiHidden="1" w:unhideWhenUsed="1"/>
   </w:latentStyles>
   <w:style w:type="paragraph" w:default="1" w:styleId="Normal">
     <w:name w:val="Normal"/>
@@ -5627,7 +6702,7 @@
 </file>
 
 <file path=customXml/itemProps1.xml><?xml version="1.0" encoding="utf-8"?>
-<ds:datastoreItem xmlns:ds="http://schemas.openxmlformats.org/officeDocument/2006/customXml" ds:itemID="{FFAC696C-E34C-4C8A-83C8-974B9911AEE2}">
+<ds:datastoreItem xmlns:ds="http://schemas.openxmlformats.org/officeDocument/2006/customXml" ds:itemID="{F864A0B9-6BA2-4039-9372-8D9BD80A3B48}">
   <ds:schemaRefs>
     <ds:schemaRef ds:uri="http://schemas.openxmlformats.org/officeDocument/2006/bibliography"/>
   </ds:schemaRefs>

--- a/electron/database/generate-document/templates/party-invoice-sq-mt.docx
+++ b/electron/database/generate-document/templates/party-invoice-sq-mt.docx
@@ -881,23 +881,8 @@
                 <w:szCs w:val="20"/>
               </w:rPr>
             </w:pPr>
-            <w:r>
-              <w:rPr>
-                <w:rFonts w:cstheme="minorHAnsi"/>
-                <w:sz w:val="20"/>
-                <w:szCs w:val="20"/>
-              </w:rPr>
-              <w:t xml:space="preserve">Buyer </w:t>
-            </w:r>
-          </w:p>
-          <w:p>
-            <w:pPr>
-              <w:rPr>
-                <w:rFonts w:cstheme="minorHAnsi"/>
-                <w:sz w:val="20"/>
-                <w:szCs w:val="20"/>
-              </w:rPr>
-            </w:pPr>
+            <w:bookmarkStart w:id="1" w:name="_GoBack"/>
+            <w:bookmarkEnd w:id="1"/>
             <w:r>
               <w:rPr>
                 <w:rFonts w:cstheme="minorHAnsi"/>
@@ -1272,17 +1257,7 @@
                 <w:sz w:val="20"/>
                 <w:szCs w:val="20"/>
               </w:rPr>
-              <w:t xml:space="preserve"> </w:t>
-            </w:r>
-            <w:bookmarkStart w:id="1" w:name="_GoBack"/>
-            <w:bookmarkEnd w:id="1"/>
-            <w:r>
-              <w:rPr>
-                <w:rFonts w:cstheme="minorHAnsi"/>
-                <w:sz w:val="20"/>
-                <w:szCs w:val="20"/>
-              </w:rPr>
-              <w:t>{</w:t>
+              <w:t xml:space="preserve"> {</w:t>
             </w:r>
             <w:proofErr w:type="spellStart"/>
             <w:r>
@@ -5063,7 +5038,7 @@
             </wp:anchor>
           </w:drawing>
         </mc:Choice>
-        <mc:Fallback xmlns:w16sdtfl="http://schemas.microsoft.com/office/word/2024/wordml/sdtformatlock" xmlns:w16sdtdh="http://schemas.microsoft.com/office/word/2020/wordml/sdtdatahash" xmlns:w16du="http://schemas.microsoft.com/office/word/2023/wordml/word16du" xmlns:w16="http://schemas.microsoft.com/office/word/2018/wordml" xmlns:w16cex="http://schemas.microsoft.com/office/word/2018/wordml/cex" xmlns:oel="http://schemas.microsoft.com/office/2019/extlst">
+        <mc:Fallback xmlns:oel="http://schemas.microsoft.com/office/2019/extlst" xmlns:w16cex="http://schemas.microsoft.com/office/word/2018/wordml/cex" xmlns:w16="http://schemas.microsoft.com/office/word/2018/wordml" xmlns:w16du="http://schemas.microsoft.com/office/word/2023/wordml/word16du" xmlns:w16sdtdh="http://schemas.microsoft.com/office/word/2020/wordml/sdtdatahash" xmlns:w16sdtfl="http://schemas.microsoft.com/office/word/2024/wordml/sdtformatlock">
           <w:pict>
             <v:line w14:anchorId="60400D7C" id="Straight Connector 5" o:spid="_x0000_s1026" style="position:absolute;z-index:251658240;visibility:visible;mso-wrap-style:square;mso-width-percent:0;mso-height-percent:0;mso-wrap-distance-left:9pt;mso-wrap-distance-top:-3e-5mm;mso-wrap-distance-right:9pt;mso-wrap-distance-bottom:-3e-5mm;mso-position-horizontal:absolute;mso-position-horizontal-relative:margin;mso-position-vertical:absolute;mso-position-vertical-relative:text;mso-width-percent:0;mso-height-percent:0;mso-width-relative:margin;mso-height-relative:margin" from="373.65pt,.1pt" to="555.15pt,.1pt" o:gfxdata="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" strokecolor="black [3200]" strokeweight=".5pt">
               <v:stroke joinstyle="miter"/>
@@ -5138,7 +5113,7 @@
             </wp:anchor>
           </w:drawing>
         </mc:Choice>
-        <mc:Fallback xmlns:w16sdtfl="http://schemas.microsoft.com/office/word/2024/wordml/sdtformatlock" xmlns:w16sdtdh="http://schemas.microsoft.com/office/word/2020/wordml/sdtdatahash" xmlns:w16du="http://schemas.microsoft.com/office/word/2023/wordml/word16du" xmlns:w16="http://schemas.microsoft.com/office/word/2018/wordml" xmlns:w16cex="http://schemas.microsoft.com/office/word/2018/wordml/cex" xmlns:oel="http://schemas.microsoft.com/office/2019/extlst">
+        <mc:Fallback xmlns:oel="http://schemas.microsoft.com/office/2019/extlst" xmlns:w16cex="http://schemas.microsoft.com/office/word/2018/wordml/cex" xmlns:w16="http://schemas.microsoft.com/office/word/2018/wordml" xmlns:w16du="http://schemas.microsoft.com/office/word/2023/wordml/word16du" xmlns:w16sdtdh="http://schemas.microsoft.com/office/word/2020/wordml/sdtdatahash" xmlns:w16sdtfl="http://schemas.microsoft.com/office/word/2024/wordml/sdtformatlock">
           <w:pict>
             <v:line w14:anchorId="3C85D896" id="Straight Connector 3" o:spid="_x0000_s1026" style="position:absolute;z-index:251658240;visibility:visible;mso-wrap-style:square;mso-width-percent:0;mso-height-percent:0;mso-wrap-distance-left:3.17497mm;mso-wrap-distance-top:0;mso-wrap-distance-right:3.17497mm;mso-wrap-distance-bottom:0;mso-position-horizontal:absolute;mso-position-horizontal-relative:text;mso-position-vertical:absolute;mso-position-vertical-relative:text;mso-width-percent:0;mso-height-percent:0;mso-width-relative:page;mso-height-relative:page" from="373.95pt,.1pt" to="373.95pt,67.3pt" o:gfxdata="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" strokecolor="black [3200]" strokeweight=".5pt">
               <v:stroke joinstyle="miter"/>
@@ -6702,7 +6677,7 @@
 </file>
 
 <file path=customXml/itemProps1.xml><?xml version="1.0" encoding="utf-8"?>
-<ds:datastoreItem xmlns:ds="http://schemas.openxmlformats.org/officeDocument/2006/customXml" ds:itemID="{F864A0B9-6BA2-4039-9372-8D9BD80A3B48}">
+<ds:datastoreItem xmlns:ds="http://schemas.openxmlformats.org/officeDocument/2006/customXml" ds:itemID="{EDD23024-25EC-4808-B809-06B389B25781}">
   <ds:schemaRefs>
     <ds:schemaRef ds:uri="http://schemas.openxmlformats.org/officeDocument/2006/bibliography"/>
   </ds:schemaRefs>
